--- a/Diagramme/EfficientNetV2.docx
+++ b/Diagramme/EfficientNetV2.docx
@@ -48,6 +48,9 @@
       <w:r>
         <w:t>EfficientNetV2</w:t>
       </w:r>
+      <w:r>
+        <w:t>(Phase 1)</w:t>
+      </w:r>
     </w:p>
     <w:p/>
     <w:p>
@@ -74,6 +77,104 @@
               </a:graphicData>
             </a:graphic>
           </wp:inline>
+        </w:drawing>
+      </w:r>
+    </w:p>
+    <w:p>
+      <w:pPr>
+        <w:pStyle w:val="berschrift2"/>
+        <w:jc w:val="center"/>
+      </w:pPr>
+      <w:r>
+        <w:rPr>
+          <w:noProof/>
+        </w:rPr>
+        <w:lastRenderedPageBreak/>
+        <w:drawing>
+          <wp:anchor distT="0" distB="0" distL="114300" distR="114300" simplePos="0" relativeHeight="251659264" behindDoc="0" locked="0" layoutInCell="1" allowOverlap="1" wp14:anchorId="7ED64969" wp14:editId="7556D6C8">
+            <wp:simplePos x="0" y="0"/>
+            <wp:positionH relativeFrom="margin">
+              <wp:align>right</wp:align>
+            </wp:positionH>
+            <wp:positionV relativeFrom="paragraph">
+              <wp:posOffset>314325</wp:posOffset>
+            </wp:positionV>
+            <wp:extent cx="9777730" cy="6305550"/>
+            <wp:effectExtent l="0" t="0" r="13970" b="0"/>
+            <wp:wrapSquare wrapText="bothSides"/>
+            <wp:docPr id="3" name="Diagramm 3">
+              <a:extLst xmlns:a="http://schemas.openxmlformats.org/drawingml/2006/main">
+                <a:ext uri="{FF2B5EF4-FFF2-40B4-BE49-F238E27FC236}">
+                  <a16:creationId xmlns:a16="http://schemas.microsoft.com/office/drawing/2014/main" id="{B03001B0-62B5-F068-B85A-FDACF3D2C140}"/>
+                </a:ext>
+              </a:extLst>
+            </wp:docPr>
+            <wp:cNvGraphicFramePr/>
+            <a:graphic xmlns:a="http://schemas.openxmlformats.org/drawingml/2006/main">
+              <a:graphicData uri="http://schemas.openxmlformats.org/drawingml/2006/chart">
+                <c:chart xmlns:c="http://schemas.openxmlformats.org/drawingml/2006/chart" xmlns:r="http://schemas.openxmlformats.org/officeDocument/2006/relationships" r:id="rId8"/>
+              </a:graphicData>
+            </a:graphic>
+            <wp14:sizeRelH relativeFrom="margin">
+              <wp14:pctWidth>0</wp14:pctWidth>
+            </wp14:sizeRelH>
+            <wp14:sizeRelV relativeFrom="margin">
+              <wp14:pctHeight>0</wp14:pctHeight>
+            </wp14:sizeRelV>
+          </wp:anchor>
+        </w:drawing>
+      </w:r>
+      <w:r>
+        <w:t>E</w:t>
+      </w:r>
+      <w:r>
+        <w:t>fficientNetV2</w:t>
+      </w:r>
+      <w:r>
+        <w:t xml:space="preserve">(Phase </w:t>
+      </w:r>
+      <w:r>
+        <w:t>2</w:t>
+      </w:r>
+      <w:r>
+        <w:t>)</w:t>
+      </w:r>
+    </w:p>
+    <w:p>
+      <w:r>
+        <w:rPr>
+          <w:noProof/>
+        </w:rPr>
+        <w:lastRenderedPageBreak/>
+        <w:drawing>
+          <wp:anchor distT="0" distB="0" distL="114300" distR="114300" simplePos="0" relativeHeight="251660288" behindDoc="0" locked="0" layoutInCell="1" allowOverlap="1" wp14:anchorId="0EFFEA1C" wp14:editId="0B5D79B7">
+            <wp:simplePos x="0" y="0"/>
+            <wp:positionH relativeFrom="margin">
+              <wp:align>left</wp:align>
+            </wp:positionH>
+            <wp:positionV relativeFrom="paragraph">
+              <wp:posOffset>285750</wp:posOffset>
+            </wp:positionV>
+            <wp:extent cx="9777730" cy="6334125"/>
+            <wp:effectExtent l="0" t="0" r="13970" b="9525"/>
+            <wp:wrapSquare wrapText="bothSides"/>
+            <wp:docPr id="4" name="Diagramm 4">
+              <a:extLst xmlns:a="http://schemas.openxmlformats.org/drawingml/2006/main">
+                <a:ext uri="{FF2B5EF4-FFF2-40B4-BE49-F238E27FC236}">
+                  <a16:creationId xmlns:a16="http://schemas.microsoft.com/office/drawing/2014/main" id="{B03001B0-62B5-F068-B85A-FDACF3D2C140}"/>
+                </a:ext>
+              </a:extLst>
+            </wp:docPr>
+            <wp:cNvGraphicFramePr/>
+            <a:graphic xmlns:a="http://schemas.openxmlformats.org/drawingml/2006/main">
+              <a:graphicData uri="http://schemas.openxmlformats.org/drawingml/2006/chart">
+                <c:chart xmlns:c="http://schemas.openxmlformats.org/drawingml/2006/chart" xmlns:r="http://schemas.openxmlformats.org/officeDocument/2006/relationships" r:id="rId9"/>
+              </a:graphicData>
+            </a:graphic>
+            <wp14:sizeRelV relativeFrom="margin">
+              <wp14:pctHeight>0</wp14:pctHeight>
+            </wp14:sizeRelV>
+          </wp:anchor>
         </w:drawing>
       </w:r>
     </w:p>
@@ -739,6 +840,7 @@
   <w:style w:type="character" w:default="1" w:styleId="Absatz-Standardschriftart">
     <w:name w:val="Default Paragraph Font"/>
     <w:uiPriority w:val="1"/>
+    <w:semiHidden/>
     <w:unhideWhenUsed/>
   </w:style>
   <w:style w:type="table" w:default="1" w:styleId="NormaleTabelle">
@@ -2928,6 +3030,6465 @@
 </c:chartSpace>
 </file>
 
+<file path=word/charts/chart3.xml><?xml version="1.0" encoding="utf-8"?>
+<c:chartSpace xmlns:c="http://schemas.openxmlformats.org/drawingml/2006/chart" xmlns:a="http://schemas.openxmlformats.org/drawingml/2006/main" xmlns:r="http://schemas.openxmlformats.org/officeDocument/2006/relationships" xmlns:c16r2="http://schemas.microsoft.com/office/drawing/2015/06/chart">
+  <c:date1904 val="0"/>
+  <c:lang val="de-DE"/>
+  <c:roundedCorners val="0"/>
+  <mc:AlternateContent xmlns:mc="http://schemas.openxmlformats.org/markup-compatibility/2006">
+    <mc:Choice xmlns:c14="http://schemas.microsoft.com/office/drawing/2007/8/2/chart" Requires="c14">
+      <c14:style val="102"/>
+    </mc:Choice>
+    <mc:Fallback>
+      <c:style val="2"/>
+    </mc:Fallback>
+  </mc:AlternateContent>
+  <c:chart>
+    <c:autoTitleDeleted val="1"/>
+    <c:plotArea>
+      <c:layout>
+        <c:manualLayout>
+          <c:layoutTarget val="inner"/>
+          <c:xMode val="edge"/>
+          <c:yMode val="edge"/>
+          <c:x val="3.5831051197549924E-2"/>
+          <c:y val="4.5324309080654261E-2"/>
+          <c:w val="0.95232188464826562"/>
+          <c:h val="0.85767989661190847"/>
+        </c:manualLayout>
+      </c:layout>
+      <c:lineChart>
+        <c:grouping val="standard"/>
+        <c:varyColors val="0"/>
+        <c:ser>
+          <c:idx val="0"/>
+          <c:order val="0"/>
+          <c:tx>
+            <c:strRef>
+              <c:f>history_phase2!$B$1</c:f>
+              <c:strCache>
+                <c:ptCount val="1"/>
+                <c:pt idx="0">
+                  <c:v>train_loss</c:v>
+                </c:pt>
+              </c:strCache>
+            </c:strRef>
+          </c:tx>
+          <c:spPr>
+            <a:ln w="28575" cap="rnd">
+              <a:solidFill>
+                <a:schemeClr val="accent1"/>
+              </a:solidFill>
+              <a:round/>
+            </a:ln>
+            <a:effectLst/>
+          </c:spPr>
+          <c:marker>
+            <c:symbol val="circle"/>
+            <c:size val="5"/>
+            <c:spPr>
+              <a:solidFill>
+                <a:schemeClr val="accent1"/>
+              </a:solidFill>
+              <a:ln w="9525">
+                <a:solidFill>
+                  <a:schemeClr val="accent1"/>
+                </a:solidFill>
+              </a:ln>
+              <a:effectLst/>
+            </c:spPr>
+          </c:marker>
+          <c:cat>
+            <c:numRef>
+              <c:f>history_phase2!$A$2:$A$101</c:f>
+              <c:numCache>
+                <c:formatCode>General</c:formatCode>
+                <c:ptCount val="100"/>
+                <c:pt idx="0">
+                  <c:v>0</c:v>
+                </c:pt>
+                <c:pt idx="1">
+                  <c:v>1</c:v>
+                </c:pt>
+                <c:pt idx="2">
+                  <c:v>2</c:v>
+                </c:pt>
+                <c:pt idx="3">
+                  <c:v>3</c:v>
+                </c:pt>
+                <c:pt idx="4">
+                  <c:v>4</c:v>
+                </c:pt>
+                <c:pt idx="5">
+                  <c:v>5</c:v>
+                </c:pt>
+                <c:pt idx="6">
+                  <c:v>6</c:v>
+                </c:pt>
+                <c:pt idx="7">
+                  <c:v>7</c:v>
+                </c:pt>
+                <c:pt idx="8">
+                  <c:v>8</c:v>
+                </c:pt>
+                <c:pt idx="9">
+                  <c:v>9</c:v>
+                </c:pt>
+                <c:pt idx="10">
+                  <c:v>10</c:v>
+                </c:pt>
+                <c:pt idx="11">
+                  <c:v>11</c:v>
+                </c:pt>
+                <c:pt idx="12">
+                  <c:v>12</c:v>
+                </c:pt>
+                <c:pt idx="13">
+                  <c:v>13</c:v>
+                </c:pt>
+                <c:pt idx="14">
+                  <c:v>14</c:v>
+                </c:pt>
+                <c:pt idx="15">
+                  <c:v>15</c:v>
+                </c:pt>
+                <c:pt idx="16">
+                  <c:v>16</c:v>
+                </c:pt>
+                <c:pt idx="17">
+                  <c:v>17</c:v>
+                </c:pt>
+                <c:pt idx="18">
+                  <c:v>18</c:v>
+                </c:pt>
+                <c:pt idx="19">
+                  <c:v>19</c:v>
+                </c:pt>
+                <c:pt idx="20">
+                  <c:v>20</c:v>
+                </c:pt>
+                <c:pt idx="21">
+                  <c:v>21</c:v>
+                </c:pt>
+                <c:pt idx="22">
+                  <c:v>22</c:v>
+                </c:pt>
+                <c:pt idx="23">
+                  <c:v>23</c:v>
+                </c:pt>
+                <c:pt idx="24">
+                  <c:v>24</c:v>
+                </c:pt>
+                <c:pt idx="25">
+                  <c:v>25</c:v>
+                </c:pt>
+                <c:pt idx="26">
+                  <c:v>26</c:v>
+                </c:pt>
+                <c:pt idx="27">
+                  <c:v>27</c:v>
+                </c:pt>
+                <c:pt idx="28">
+                  <c:v>28</c:v>
+                </c:pt>
+                <c:pt idx="29">
+                  <c:v>29</c:v>
+                </c:pt>
+                <c:pt idx="30">
+                  <c:v>30</c:v>
+                </c:pt>
+                <c:pt idx="31">
+                  <c:v>31</c:v>
+                </c:pt>
+                <c:pt idx="32">
+                  <c:v>32</c:v>
+                </c:pt>
+                <c:pt idx="33">
+                  <c:v>33</c:v>
+                </c:pt>
+                <c:pt idx="34">
+                  <c:v>34</c:v>
+                </c:pt>
+                <c:pt idx="35">
+                  <c:v>35</c:v>
+                </c:pt>
+                <c:pt idx="36">
+                  <c:v>36</c:v>
+                </c:pt>
+                <c:pt idx="37">
+                  <c:v>37</c:v>
+                </c:pt>
+                <c:pt idx="38">
+                  <c:v>38</c:v>
+                </c:pt>
+                <c:pt idx="39">
+                  <c:v>39</c:v>
+                </c:pt>
+                <c:pt idx="40">
+                  <c:v>40</c:v>
+                </c:pt>
+                <c:pt idx="41">
+                  <c:v>41</c:v>
+                </c:pt>
+                <c:pt idx="42">
+                  <c:v>42</c:v>
+                </c:pt>
+                <c:pt idx="43">
+                  <c:v>43</c:v>
+                </c:pt>
+                <c:pt idx="44">
+                  <c:v>44</c:v>
+                </c:pt>
+                <c:pt idx="45">
+                  <c:v>45</c:v>
+                </c:pt>
+                <c:pt idx="46">
+                  <c:v>46</c:v>
+                </c:pt>
+                <c:pt idx="47">
+                  <c:v>47</c:v>
+                </c:pt>
+                <c:pt idx="48">
+                  <c:v>48</c:v>
+                </c:pt>
+                <c:pt idx="49">
+                  <c:v>49</c:v>
+                </c:pt>
+                <c:pt idx="50">
+                  <c:v>50</c:v>
+                </c:pt>
+                <c:pt idx="51">
+                  <c:v>51</c:v>
+                </c:pt>
+                <c:pt idx="52">
+                  <c:v>52</c:v>
+                </c:pt>
+                <c:pt idx="53">
+                  <c:v>53</c:v>
+                </c:pt>
+                <c:pt idx="54">
+                  <c:v>54</c:v>
+                </c:pt>
+                <c:pt idx="55">
+                  <c:v>55</c:v>
+                </c:pt>
+                <c:pt idx="56">
+                  <c:v>56</c:v>
+                </c:pt>
+                <c:pt idx="57">
+                  <c:v>57</c:v>
+                </c:pt>
+                <c:pt idx="58">
+                  <c:v>58</c:v>
+                </c:pt>
+                <c:pt idx="59">
+                  <c:v>59</c:v>
+                </c:pt>
+                <c:pt idx="60">
+                  <c:v>60</c:v>
+                </c:pt>
+                <c:pt idx="61">
+                  <c:v>61</c:v>
+                </c:pt>
+                <c:pt idx="62">
+                  <c:v>62</c:v>
+                </c:pt>
+                <c:pt idx="63">
+                  <c:v>63</c:v>
+                </c:pt>
+                <c:pt idx="64">
+                  <c:v>64</c:v>
+                </c:pt>
+                <c:pt idx="65">
+                  <c:v>65</c:v>
+                </c:pt>
+                <c:pt idx="66">
+                  <c:v>66</c:v>
+                </c:pt>
+                <c:pt idx="67">
+                  <c:v>67</c:v>
+                </c:pt>
+                <c:pt idx="68">
+                  <c:v>68</c:v>
+                </c:pt>
+                <c:pt idx="69">
+                  <c:v>69</c:v>
+                </c:pt>
+                <c:pt idx="70">
+                  <c:v>70</c:v>
+                </c:pt>
+                <c:pt idx="71">
+                  <c:v>71</c:v>
+                </c:pt>
+                <c:pt idx="72">
+                  <c:v>72</c:v>
+                </c:pt>
+                <c:pt idx="73">
+                  <c:v>73</c:v>
+                </c:pt>
+                <c:pt idx="74">
+                  <c:v>74</c:v>
+                </c:pt>
+                <c:pt idx="75">
+                  <c:v>75</c:v>
+                </c:pt>
+                <c:pt idx="76">
+                  <c:v>76</c:v>
+                </c:pt>
+                <c:pt idx="77">
+                  <c:v>77</c:v>
+                </c:pt>
+                <c:pt idx="78">
+                  <c:v>78</c:v>
+                </c:pt>
+                <c:pt idx="79">
+                  <c:v>79</c:v>
+                </c:pt>
+                <c:pt idx="80">
+                  <c:v>80</c:v>
+                </c:pt>
+                <c:pt idx="81">
+                  <c:v>81</c:v>
+                </c:pt>
+                <c:pt idx="82">
+                  <c:v>82</c:v>
+                </c:pt>
+                <c:pt idx="83">
+                  <c:v>83</c:v>
+                </c:pt>
+                <c:pt idx="84">
+                  <c:v>84</c:v>
+                </c:pt>
+                <c:pt idx="85">
+                  <c:v>85</c:v>
+                </c:pt>
+                <c:pt idx="86">
+                  <c:v>86</c:v>
+                </c:pt>
+                <c:pt idx="87">
+                  <c:v>87</c:v>
+                </c:pt>
+                <c:pt idx="88">
+                  <c:v>88</c:v>
+                </c:pt>
+                <c:pt idx="89">
+                  <c:v>89</c:v>
+                </c:pt>
+                <c:pt idx="90">
+                  <c:v>90</c:v>
+                </c:pt>
+                <c:pt idx="91">
+                  <c:v>91</c:v>
+                </c:pt>
+                <c:pt idx="92">
+                  <c:v>92</c:v>
+                </c:pt>
+                <c:pt idx="93">
+                  <c:v>93</c:v>
+                </c:pt>
+                <c:pt idx="94">
+                  <c:v>94</c:v>
+                </c:pt>
+                <c:pt idx="95">
+                  <c:v>95</c:v>
+                </c:pt>
+                <c:pt idx="96">
+                  <c:v>96</c:v>
+                </c:pt>
+                <c:pt idx="97">
+                  <c:v>97</c:v>
+                </c:pt>
+                <c:pt idx="98">
+                  <c:v>98</c:v>
+                </c:pt>
+                <c:pt idx="99">
+                  <c:v>99</c:v>
+                </c:pt>
+              </c:numCache>
+            </c:numRef>
+          </c:cat>
+          <c:val>
+            <c:numRef>
+              <c:f>history_phase2!$B$2:$B$101</c:f>
+              <c:numCache>
+                <c:formatCode>General</c:formatCode>
+                <c:ptCount val="100"/>
+                <c:pt idx="0">
+                  <c:v>0.57559356498718195</c:v>
+                </c:pt>
+                <c:pt idx="1">
+                  <c:v>0.28045387148857098</c:v>
+                </c:pt>
+                <c:pt idx="2">
+                  <c:v>0.19247479021549199</c:v>
+                </c:pt>
+                <c:pt idx="3">
+                  <c:v>0.18855710357427499</c:v>
+                </c:pt>
+                <c:pt idx="4">
+                  <c:v>0.16169280785322099</c:v>
+                </c:pt>
+                <c:pt idx="5">
+                  <c:v>0.132327383339405</c:v>
+                </c:pt>
+                <c:pt idx="6">
+                  <c:v>0.13080939781665801</c:v>
+                </c:pt>
+                <c:pt idx="7">
+                  <c:v>0.14411379265785201</c:v>
+                </c:pt>
+                <c:pt idx="8">
+                  <c:v>0.124014943122863</c:v>
+                </c:pt>
+                <c:pt idx="9">
+                  <c:v>0.11783609437942499</c:v>
+                </c:pt>
+                <c:pt idx="10">
+                  <c:v>0.13040247029065999</c:v>
+                </c:pt>
+                <c:pt idx="11">
+                  <c:v>0.114186424314975</c:v>
+                </c:pt>
+                <c:pt idx="12">
+                  <c:v>0.11744652223587</c:v>
+                </c:pt>
+                <c:pt idx="13">
+                  <c:v>0.108271251380443</c:v>
+                </c:pt>
+                <c:pt idx="14">
+                  <c:v>9.7690962791442806E-2</c:v>
+                </c:pt>
+                <c:pt idx="15">
+                  <c:v>0.108751906216144</c:v>
+                </c:pt>
+                <c:pt idx="16">
+                  <c:v>0.11178452450037001</c:v>
+                </c:pt>
+                <c:pt idx="17">
+                  <c:v>0.10130629575252501</c:v>
+                </c:pt>
+                <c:pt idx="18">
+                  <c:v>8.9308172285556695E-2</c:v>
+                </c:pt>
+                <c:pt idx="19">
+                  <c:v>7.4970856606960207E-2</c:v>
+                </c:pt>
+                <c:pt idx="20">
+                  <c:v>9.8767728924751205E-2</c:v>
+                </c:pt>
+                <c:pt idx="21">
+                  <c:v>8.6291481912135995E-2</c:v>
+                </c:pt>
+                <c:pt idx="22">
+                  <c:v>0.10831890916824299</c:v>
+                </c:pt>
+                <c:pt idx="23">
+                  <c:v>0.104681617200374</c:v>
+                </c:pt>
+                <c:pt idx="24">
+                  <c:v>8.4268180608749396E-2</c:v>
+                </c:pt>
+                <c:pt idx="25">
+                  <c:v>8.3357485890388494E-2</c:v>
+                </c:pt>
+                <c:pt idx="26">
+                  <c:v>9.3929031133651697E-2</c:v>
+                </c:pt>
+                <c:pt idx="27">
+                  <c:v>9.1107471346855096E-2</c:v>
+                </c:pt>
+                <c:pt idx="28">
+                  <c:v>8.7175799906253806E-2</c:v>
+                </c:pt>
+                <c:pt idx="29">
+                  <c:v>8.3825364887714304E-2</c:v>
+                </c:pt>
+                <c:pt idx="30">
+                  <c:v>9.2389344274997703E-2</c:v>
+                </c:pt>
+                <c:pt idx="31">
+                  <c:v>9.5119570255279506E-2</c:v>
+                </c:pt>
+                <c:pt idx="32">
+                  <c:v>7.3154750943183897E-2</c:v>
+                </c:pt>
+                <c:pt idx="33">
+                  <c:v>9.2826228916645007E-2</c:v>
+                </c:pt>
+                <c:pt idx="34">
+                  <c:v>8.35416482686996E-2</c:v>
+                </c:pt>
+                <c:pt idx="35">
+                  <c:v>9.0448777914047193E-2</c:v>
+                </c:pt>
+                <c:pt idx="36">
+                  <c:v>8.3930410921573606E-2</c:v>
+                </c:pt>
+                <c:pt idx="37">
+                  <c:v>8.4181129455566397E-2</c:v>
+                </c:pt>
+                <c:pt idx="38">
+                  <c:v>9.9526360809802997E-2</c:v>
+                </c:pt>
+                <c:pt idx="39">
+                  <c:v>7.8742371797561606E-2</c:v>
+                </c:pt>
+                <c:pt idx="40">
+                  <c:v>7.97626332640647E-2</c:v>
+                </c:pt>
+                <c:pt idx="41">
+                  <c:v>7.9389336109161296E-2</c:v>
+                </c:pt>
+                <c:pt idx="42">
+                  <c:v>9.0982402145862507E-2</c:v>
+                </c:pt>
+                <c:pt idx="43">
+                  <c:v>6.3294767260551402E-2</c:v>
+                </c:pt>
+                <c:pt idx="44">
+                  <c:v>7.1136069655418396E-2</c:v>
+                </c:pt>
+                <c:pt idx="45">
+                  <c:v>8.5503568470478006E-2</c:v>
+                </c:pt>
+                <c:pt idx="46">
+                  <c:v>6.2638758361339503E-2</c:v>
+                </c:pt>
+                <c:pt idx="47">
+                  <c:v>6.6023376703262304E-2</c:v>
+                </c:pt>
+                <c:pt idx="48">
+                  <c:v>7.2939687073230702E-2</c:v>
+                </c:pt>
+                <c:pt idx="49">
+                  <c:v>6.7337257206439904E-2</c:v>
+                </c:pt>
+                <c:pt idx="50">
+                  <c:v>7.5769228339195194E-2</c:v>
+                </c:pt>
+                <c:pt idx="51">
+                  <c:v>9.1423603892326302E-2</c:v>
+                </c:pt>
+                <c:pt idx="52">
+                  <c:v>7.2847263276576896E-2</c:v>
+                </c:pt>
+                <c:pt idx="53">
+                  <c:v>9.3087176918983397E-2</c:v>
+                </c:pt>
+                <c:pt idx="54">
+                  <c:v>8.8214093625545498E-2</c:v>
+                </c:pt>
+                <c:pt idx="55">
+                  <c:v>7.6238900184631295E-2</c:v>
+                </c:pt>
+                <c:pt idx="56">
+                  <c:v>7.5212583839893293E-2</c:v>
+                </c:pt>
+                <c:pt idx="57">
+                  <c:v>9.3798465192317895E-2</c:v>
+                </c:pt>
+                <c:pt idx="58">
+                  <c:v>8.6391526699066107E-2</c:v>
+                </c:pt>
+                <c:pt idx="59">
+                  <c:v>8.7249652743339498E-2</c:v>
+                </c:pt>
+                <c:pt idx="60">
+                  <c:v>8.2643268465995706E-2</c:v>
+                </c:pt>
+                <c:pt idx="61">
+                  <c:v>8.9691304802894598E-2</c:v>
+                </c:pt>
+                <c:pt idx="62">
+                  <c:v>7.7492073059081998E-2</c:v>
+                </c:pt>
+                <c:pt idx="63">
+                  <c:v>8.7919243156909896E-2</c:v>
+                </c:pt>
+                <c:pt idx="64">
+                  <c:v>7.89714576005935E-2</c:v>
+                </c:pt>
+                <c:pt idx="65">
+                  <c:v>8.2515692830085696E-2</c:v>
+                </c:pt>
+                <c:pt idx="66">
+                  <c:v>6.6680587112903505E-2</c:v>
+                </c:pt>
+                <c:pt idx="67">
+                  <c:v>8.0251765906810699E-2</c:v>
+                </c:pt>
+                <c:pt idx="68">
+                  <c:v>8.4179999589919993E-2</c:v>
+                </c:pt>
+                <c:pt idx="69">
+                  <c:v>8.4384639084339103E-2</c:v>
+                </c:pt>
+                <c:pt idx="70">
+                  <c:v>7.9652531206607799E-2</c:v>
+                </c:pt>
+                <c:pt idx="71">
+                  <c:v>9.4613834977149897E-2</c:v>
+                </c:pt>
+                <c:pt idx="72">
+                  <c:v>8.0398345589637696E-2</c:v>
+                </c:pt>
+                <c:pt idx="73">
+                  <c:v>8.3101867973804394E-2</c:v>
+                </c:pt>
+                <c:pt idx="74">
+                  <c:v>7.0973509728908493E-2</c:v>
+                </c:pt>
+                <c:pt idx="75">
+                  <c:v>8.3497435092925995E-2</c:v>
+                </c:pt>
+                <c:pt idx="76">
+                  <c:v>7.7972650885581904E-2</c:v>
+                </c:pt>
+                <c:pt idx="77">
+                  <c:v>8.7115388810634603E-2</c:v>
+                </c:pt>
+                <c:pt idx="78">
+                  <c:v>7.8263734459876999E-2</c:v>
+                </c:pt>
+                <c:pt idx="79">
+                  <c:v>6.3946795940399107E-2</c:v>
+                </c:pt>
+                <c:pt idx="80">
+                  <c:v>9.0369421005249001E-2</c:v>
+                </c:pt>
+                <c:pt idx="81">
+                  <c:v>8.4421368420124002E-2</c:v>
+                </c:pt>
+                <c:pt idx="82">
+                  <c:v>7.0680576801299994E-2</c:v>
+                </c:pt>
+                <c:pt idx="83">
+                  <c:v>9.2858102142810803E-2</c:v>
+                </c:pt>
+                <c:pt idx="84">
+                  <c:v>8.8933045685291201E-2</c:v>
+                </c:pt>
+                <c:pt idx="85">
+                  <c:v>8.6102920472621899E-2</c:v>
+                </c:pt>
+                <c:pt idx="86">
+                  <c:v>7.2576408267021095E-2</c:v>
+                </c:pt>
+                <c:pt idx="87">
+                  <c:v>7.8965019404888107E-2</c:v>
+                </c:pt>
+                <c:pt idx="88">
+                  <c:v>7.4031316697597493E-2</c:v>
+                </c:pt>
+                <c:pt idx="89">
+                  <c:v>7.3574663817882496E-2</c:v>
+                </c:pt>
+                <c:pt idx="90">
+                  <c:v>8.0044283211231207E-2</c:v>
+                </c:pt>
+                <c:pt idx="91">
+                  <c:v>7.5661504924297296E-2</c:v>
+                </c:pt>
+                <c:pt idx="92">
+                  <c:v>9.2941856324672695E-2</c:v>
+                </c:pt>
+                <c:pt idx="93">
+                  <c:v>8.6250759363174404E-2</c:v>
+                </c:pt>
+                <c:pt idx="94">
+                  <c:v>9.7084859728813103E-2</c:v>
+                </c:pt>
+                <c:pt idx="95">
+                  <c:v>7.30858380794525E-2</c:v>
+                </c:pt>
+                <c:pt idx="96">
+                  <c:v>8.37217968106269E-2</c:v>
+                </c:pt>
+                <c:pt idx="97">
+                  <c:v>8.6974217236041998E-2</c:v>
+                </c:pt>
+                <c:pt idx="98">
+                  <c:v>7.7495616972446404E-2</c:v>
+                </c:pt>
+                <c:pt idx="99">
+                  <c:v>8.0501737236976595E-2</c:v>
+                </c:pt>
+              </c:numCache>
+            </c:numRef>
+          </c:val>
+          <c:smooth val="0"/>
+          <c:extLst>
+            <c:ext xmlns:c16="http://schemas.microsoft.com/office/drawing/2014/chart" uri="{C3380CC4-5D6E-409C-BE32-E72D297353CC}">
+              <c16:uniqueId val="{00000000-244A-451B-B4CB-B547198E706D}"/>
+            </c:ext>
+          </c:extLst>
+        </c:ser>
+        <c:ser>
+          <c:idx val="2"/>
+          <c:order val="2"/>
+          <c:tx>
+            <c:strRef>
+              <c:f>history_phase2!$D$1</c:f>
+              <c:strCache>
+                <c:ptCount val="1"/>
+                <c:pt idx="0">
+                  <c:v>val_loss</c:v>
+                </c:pt>
+              </c:strCache>
+            </c:strRef>
+          </c:tx>
+          <c:spPr>
+            <a:ln w="28575" cap="rnd">
+              <a:solidFill>
+                <a:schemeClr val="accent3"/>
+              </a:solidFill>
+              <a:round/>
+            </a:ln>
+            <a:effectLst/>
+          </c:spPr>
+          <c:marker>
+            <c:symbol val="circle"/>
+            <c:size val="5"/>
+            <c:spPr>
+              <a:solidFill>
+                <a:schemeClr val="accent3"/>
+              </a:solidFill>
+              <a:ln w="9525">
+                <a:solidFill>
+                  <a:schemeClr val="accent3"/>
+                </a:solidFill>
+              </a:ln>
+              <a:effectLst/>
+            </c:spPr>
+          </c:marker>
+          <c:cat>
+            <c:numRef>
+              <c:f>history_phase2!$A$2:$A$101</c:f>
+              <c:numCache>
+                <c:formatCode>General</c:formatCode>
+                <c:ptCount val="100"/>
+                <c:pt idx="0">
+                  <c:v>0</c:v>
+                </c:pt>
+                <c:pt idx="1">
+                  <c:v>1</c:v>
+                </c:pt>
+                <c:pt idx="2">
+                  <c:v>2</c:v>
+                </c:pt>
+                <c:pt idx="3">
+                  <c:v>3</c:v>
+                </c:pt>
+                <c:pt idx="4">
+                  <c:v>4</c:v>
+                </c:pt>
+                <c:pt idx="5">
+                  <c:v>5</c:v>
+                </c:pt>
+                <c:pt idx="6">
+                  <c:v>6</c:v>
+                </c:pt>
+                <c:pt idx="7">
+                  <c:v>7</c:v>
+                </c:pt>
+                <c:pt idx="8">
+                  <c:v>8</c:v>
+                </c:pt>
+                <c:pt idx="9">
+                  <c:v>9</c:v>
+                </c:pt>
+                <c:pt idx="10">
+                  <c:v>10</c:v>
+                </c:pt>
+                <c:pt idx="11">
+                  <c:v>11</c:v>
+                </c:pt>
+                <c:pt idx="12">
+                  <c:v>12</c:v>
+                </c:pt>
+                <c:pt idx="13">
+                  <c:v>13</c:v>
+                </c:pt>
+                <c:pt idx="14">
+                  <c:v>14</c:v>
+                </c:pt>
+                <c:pt idx="15">
+                  <c:v>15</c:v>
+                </c:pt>
+                <c:pt idx="16">
+                  <c:v>16</c:v>
+                </c:pt>
+                <c:pt idx="17">
+                  <c:v>17</c:v>
+                </c:pt>
+                <c:pt idx="18">
+                  <c:v>18</c:v>
+                </c:pt>
+                <c:pt idx="19">
+                  <c:v>19</c:v>
+                </c:pt>
+                <c:pt idx="20">
+                  <c:v>20</c:v>
+                </c:pt>
+                <c:pt idx="21">
+                  <c:v>21</c:v>
+                </c:pt>
+                <c:pt idx="22">
+                  <c:v>22</c:v>
+                </c:pt>
+                <c:pt idx="23">
+                  <c:v>23</c:v>
+                </c:pt>
+                <c:pt idx="24">
+                  <c:v>24</c:v>
+                </c:pt>
+                <c:pt idx="25">
+                  <c:v>25</c:v>
+                </c:pt>
+                <c:pt idx="26">
+                  <c:v>26</c:v>
+                </c:pt>
+                <c:pt idx="27">
+                  <c:v>27</c:v>
+                </c:pt>
+                <c:pt idx="28">
+                  <c:v>28</c:v>
+                </c:pt>
+                <c:pt idx="29">
+                  <c:v>29</c:v>
+                </c:pt>
+                <c:pt idx="30">
+                  <c:v>30</c:v>
+                </c:pt>
+                <c:pt idx="31">
+                  <c:v>31</c:v>
+                </c:pt>
+                <c:pt idx="32">
+                  <c:v>32</c:v>
+                </c:pt>
+                <c:pt idx="33">
+                  <c:v>33</c:v>
+                </c:pt>
+                <c:pt idx="34">
+                  <c:v>34</c:v>
+                </c:pt>
+                <c:pt idx="35">
+                  <c:v>35</c:v>
+                </c:pt>
+                <c:pt idx="36">
+                  <c:v>36</c:v>
+                </c:pt>
+                <c:pt idx="37">
+                  <c:v>37</c:v>
+                </c:pt>
+                <c:pt idx="38">
+                  <c:v>38</c:v>
+                </c:pt>
+                <c:pt idx="39">
+                  <c:v>39</c:v>
+                </c:pt>
+                <c:pt idx="40">
+                  <c:v>40</c:v>
+                </c:pt>
+                <c:pt idx="41">
+                  <c:v>41</c:v>
+                </c:pt>
+                <c:pt idx="42">
+                  <c:v>42</c:v>
+                </c:pt>
+                <c:pt idx="43">
+                  <c:v>43</c:v>
+                </c:pt>
+                <c:pt idx="44">
+                  <c:v>44</c:v>
+                </c:pt>
+                <c:pt idx="45">
+                  <c:v>45</c:v>
+                </c:pt>
+                <c:pt idx="46">
+                  <c:v>46</c:v>
+                </c:pt>
+                <c:pt idx="47">
+                  <c:v>47</c:v>
+                </c:pt>
+                <c:pt idx="48">
+                  <c:v>48</c:v>
+                </c:pt>
+                <c:pt idx="49">
+                  <c:v>49</c:v>
+                </c:pt>
+                <c:pt idx="50">
+                  <c:v>50</c:v>
+                </c:pt>
+                <c:pt idx="51">
+                  <c:v>51</c:v>
+                </c:pt>
+                <c:pt idx="52">
+                  <c:v>52</c:v>
+                </c:pt>
+                <c:pt idx="53">
+                  <c:v>53</c:v>
+                </c:pt>
+                <c:pt idx="54">
+                  <c:v>54</c:v>
+                </c:pt>
+                <c:pt idx="55">
+                  <c:v>55</c:v>
+                </c:pt>
+                <c:pt idx="56">
+                  <c:v>56</c:v>
+                </c:pt>
+                <c:pt idx="57">
+                  <c:v>57</c:v>
+                </c:pt>
+                <c:pt idx="58">
+                  <c:v>58</c:v>
+                </c:pt>
+                <c:pt idx="59">
+                  <c:v>59</c:v>
+                </c:pt>
+                <c:pt idx="60">
+                  <c:v>60</c:v>
+                </c:pt>
+                <c:pt idx="61">
+                  <c:v>61</c:v>
+                </c:pt>
+                <c:pt idx="62">
+                  <c:v>62</c:v>
+                </c:pt>
+                <c:pt idx="63">
+                  <c:v>63</c:v>
+                </c:pt>
+                <c:pt idx="64">
+                  <c:v>64</c:v>
+                </c:pt>
+                <c:pt idx="65">
+                  <c:v>65</c:v>
+                </c:pt>
+                <c:pt idx="66">
+                  <c:v>66</c:v>
+                </c:pt>
+                <c:pt idx="67">
+                  <c:v>67</c:v>
+                </c:pt>
+                <c:pt idx="68">
+                  <c:v>68</c:v>
+                </c:pt>
+                <c:pt idx="69">
+                  <c:v>69</c:v>
+                </c:pt>
+                <c:pt idx="70">
+                  <c:v>70</c:v>
+                </c:pt>
+                <c:pt idx="71">
+                  <c:v>71</c:v>
+                </c:pt>
+                <c:pt idx="72">
+                  <c:v>72</c:v>
+                </c:pt>
+                <c:pt idx="73">
+                  <c:v>73</c:v>
+                </c:pt>
+                <c:pt idx="74">
+                  <c:v>74</c:v>
+                </c:pt>
+                <c:pt idx="75">
+                  <c:v>75</c:v>
+                </c:pt>
+                <c:pt idx="76">
+                  <c:v>76</c:v>
+                </c:pt>
+                <c:pt idx="77">
+                  <c:v>77</c:v>
+                </c:pt>
+                <c:pt idx="78">
+                  <c:v>78</c:v>
+                </c:pt>
+                <c:pt idx="79">
+                  <c:v>79</c:v>
+                </c:pt>
+                <c:pt idx="80">
+                  <c:v>80</c:v>
+                </c:pt>
+                <c:pt idx="81">
+                  <c:v>81</c:v>
+                </c:pt>
+                <c:pt idx="82">
+                  <c:v>82</c:v>
+                </c:pt>
+                <c:pt idx="83">
+                  <c:v>83</c:v>
+                </c:pt>
+                <c:pt idx="84">
+                  <c:v>84</c:v>
+                </c:pt>
+                <c:pt idx="85">
+                  <c:v>85</c:v>
+                </c:pt>
+                <c:pt idx="86">
+                  <c:v>86</c:v>
+                </c:pt>
+                <c:pt idx="87">
+                  <c:v>87</c:v>
+                </c:pt>
+                <c:pt idx="88">
+                  <c:v>88</c:v>
+                </c:pt>
+                <c:pt idx="89">
+                  <c:v>89</c:v>
+                </c:pt>
+                <c:pt idx="90">
+                  <c:v>90</c:v>
+                </c:pt>
+                <c:pt idx="91">
+                  <c:v>91</c:v>
+                </c:pt>
+                <c:pt idx="92">
+                  <c:v>92</c:v>
+                </c:pt>
+                <c:pt idx="93">
+                  <c:v>93</c:v>
+                </c:pt>
+                <c:pt idx="94">
+                  <c:v>94</c:v>
+                </c:pt>
+                <c:pt idx="95">
+                  <c:v>95</c:v>
+                </c:pt>
+                <c:pt idx="96">
+                  <c:v>96</c:v>
+                </c:pt>
+                <c:pt idx="97">
+                  <c:v>97</c:v>
+                </c:pt>
+                <c:pt idx="98">
+                  <c:v>98</c:v>
+                </c:pt>
+                <c:pt idx="99">
+                  <c:v>99</c:v>
+                </c:pt>
+              </c:numCache>
+            </c:numRef>
+          </c:cat>
+          <c:val>
+            <c:numRef>
+              <c:f>history_phase2!$D$2:$D$101</c:f>
+              <c:numCache>
+                <c:formatCode>General</c:formatCode>
+                <c:ptCount val="100"/>
+                <c:pt idx="0">
+                  <c:v>0.171994842529296</c:v>
+                </c:pt>
+                <c:pt idx="1">
+                  <c:v>9.1328289508819493E-2</c:v>
+                </c:pt>
+                <c:pt idx="2">
+                  <c:v>7.3480097532272304E-2</c:v>
+                </c:pt>
+                <c:pt idx="3">
+                  <c:v>5.8901954412460301E-2</c:v>
+                </c:pt>
+                <c:pt idx="4">
+                  <c:v>4.4584201574325501E-2</c:v>
+                </c:pt>
+                <c:pt idx="5">
+                  <c:v>4.4707567095756497E-2</c:v>
+                </c:pt>
+                <c:pt idx="6">
+                  <c:v>3.4950800299644397E-2</c:v>
+                </c:pt>
+                <c:pt idx="7">
+                  <c:v>3.7062105178833002E-2</c:v>
+                </c:pt>
+                <c:pt idx="8">
+                  <c:v>3.4389932632446198E-2</c:v>
+                </c:pt>
+                <c:pt idx="9">
+                  <c:v>3.51657338142395E-2</c:v>
+                </c:pt>
+                <c:pt idx="10">
+                  <c:v>3.1482857584953297E-2</c:v>
+                </c:pt>
+                <c:pt idx="11">
+                  <c:v>2.9956868767738301E-2</c:v>
+                </c:pt>
+                <c:pt idx="12">
+                  <c:v>2.8803089976310699E-2</c:v>
+                </c:pt>
+                <c:pt idx="13">
+                  <c:v>2.96098988056182E-2</c:v>
+                </c:pt>
+                <c:pt idx="14">
+                  <c:v>2.5272027969360299E-2</c:v>
+                </c:pt>
+                <c:pt idx="15">
+                  <c:v>2.2443415403366002E-2</c:v>
+                </c:pt>
+                <c:pt idx="16">
+                  <c:v>2.32028132677078E-2</c:v>
+                </c:pt>
+                <c:pt idx="17">
+                  <c:v>2.5653000950813201E-2</c:v>
+                </c:pt>
+                <c:pt idx="18">
+                  <c:v>1.9126086354255601E-2</c:v>
+                </c:pt>
+                <c:pt idx="19">
+                  <c:v>2.0113995194435099E-2</c:v>
+                </c:pt>
+                <c:pt idx="20">
+                  <c:v>2.08285236358642E-2</c:v>
+                </c:pt>
+                <c:pt idx="21">
+                  <c:v>2.48979417085647E-2</c:v>
+                </c:pt>
+                <c:pt idx="22">
+                  <c:v>1.8731539726257299E-2</c:v>
+                </c:pt>
+                <c:pt idx="23">
+                  <c:v>1.9265035867690999E-2</c:v>
+                </c:pt>
+                <c:pt idx="24">
+                  <c:v>1.7740701079368499E-2</c:v>
+                </c:pt>
+                <c:pt idx="25">
+                  <c:v>1.74837688207626E-2</c:v>
+                </c:pt>
+                <c:pt idx="26">
+                  <c:v>1.7415999770164399E-2</c:v>
+                </c:pt>
+                <c:pt idx="27">
+                  <c:v>1.9662470817565902E-2</c:v>
+                </c:pt>
+                <c:pt idx="28">
+                  <c:v>1.98832973241806E-2</c:v>
+                </c:pt>
+                <c:pt idx="29">
+                  <c:v>1.7638983011245699E-2</c:v>
+                </c:pt>
+                <c:pt idx="30">
+                  <c:v>1.8877835035324E-2</c:v>
+                </c:pt>
+                <c:pt idx="31">
+                  <c:v>1.6135398149490301E-2</c:v>
+                </c:pt>
+                <c:pt idx="32">
+                  <c:v>1.99443043470382E-2</c:v>
+                </c:pt>
+                <c:pt idx="33">
+                  <c:v>1.7572827219962998E-2</c:v>
+                </c:pt>
+                <c:pt idx="34">
+                  <c:v>1.85396363735198E-2</c:v>
+                </c:pt>
+                <c:pt idx="35">
+                  <c:v>1.8336400389671301E-2</c:v>
+                </c:pt>
+                <c:pt idx="36">
+                  <c:v>1.8281094431877101E-2</c:v>
+                </c:pt>
+                <c:pt idx="37">
+                  <c:v>1.9504984140396101E-2</c:v>
+                </c:pt>
+                <c:pt idx="38">
+                  <c:v>1.6208271145820598E-2</c:v>
+                </c:pt>
+                <c:pt idx="39">
+                  <c:v>1.9254818439483599E-2</c:v>
+                </c:pt>
+                <c:pt idx="40">
+                  <c:v>1.8199075341224599E-2</c:v>
+                </c:pt>
+                <c:pt idx="41">
+                  <c:v>2.0549410343170101E-2</c:v>
+                </c:pt>
+                <c:pt idx="42">
+                  <c:v>1.8847548365592898E-2</c:v>
+                </c:pt>
+                <c:pt idx="43">
+                  <c:v>1.9324570298194801E-2</c:v>
+                </c:pt>
+                <c:pt idx="44">
+                  <c:v>2.05475046634674E-2</c:v>
+                </c:pt>
+                <c:pt idx="45">
+                  <c:v>2.3482932209968499E-2</c:v>
+                </c:pt>
+                <c:pt idx="46">
+                  <c:v>1.8605572700500402E-2</c:v>
+                </c:pt>
+                <c:pt idx="47">
+                  <c:v>2.01020467281341E-2</c:v>
+                </c:pt>
+                <c:pt idx="48">
+                  <c:v>1.9721988797187801E-2</c:v>
+                </c:pt>
+                <c:pt idx="49">
+                  <c:v>1.9111709117889401E-2</c:v>
+                </c:pt>
+                <c:pt idx="50">
+                  <c:v>1.7845884680747898E-2</c:v>
+                </c:pt>
+                <c:pt idx="51">
+                  <c:v>1.7926102757453901E-2</c:v>
+                </c:pt>
+                <c:pt idx="52">
+                  <c:v>1.7949224114417999E-2</c:v>
+                </c:pt>
+                <c:pt idx="53">
+                  <c:v>1.8994426131248399E-2</c:v>
+                </c:pt>
+                <c:pt idx="54">
+                  <c:v>1.9226836442947301E-2</c:v>
+                </c:pt>
+                <c:pt idx="55">
+                  <c:v>1.7549260735511701E-2</c:v>
+                </c:pt>
+                <c:pt idx="56">
+                  <c:v>1.6690979123115499E-2</c:v>
+                </c:pt>
+                <c:pt idx="57">
+                  <c:v>2.2582758188247599E-2</c:v>
+                </c:pt>
+                <c:pt idx="58">
+                  <c:v>1.72793895006179E-2</c:v>
+                </c:pt>
+                <c:pt idx="59">
+                  <c:v>2.01163609027862E-2</c:v>
+                </c:pt>
+                <c:pt idx="60">
+                  <c:v>1.7478759407997101E-2</c:v>
+                </c:pt>
+                <c:pt idx="61">
+                  <c:v>1.90737742185592E-2</c:v>
+                </c:pt>
+                <c:pt idx="62">
+                  <c:v>2.1143076777458102E-2</c:v>
+                </c:pt>
+                <c:pt idx="63">
+                  <c:v>1.9468405485153099E-2</c:v>
+                </c:pt>
+                <c:pt idx="64">
+                  <c:v>1.7206816911697301E-2</c:v>
+                </c:pt>
+                <c:pt idx="65">
+                  <c:v>1.65588810443878E-2</c:v>
+                </c:pt>
+                <c:pt idx="66">
+                  <c:v>1.70158703327178E-2</c:v>
+                </c:pt>
+                <c:pt idx="67">
+                  <c:v>1.7580010533332802E-2</c:v>
+                </c:pt>
+                <c:pt idx="68">
+                  <c:v>1.65996124744415E-2</c:v>
+                </c:pt>
+                <c:pt idx="69">
+                  <c:v>2.1179933547973599E-2</c:v>
+                </c:pt>
+                <c:pt idx="70">
+                  <c:v>1.70605356693267E-2</c:v>
+                </c:pt>
+                <c:pt idx="71">
+                  <c:v>1.6186902999877899E-2</c:v>
+                </c:pt>
+                <c:pt idx="72">
+                  <c:v>1.8937612295150699E-2</c:v>
+                </c:pt>
+                <c:pt idx="73">
+                  <c:v>2.1407446384429901E-2</c:v>
+                </c:pt>
+                <c:pt idx="74">
+                  <c:v>1.9166254043579099E-2</c:v>
+                </c:pt>
+                <c:pt idx="75">
+                  <c:v>1.9056246876716601E-2</c:v>
+                </c:pt>
+                <c:pt idx="76">
+                  <c:v>1.6717176198959301E-2</c:v>
+                </c:pt>
+                <c:pt idx="77">
+                  <c:v>2.0079501271247802E-2</c:v>
+                </c:pt>
+                <c:pt idx="78">
+                  <c:v>1.6717508077621401E-2</c:v>
+                </c:pt>
+                <c:pt idx="79">
+                  <c:v>1.6761917948722799E-2</c:v>
+                </c:pt>
+                <c:pt idx="80">
+                  <c:v>1.6049502015113799E-2</c:v>
+                </c:pt>
+                <c:pt idx="81">
+                  <c:v>1.9115580677986101E-2</c:v>
+                </c:pt>
+                <c:pt idx="82">
+                  <c:v>1.7614393234252901E-2</c:v>
+                </c:pt>
+                <c:pt idx="83">
+                  <c:v>1.8074295997619599E-2</c:v>
+                </c:pt>
+                <c:pt idx="84">
+                  <c:v>2.01236318349838E-2</c:v>
+                </c:pt>
+                <c:pt idx="85">
+                  <c:v>1.7592917203903199E-2</c:v>
+                </c:pt>
+                <c:pt idx="86">
+                  <c:v>1.6668881416320801E-2</c:v>
+                </c:pt>
+                <c:pt idx="87">
+                  <c:v>1.7796094417572E-2</c:v>
+                </c:pt>
+                <c:pt idx="88">
+                  <c:v>1.9850985527038501E-2</c:v>
+                </c:pt>
+                <c:pt idx="89">
+                  <c:v>1.7730110883712701E-2</c:v>
+                </c:pt>
+                <c:pt idx="90">
+                  <c:v>1.74073494672775E-2</c:v>
+                </c:pt>
+                <c:pt idx="91">
+                  <c:v>1.7669613242149301E-2</c:v>
+                </c:pt>
+                <c:pt idx="92">
+                  <c:v>2.3230731010436999E-2</c:v>
+                </c:pt>
+                <c:pt idx="93">
+                  <c:v>2.3304854035377499E-2</c:v>
+                </c:pt>
+                <c:pt idx="94">
+                  <c:v>1.8005254745483399E-2</c:v>
+                </c:pt>
+                <c:pt idx="95">
+                  <c:v>1.78762091398239E-2</c:v>
+                </c:pt>
+                <c:pt idx="96">
+                  <c:v>1.85040810108184E-2</c:v>
+                </c:pt>
+                <c:pt idx="97">
+                  <c:v>1.9281380653381301E-2</c:v>
+                </c:pt>
+                <c:pt idx="98">
+                  <c:v>1.8581896543502799E-2</c:v>
+                </c:pt>
+                <c:pt idx="99">
+                  <c:v>1.90427747964859E-2</c:v>
+                </c:pt>
+              </c:numCache>
+            </c:numRef>
+          </c:val>
+          <c:smooth val="0"/>
+          <c:extLst>
+            <c:ext xmlns:c16="http://schemas.microsoft.com/office/drawing/2014/chart" uri="{C3380CC4-5D6E-409C-BE32-E72D297353CC}">
+              <c16:uniqueId val="{00000001-244A-451B-B4CB-B547198E706D}"/>
+            </c:ext>
+          </c:extLst>
+        </c:ser>
+        <c:dLbls>
+          <c:showLegendKey val="0"/>
+          <c:showVal val="0"/>
+          <c:showCatName val="0"/>
+          <c:showSerName val="0"/>
+          <c:showPercent val="0"/>
+          <c:showBubbleSize val="0"/>
+        </c:dLbls>
+        <c:marker val="1"/>
+        <c:smooth val="0"/>
+        <c:axId val="607889151"/>
+        <c:axId val="607887711"/>
+        <c:extLst>
+          <c:ext xmlns:c15="http://schemas.microsoft.com/office/drawing/2012/chart" uri="{02D57815-91ED-43cb-92C2-25804820EDAC}">
+            <c15:filteredLineSeries>
+              <c15:ser>
+                <c:idx val="1"/>
+                <c:order val="1"/>
+                <c:tx>
+                  <c:strRef>
+                    <c:extLst>
+                      <c:ext uri="{02D57815-91ED-43cb-92C2-25804820EDAC}">
+                        <c15:formulaRef>
+                          <c15:sqref>history_phase2!$C$1</c15:sqref>
+                        </c15:formulaRef>
+                      </c:ext>
+                    </c:extLst>
+                    <c:strCache>
+                      <c:ptCount val="1"/>
+                      <c:pt idx="0">
+                        <c:v>train_acc</c:v>
+                      </c:pt>
+                    </c:strCache>
+                  </c:strRef>
+                </c:tx>
+                <c:spPr>
+                  <a:ln w="28575" cap="rnd">
+                    <a:solidFill>
+                      <a:schemeClr val="accent2"/>
+                    </a:solidFill>
+                    <a:round/>
+                  </a:ln>
+                  <a:effectLst/>
+                </c:spPr>
+                <c:marker>
+                  <c:symbol val="circle"/>
+                  <c:size val="5"/>
+                  <c:spPr>
+                    <a:solidFill>
+                      <a:schemeClr val="accent2"/>
+                    </a:solidFill>
+                    <a:ln w="9525">
+                      <a:solidFill>
+                        <a:schemeClr val="accent2"/>
+                      </a:solidFill>
+                    </a:ln>
+                    <a:effectLst/>
+                  </c:spPr>
+                </c:marker>
+                <c:cat>
+                  <c:numRef>
+                    <c:extLst>
+                      <c:ext uri="{02D57815-91ED-43cb-92C2-25804820EDAC}">
+                        <c15:formulaRef>
+                          <c15:sqref>history_phase2!$A$2:$A$101</c15:sqref>
+                        </c15:formulaRef>
+                      </c:ext>
+                    </c:extLst>
+                    <c:numCache>
+                      <c:formatCode>General</c:formatCode>
+                      <c:ptCount val="100"/>
+                      <c:pt idx="0">
+                        <c:v>0</c:v>
+                      </c:pt>
+                      <c:pt idx="1">
+                        <c:v>1</c:v>
+                      </c:pt>
+                      <c:pt idx="2">
+                        <c:v>2</c:v>
+                      </c:pt>
+                      <c:pt idx="3">
+                        <c:v>3</c:v>
+                      </c:pt>
+                      <c:pt idx="4">
+                        <c:v>4</c:v>
+                      </c:pt>
+                      <c:pt idx="5">
+                        <c:v>5</c:v>
+                      </c:pt>
+                      <c:pt idx="6">
+                        <c:v>6</c:v>
+                      </c:pt>
+                      <c:pt idx="7">
+                        <c:v>7</c:v>
+                      </c:pt>
+                      <c:pt idx="8">
+                        <c:v>8</c:v>
+                      </c:pt>
+                      <c:pt idx="9">
+                        <c:v>9</c:v>
+                      </c:pt>
+                      <c:pt idx="10">
+                        <c:v>10</c:v>
+                      </c:pt>
+                      <c:pt idx="11">
+                        <c:v>11</c:v>
+                      </c:pt>
+                      <c:pt idx="12">
+                        <c:v>12</c:v>
+                      </c:pt>
+                      <c:pt idx="13">
+                        <c:v>13</c:v>
+                      </c:pt>
+                      <c:pt idx="14">
+                        <c:v>14</c:v>
+                      </c:pt>
+                      <c:pt idx="15">
+                        <c:v>15</c:v>
+                      </c:pt>
+                      <c:pt idx="16">
+                        <c:v>16</c:v>
+                      </c:pt>
+                      <c:pt idx="17">
+                        <c:v>17</c:v>
+                      </c:pt>
+                      <c:pt idx="18">
+                        <c:v>18</c:v>
+                      </c:pt>
+                      <c:pt idx="19">
+                        <c:v>19</c:v>
+                      </c:pt>
+                      <c:pt idx="20">
+                        <c:v>20</c:v>
+                      </c:pt>
+                      <c:pt idx="21">
+                        <c:v>21</c:v>
+                      </c:pt>
+                      <c:pt idx="22">
+                        <c:v>22</c:v>
+                      </c:pt>
+                      <c:pt idx="23">
+                        <c:v>23</c:v>
+                      </c:pt>
+                      <c:pt idx="24">
+                        <c:v>24</c:v>
+                      </c:pt>
+                      <c:pt idx="25">
+                        <c:v>25</c:v>
+                      </c:pt>
+                      <c:pt idx="26">
+                        <c:v>26</c:v>
+                      </c:pt>
+                      <c:pt idx="27">
+                        <c:v>27</c:v>
+                      </c:pt>
+                      <c:pt idx="28">
+                        <c:v>28</c:v>
+                      </c:pt>
+                      <c:pt idx="29">
+                        <c:v>29</c:v>
+                      </c:pt>
+                      <c:pt idx="30">
+                        <c:v>30</c:v>
+                      </c:pt>
+                      <c:pt idx="31">
+                        <c:v>31</c:v>
+                      </c:pt>
+                      <c:pt idx="32">
+                        <c:v>32</c:v>
+                      </c:pt>
+                      <c:pt idx="33">
+                        <c:v>33</c:v>
+                      </c:pt>
+                      <c:pt idx="34">
+                        <c:v>34</c:v>
+                      </c:pt>
+                      <c:pt idx="35">
+                        <c:v>35</c:v>
+                      </c:pt>
+                      <c:pt idx="36">
+                        <c:v>36</c:v>
+                      </c:pt>
+                      <c:pt idx="37">
+                        <c:v>37</c:v>
+                      </c:pt>
+                      <c:pt idx="38">
+                        <c:v>38</c:v>
+                      </c:pt>
+                      <c:pt idx="39">
+                        <c:v>39</c:v>
+                      </c:pt>
+                      <c:pt idx="40">
+                        <c:v>40</c:v>
+                      </c:pt>
+                      <c:pt idx="41">
+                        <c:v>41</c:v>
+                      </c:pt>
+                      <c:pt idx="42">
+                        <c:v>42</c:v>
+                      </c:pt>
+                      <c:pt idx="43">
+                        <c:v>43</c:v>
+                      </c:pt>
+                      <c:pt idx="44">
+                        <c:v>44</c:v>
+                      </c:pt>
+                      <c:pt idx="45">
+                        <c:v>45</c:v>
+                      </c:pt>
+                      <c:pt idx="46">
+                        <c:v>46</c:v>
+                      </c:pt>
+                      <c:pt idx="47">
+                        <c:v>47</c:v>
+                      </c:pt>
+                      <c:pt idx="48">
+                        <c:v>48</c:v>
+                      </c:pt>
+                      <c:pt idx="49">
+                        <c:v>49</c:v>
+                      </c:pt>
+                      <c:pt idx="50">
+                        <c:v>50</c:v>
+                      </c:pt>
+                      <c:pt idx="51">
+                        <c:v>51</c:v>
+                      </c:pt>
+                      <c:pt idx="52">
+                        <c:v>52</c:v>
+                      </c:pt>
+                      <c:pt idx="53">
+                        <c:v>53</c:v>
+                      </c:pt>
+                      <c:pt idx="54">
+                        <c:v>54</c:v>
+                      </c:pt>
+                      <c:pt idx="55">
+                        <c:v>55</c:v>
+                      </c:pt>
+                      <c:pt idx="56">
+                        <c:v>56</c:v>
+                      </c:pt>
+                      <c:pt idx="57">
+                        <c:v>57</c:v>
+                      </c:pt>
+                      <c:pt idx="58">
+                        <c:v>58</c:v>
+                      </c:pt>
+                      <c:pt idx="59">
+                        <c:v>59</c:v>
+                      </c:pt>
+                      <c:pt idx="60">
+                        <c:v>60</c:v>
+                      </c:pt>
+                      <c:pt idx="61">
+                        <c:v>61</c:v>
+                      </c:pt>
+                      <c:pt idx="62">
+                        <c:v>62</c:v>
+                      </c:pt>
+                      <c:pt idx="63">
+                        <c:v>63</c:v>
+                      </c:pt>
+                      <c:pt idx="64">
+                        <c:v>64</c:v>
+                      </c:pt>
+                      <c:pt idx="65">
+                        <c:v>65</c:v>
+                      </c:pt>
+                      <c:pt idx="66">
+                        <c:v>66</c:v>
+                      </c:pt>
+                      <c:pt idx="67">
+                        <c:v>67</c:v>
+                      </c:pt>
+                      <c:pt idx="68">
+                        <c:v>68</c:v>
+                      </c:pt>
+                      <c:pt idx="69">
+                        <c:v>69</c:v>
+                      </c:pt>
+                      <c:pt idx="70">
+                        <c:v>70</c:v>
+                      </c:pt>
+                      <c:pt idx="71">
+                        <c:v>71</c:v>
+                      </c:pt>
+                      <c:pt idx="72">
+                        <c:v>72</c:v>
+                      </c:pt>
+                      <c:pt idx="73">
+                        <c:v>73</c:v>
+                      </c:pt>
+                      <c:pt idx="74">
+                        <c:v>74</c:v>
+                      </c:pt>
+                      <c:pt idx="75">
+                        <c:v>75</c:v>
+                      </c:pt>
+                      <c:pt idx="76">
+                        <c:v>76</c:v>
+                      </c:pt>
+                      <c:pt idx="77">
+                        <c:v>77</c:v>
+                      </c:pt>
+                      <c:pt idx="78">
+                        <c:v>78</c:v>
+                      </c:pt>
+                      <c:pt idx="79">
+                        <c:v>79</c:v>
+                      </c:pt>
+                      <c:pt idx="80">
+                        <c:v>80</c:v>
+                      </c:pt>
+                      <c:pt idx="81">
+                        <c:v>81</c:v>
+                      </c:pt>
+                      <c:pt idx="82">
+                        <c:v>82</c:v>
+                      </c:pt>
+                      <c:pt idx="83">
+                        <c:v>83</c:v>
+                      </c:pt>
+                      <c:pt idx="84">
+                        <c:v>84</c:v>
+                      </c:pt>
+                      <c:pt idx="85">
+                        <c:v>85</c:v>
+                      </c:pt>
+                      <c:pt idx="86">
+                        <c:v>86</c:v>
+                      </c:pt>
+                      <c:pt idx="87">
+                        <c:v>87</c:v>
+                      </c:pt>
+                      <c:pt idx="88">
+                        <c:v>88</c:v>
+                      </c:pt>
+                      <c:pt idx="89">
+                        <c:v>89</c:v>
+                      </c:pt>
+                      <c:pt idx="90">
+                        <c:v>90</c:v>
+                      </c:pt>
+                      <c:pt idx="91">
+                        <c:v>91</c:v>
+                      </c:pt>
+                      <c:pt idx="92">
+                        <c:v>92</c:v>
+                      </c:pt>
+                      <c:pt idx="93">
+                        <c:v>93</c:v>
+                      </c:pt>
+                      <c:pt idx="94">
+                        <c:v>94</c:v>
+                      </c:pt>
+                      <c:pt idx="95">
+                        <c:v>95</c:v>
+                      </c:pt>
+                      <c:pt idx="96">
+                        <c:v>96</c:v>
+                      </c:pt>
+                      <c:pt idx="97">
+                        <c:v>97</c:v>
+                      </c:pt>
+                      <c:pt idx="98">
+                        <c:v>98</c:v>
+                      </c:pt>
+                      <c:pt idx="99">
+                        <c:v>99</c:v>
+                      </c:pt>
+                    </c:numCache>
+                  </c:numRef>
+                </c:cat>
+                <c:val>
+                  <c:numRef>
+                    <c:extLst>
+                      <c:ext uri="{02D57815-91ED-43cb-92C2-25804820EDAC}">
+                        <c15:formulaRef>
+                          <c15:sqref>history_phase2!$C$2:$C$201</c15:sqref>
+                        </c15:formulaRef>
+                      </c:ext>
+                    </c:extLst>
+                    <c:numCache>
+                      <c:formatCode>General</c:formatCode>
+                      <c:ptCount val="200"/>
+                      <c:pt idx="0">
+                        <c:v>0.86899999999999999</c:v>
+                      </c:pt>
+                      <c:pt idx="1">
+                        <c:v>0.93149999999999999</c:v>
+                      </c:pt>
+                      <c:pt idx="2">
+                        <c:v>0.94899999999999995</c:v>
+                      </c:pt>
+                      <c:pt idx="3">
+                        <c:v>0.94599999999999995</c:v>
+                      </c:pt>
+                      <c:pt idx="4">
+                        <c:v>0.95150000000000001</c:v>
+                      </c:pt>
+                      <c:pt idx="5">
+                        <c:v>0.95699999999999996</c:v>
+                      </c:pt>
+                      <c:pt idx="6">
+                        <c:v>0.95950000000000002</c:v>
+                      </c:pt>
+                      <c:pt idx="7">
+                        <c:v>0.95099999999999996</c:v>
+                      </c:pt>
+                      <c:pt idx="8">
+                        <c:v>0.96399999999999997</c:v>
+                      </c:pt>
+                      <c:pt idx="9">
+                        <c:v>0.96350000000000002</c:v>
+                      </c:pt>
+                      <c:pt idx="10">
+                        <c:v>0.96199999999999997</c:v>
+                      </c:pt>
+                      <c:pt idx="11">
+                        <c:v>0.96450000000000002</c:v>
+                      </c:pt>
+                      <c:pt idx="12">
+                        <c:v>0.96599999999999997</c:v>
+                      </c:pt>
+                      <c:pt idx="13">
+                        <c:v>0.96599999999999997</c:v>
+                      </c:pt>
+                      <c:pt idx="14">
+                        <c:v>0.97</c:v>
+                      </c:pt>
+                      <c:pt idx="15">
+                        <c:v>0.96650000000000003</c:v>
+                      </c:pt>
+                      <c:pt idx="16">
+                        <c:v>0.96650000000000003</c:v>
+                      </c:pt>
+                      <c:pt idx="17">
+                        <c:v>0.96699999999999997</c:v>
+                      </c:pt>
+                      <c:pt idx="18">
+                        <c:v>0.97150000000000003</c:v>
+                      </c:pt>
+                      <c:pt idx="19">
+                        <c:v>0.97550000000000003</c:v>
+                      </c:pt>
+                      <c:pt idx="20">
+                        <c:v>0.96550000000000002</c:v>
+                      </c:pt>
+                      <c:pt idx="21">
+                        <c:v>0.96950000000000003</c:v>
+                      </c:pt>
+                      <c:pt idx="22">
+                        <c:v>0.96950000000000003</c:v>
+                      </c:pt>
+                      <c:pt idx="23">
+                        <c:v>0.96550000000000002</c:v>
+                      </c:pt>
+                      <c:pt idx="24">
+                        <c:v>0.96650000000000003</c:v>
+                      </c:pt>
+                      <c:pt idx="25">
+                        <c:v>0.97399999999999998</c:v>
+                      </c:pt>
+                      <c:pt idx="26">
+                        <c:v>0.96899999999999997</c:v>
+                      </c:pt>
+                      <c:pt idx="27">
+                        <c:v>0.96550000000000002</c:v>
+                      </c:pt>
+                      <c:pt idx="28">
+                        <c:v>0.96950000000000003</c:v>
+                      </c:pt>
+                      <c:pt idx="29">
+                        <c:v>0.97</c:v>
+                      </c:pt>
+                      <c:pt idx="30">
+                        <c:v>0.97</c:v>
+                      </c:pt>
+                      <c:pt idx="31">
+                        <c:v>0.97350000000000003</c:v>
+                      </c:pt>
+                      <c:pt idx="32">
+                        <c:v>0.97550000000000003</c:v>
+                      </c:pt>
+                      <c:pt idx="33">
+                        <c:v>0.96899999999999997</c:v>
+                      </c:pt>
+                      <c:pt idx="34">
+                        <c:v>0.96950000000000003</c:v>
+                      </c:pt>
+                      <c:pt idx="35">
+                        <c:v>0.97199999999999998</c:v>
+                      </c:pt>
+                      <c:pt idx="36">
+                        <c:v>0.97199999999999998</c:v>
+                      </c:pt>
+                      <c:pt idx="37">
+                        <c:v>0.97450000000000003</c:v>
+                      </c:pt>
+                      <c:pt idx="38">
+                        <c:v>0.97050000000000003</c:v>
+                      </c:pt>
+                      <c:pt idx="39">
+                        <c:v>0.97299999999999998</c:v>
+                      </c:pt>
+                      <c:pt idx="40">
+                        <c:v>0.97150000000000003</c:v>
+                      </c:pt>
+                      <c:pt idx="41">
+                        <c:v>0.97299999999999998</c:v>
+                      </c:pt>
+                      <c:pt idx="42">
+                        <c:v>0.96899999999999997</c:v>
+                      </c:pt>
+                      <c:pt idx="43">
+                        <c:v>0.98499999999999999</c:v>
+                      </c:pt>
+                      <c:pt idx="44">
+                        <c:v>0.97750000000000004</c:v>
+                      </c:pt>
+                      <c:pt idx="45">
+                        <c:v>0.96750000000000003</c:v>
+                      </c:pt>
+                      <c:pt idx="46">
+                        <c:v>0.98099999999999998</c:v>
+                      </c:pt>
+                      <c:pt idx="47">
+                        <c:v>0.98150000000000004</c:v>
+                      </c:pt>
+                      <c:pt idx="48">
+                        <c:v>0.97250000000000003</c:v>
+                      </c:pt>
+                      <c:pt idx="49">
+                        <c:v>0.98</c:v>
+                      </c:pt>
+                      <c:pt idx="50">
+                        <c:v>0.97450000000000003</c:v>
+                      </c:pt>
+                      <c:pt idx="51">
+                        <c:v>0.96899999999999997</c:v>
+                      </c:pt>
+                      <c:pt idx="52">
+                        <c:v>0.97750000000000004</c:v>
+                      </c:pt>
+                      <c:pt idx="53">
+                        <c:v>0.96799999999999997</c:v>
+                      </c:pt>
+                      <c:pt idx="54">
+                        <c:v>0.97350000000000003</c:v>
+                      </c:pt>
+                      <c:pt idx="55">
+                        <c:v>0.97850000000000004</c:v>
+                      </c:pt>
+                      <c:pt idx="56">
+                        <c:v>0.97850000000000004</c:v>
+                      </c:pt>
+                      <c:pt idx="57">
+                        <c:v>0.97299999999999998</c:v>
+                      </c:pt>
+                      <c:pt idx="58">
+                        <c:v>0.97150000000000003</c:v>
+                      </c:pt>
+                      <c:pt idx="59">
+                        <c:v>0.97050000000000003</c:v>
+                      </c:pt>
+                      <c:pt idx="60">
+                        <c:v>0.97350000000000003</c:v>
+                      </c:pt>
+                      <c:pt idx="61">
+                        <c:v>0.97399999999999998</c:v>
+                      </c:pt>
+                      <c:pt idx="62">
+                        <c:v>0.97350000000000003</c:v>
+                      </c:pt>
+                      <c:pt idx="63">
+                        <c:v>0.97099999999999997</c:v>
+                      </c:pt>
+                      <c:pt idx="64">
+                        <c:v>0.97199999999999998</c:v>
+                      </c:pt>
+                      <c:pt idx="65">
+                        <c:v>0.97550000000000003</c:v>
+                      </c:pt>
+                      <c:pt idx="66">
+                        <c:v>0.98199999999999998</c:v>
+                      </c:pt>
+                      <c:pt idx="67">
+                        <c:v>0.97150000000000003</c:v>
+                      </c:pt>
+                      <c:pt idx="68">
+                        <c:v>0.97150000000000003</c:v>
+                      </c:pt>
+                      <c:pt idx="69">
+                        <c:v>0.97099999999999997</c:v>
+                      </c:pt>
+                      <c:pt idx="70">
+                        <c:v>0.97399999999999998</c:v>
+                      </c:pt>
+                      <c:pt idx="71">
+                        <c:v>0.96850000000000003</c:v>
+                      </c:pt>
+                      <c:pt idx="72">
+                        <c:v>0.97550000000000003</c:v>
+                      </c:pt>
+                      <c:pt idx="73">
+                        <c:v>0.96950000000000003</c:v>
+                      </c:pt>
+                      <c:pt idx="74">
+                        <c:v>0.97899999999999998</c:v>
+                      </c:pt>
+                      <c:pt idx="75">
+                        <c:v>0.97399999999999998</c:v>
+                      </c:pt>
+                      <c:pt idx="76">
+                        <c:v>0.97450000000000003</c:v>
+                      </c:pt>
+                      <c:pt idx="77">
+                        <c:v>0.96950000000000003</c:v>
+                      </c:pt>
+                      <c:pt idx="78">
+                        <c:v>0.97599999999999998</c:v>
+                      </c:pt>
+                      <c:pt idx="79">
+                        <c:v>0.98399999999999999</c:v>
+                      </c:pt>
+                      <c:pt idx="80">
+                        <c:v>0.97099999999999997</c:v>
+                      </c:pt>
+                      <c:pt idx="81">
+                        <c:v>0.97350000000000003</c:v>
+                      </c:pt>
+                      <c:pt idx="82">
+                        <c:v>0.97550000000000003</c:v>
+                      </c:pt>
+                      <c:pt idx="83">
+                        <c:v>0.96899999999999997</c:v>
+                      </c:pt>
+                      <c:pt idx="84">
+                        <c:v>0.96950000000000003</c:v>
+                      </c:pt>
+                      <c:pt idx="85">
+                        <c:v>0.97199999999999998</c:v>
+                      </c:pt>
+                      <c:pt idx="86">
+                        <c:v>0.97850000000000004</c:v>
+                      </c:pt>
+                      <c:pt idx="87">
+                        <c:v>0.97</c:v>
+                      </c:pt>
+                      <c:pt idx="88">
+                        <c:v>0.97750000000000004</c:v>
+                      </c:pt>
+                      <c:pt idx="89">
+                        <c:v>0.97599999999999998</c:v>
+                      </c:pt>
+                      <c:pt idx="90">
+                        <c:v>0.97150000000000003</c:v>
+                      </c:pt>
+                      <c:pt idx="91">
+                        <c:v>0.97499999999999998</c:v>
+                      </c:pt>
+                      <c:pt idx="92">
+                        <c:v>0.96750000000000003</c:v>
+                      </c:pt>
+                      <c:pt idx="93">
+                        <c:v>0.97250000000000003</c:v>
+                      </c:pt>
+                      <c:pt idx="94">
+                        <c:v>0.97050000000000003</c:v>
+                      </c:pt>
+                      <c:pt idx="95">
+                        <c:v>0.97650000000000003</c:v>
+                      </c:pt>
+                      <c:pt idx="96">
+                        <c:v>0.97150000000000003</c:v>
+                      </c:pt>
+                      <c:pt idx="97">
+                        <c:v>0.97550000000000003</c:v>
+                      </c:pt>
+                      <c:pt idx="98">
+                        <c:v>0.97450000000000003</c:v>
+                      </c:pt>
+                      <c:pt idx="99">
+                        <c:v>0.96899999999999997</c:v>
+                      </c:pt>
+                      <c:pt idx="100">
+                        <c:v>0.97899999999999998</c:v>
+                      </c:pt>
+                      <c:pt idx="101">
+                        <c:v>0.98599999999999999</c:v>
+                      </c:pt>
+                      <c:pt idx="102">
+                        <c:v>0.98799999999999999</c:v>
+                      </c:pt>
+                      <c:pt idx="103">
+                        <c:v>0.98950000000000005</c:v>
+                      </c:pt>
+                      <c:pt idx="104">
+                        <c:v>0.98550000000000004</c:v>
+                      </c:pt>
+                      <c:pt idx="105">
+                        <c:v>0.99399999999999999</c:v>
+                      </c:pt>
+                      <c:pt idx="106">
+                        <c:v>0.995</c:v>
+                      </c:pt>
+                      <c:pt idx="107">
+                        <c:v>0.99399999999999999</c:v>
+                      </c:pt>
+                      <c:pt idx="108">
+                        <c:v>0.99399999999999999</c:v>
+                      </c:pt>
+                      <c:pt idx="109">
+                        <c:v>0.99750000000000005</c:v>
+                      </c:pt>
+                      <c:pt idx="110">
+                        <c:v>0.99850000000000005</c:v>
+                      </c:pt>
+                      <c:pt idx="111">
+                        <c:v>0.99450000000000005</c:v>
+                      </c:pt>
+                      <c:pt idx="112">
+                        <c:v>0.99450000000000005</c:v>
+                      </c:pt>
+                      <c:pt idx="113">
+                        <c:v>0.99099999999999999</c:v>
+                      </c:pt>
+                      <c:pt idx="114">
+                        <c:v>0.997</c:v>
+                      </c:pt>
+                      <c:pt idx="115">
+                        <c:v>0.99350000000000005</c:v>
+                      </c:pt>
+                      <c:pt idx="116">
+                        <c:v>0.995</c:v>
+                      </c:pt>
+                      <c:pt idx="117">
+                        <c:v>0.99450000000000005</c:v>
+                      </c:pt>
+                      <c:pt idx="118">
+                        <c:v>0.99150000000000005</c:v>
+                      </c:pt>
+                      <c:pt idx="119">
+                        <c:v>0.99450000000000005</c:v>
+                      </c:pt>
+                      <c:pt idx="120">
+                        <c:v>0.99450000000000005</c:v>
+                      </c:pt>
+                      <c:pt idx="121">
+                        <c:v>0.99050000000000005</c:v>
+                      </c:pt>
+                      <c:pt idx="122">
+                        <c:v>0.995</c:v>
+                      </c:pt>
+                      <c:pt idx="123">
+                        <c:v>0.99050000000000005</c:v>
+                      </c:pt>
+                      <c:pt idx="124">
+                        <c:v>0.99550000000000005</c:v>
+                      </c:pt>
+                      <c:pt idx="125">
+                        <c:v>0.99150000000000005</c:v>
+                      </c:pt>
+                      <c:pt idx="126">
+                        <c:v>0.99450000000000005</c:v>
+                      </c:pt>
+                      <c:pt idx="127">
+                        <c:v>0.99550000000000005</c:v>
+                      </c:pt>
+                      <c:pt idx="128">
+                        <c:v>0.99450000000000005</c:v>
+                      </c:pt>
+                      <c:pt idx="129">
+                        <c:v>0.99350000000000005</c:v>
+                      </c:pt>
+                      <c:pt idx="130">
+                        <c:v>0.99550000000000005</c:v>
+                      </c:pt>
+                      <c:pt idx="131">
+                        <c:v>0.99650000000000005</c:v>
+                      </c:pt>
+                      <c:pt idx="132">
+                        <c:v>0.99</c:v>
+                      </c:pt>
+                      <c:pt idx="133">
+                        <c:v>0.995</c:v>
+                      </c:pt>
+                      <c:pt idx="134">
+                        <c:v>0.99850000000000005</c:v>
+                      </c:pt>
+                      <c:pt idx="135">
+                        <c:v>0.996</c:v>
+                      </c:pt>
+                      <c:pt idx="136">
+                        <c:v>0.99099999999999999</c:v>
+                      </c:pt>
+                      <c:pt idx="137">
+                        <c:v>0.996</c:v>
+                      </c:pt>
+                      <c:pt idx="138">
+                        <c:v>0.99299999999999999</c:v>
+                      </c:pt>
+                      <c:pt idx="139">
+                        <c:v>0.99550000000000005</c:v>
+                      </c:pt>
+                      <c:pt idx="140">
+                        <c:v>0.99350000000000005</c:v>
+                      </c:pt>
+                      <c:pt idx="141">
+                        <c:v>0.99050000000000005</c:v>
+                      </c:pt>
+                      <c:pt idx="142">
+                        <c:v>0.99299999999999999</c:v>
+                      </c:pt>
+                      <c:pt idx="143">
+                        <c:v>0.99350000000000005</c:v>
+                      </c:pt>
+                      <c:pt idx="144">
+                        <c:v>0.99650000000000005</c:v>
+                      </c:pt>
+                      <c:pt idx="145">
+                        <c:v>0.99550000000000005</c:v>
+                      </c:pt>
+                      <c:pt idx="146">
+                        <c:v>0.99299999999999999</c:v>
+                      </c:pt>
+                      <c:pt idx="147">
+                        <c:v>0.99250000000000005</c:v>
+                      </c:pt>
+                      <c:pt idx="148">
+                        <c:v>0.99450000000000005</c:v>
+                      </c:pt>
+                      <c:pt idx="149">
+                        <c:v>0.99650000000000005</c:v>
+                      </c:pt>
+                      <c:pt idx="150">
+                        <c:v>0.99550000000000005</c:v>
+                      </c:pt>
+                      <c:pt idx="151">
+                        <c:v>0.99350000000000005</c:v>
+                      </c:pt>
+                      <c:pt idx="152">
+                        <c:v>0.996</c:v>
+                      </c:pt>
+                      <c:pt idx="153">
+                        <c:v>0.995</c:v>
+                      </c:pt>
+                      <c:pt idx="154">
+                        <c:v>0.99299999999999999</c:v>
+                      </c:pt>
+                      <c:pt idx="155">
+                        <c:v>0.99450000000000005</c:v>
+                      </c:pt>
+                      <c:pt idx="156">
+                        <c:v>0.99550000000000005</c:v>
+                      </c:pt>
+                      <c:pt idx="157">
+                        <c:v>0.996</c:v>
+                      </c:pt>
+                      <c:pt idx="158">
+                        <c:v>0.997</c:v>
+                      </c:pt>
+                      <c:pt idx="159">
+                        <c:v>0.99350000000000005</c:v>
+                      </c:pt>
+                      <c:pt idx="160">
+                        <c:v>0.99450000000000005</c:v>
+                      </c:pt>
+                      <c:pt idx="161">
+                        <c:v>0.99399999999999999</c:v>
+                      </c:pt>
+                      <c:pt idx="162">
+                        <c:v>0.99450000000000005</c:v>
+                      </c:pt>
+                      <c:pt idx="163">
+                        <c:v>0.996</c:v>
+                      </c:pt>
+                      <c:pt idx="164">
+                        <c:v>0.99</c:v>
+                      </c:pt>
+                      <c:pt idx="165">
+                        <c:v>0.996</c:v>
+                      </c:pt>
+                      <c:pt idx="166">
+                        <c:v>0.98950000000000005</c:v>
+                      </c:pt>
+                      <c:pt idx="167">
+                        <c:v>0.998</c:v>
+                      </c:pt>
+                      <c:pt idx="168">
+                        <c:v>0.997</c:v>
+                      </c:pt>
+                      <c:pt idx="169">
+                        <c:v>0.99750000000000005</c:v>
+                      </c:pt>
+                      <c:pt idx="170">
+                        <c:v>0.995</c:v>
+                      </c:pt>
+                      <c:pt idx="171">
+                        <c:v>0.99550000000000005</c:v>
+                      </c:pt>
+                      <c:pt idx="172">
+                        <c:v>0.995</c:v>
+                      </c:pt>
+                      <c:pt idx="173">
+                        <c:v>0.996</c:v>
+                      </c:pt>
+                      <c:pt idx="174">
+                        <c:v>0.99099999999999999</c:v>
+                      </c:pt>
+                      <c:pt idx="175">
+                        <c:v>0.99399999999999999</c:v>
+                      </c:pt>
+                      <c:pt idx="176">
+                        <c:v>0.99250000000000005</c:v>
+                      </c:pt>
+                      <c:pt idx="177">
+                        <c:v>0.996</c:v>
+                      </c:pt>
+                      <c:pt idx="178">
+                        <c:v>0.99250000000000005</c:v>
+                      </c:pt>
+                      <c:pt idx="179">
+                        <c:v>0.99099999999999999</c:v>
+                      </c:pt>
+                      <c:pt idx="180">
+                        <c:v>0.99450000000000005</c:v>
+                      </c:pt>
+                      <c:pt idx="181">
+                        <c:v>0.99299999999999999</c:v>
+                      </c:pt>
+                      <c:pt idx="182">
+                        <c:v>0.99550000000000005</c:v>
+                      </c:pt>
+                      <c:pt idx="183">
+                        <c:v>0.99650000000000005</c:v>
+                      </c:pt>
+                      <c:pt idx="184">
+                        <c:v>0.996</c:v>
+                      </c:pt>
+                      <c:pt idx="185">
+                        <c:v>0.99450000000000005</c:v>
+                      </c:pt>
+                      <c:pt idx="186">
+                        <c:v>0.99450000000000005</c:v>
+                      </c:pt>
+                      <c:pt idx="187">
+                        <c:v>0.99650000000000005</c:v>
+                      </c:pt>
+                      <c:pt idx="188">
+                        <c:v>0.99399999999999999</c:v>
+                      </c:pt>
+                      <c:pt idx="189">
+                        <c:v>0.99450000000000005</c:v>
+                      </c:pt>
+                      <c:pt idx="190">
+                        <c:v>0.996</c:v>
+                      </c:pt>
+                      <c:pt idx="191">
+                        <c:v>0.99150000000000005</c:v>
+                      </c:pt>
+                      <c:pt idx="192">
+                        <c:v>0.99150000000000005</c:v>
+                      </c:pt>
+                      <c:pt idx="193">
+                        <c:v>0.996</c:v>
+                      </c:pt>
+                      <c:pt idx="194">
+                        <c:v>0.995</c:v>
+                      </c:pt>
+                      <c:pt idx="195">
+                        <c:v>0.996</c:v>
+                      </c:pt>
+                      <c:pt idx="196">
+                        <c:v>0.99350000000000005</c:v>
+                      </c:pt>
+                      <c:pt idx="197">
+                        <c:v>0.99450000000000005</c:v>
+                      </c:pt>
+                      <c:pt idx="198">
+                        <c:v>0.99250000000000005</c:v>
+                      </c:pt>
+                      <c:pt idx="199">
+                        <c:v>0.99250000000000005</c:v>
+                      </c:pt>
+                    </c:numCache>
+                  </c:numRef>
+                </c:val>
+                <c:smooth val="0"/>
+                <c:extLst>
+                  <c:ext xmlns:c16="http://schemas.microsoft.com/office/drawing/2014/chart" uri="{C3380CC4-5D6E-409C-BE32-E72D297353CC}">
+                    <c16:uniqueId val="{00000002-244A-451B-B4CB-B547198E706D}"/>
+                  </c:ext>
+                </c:extLst>
+              </c15:ser>
+            </c15:filteredLineSeries>
+            <c15:filteredLineSeries>
+              <c15:ser>
+                <c:idx val="3"/>
+                <c:order val="3"/>
+                <c:tx>
+                  <c:strRef>
+                    <c:extLst xmlns:c15="http://schemas.microsoft.com/office/drawing/2012/chart">
+                      <c:ext xmlns:c15="http://schemas.microsoft.com/office/drawing/2012/chart" uri="{02D57815-91ED-43cb-92C2-25804820EDAC}">
+                        <c15:formulaRef>
+                          <c15:sqref>history_phase2!$E$1</c15:sqref>
+                        </c15:formulaRef>
+                      </c:ext>
+                    </c:extLst>
+                    <c:strCache>
+                      <c:ptCount val="1"/>
+                      <c:pt idx="0">
+                        <c:v>val_acc</c:v>
+                      </c:pt>
+                    </c:strCache>
+                  </c:strRef>
+                </c:tx>
+                <c:spPr>
+                  <a:ln w="28575" cap="rnd">
+                    <a:solidFill>
+                      <a:schemeClr val="accent4"/>
+                    </a:solidFill>
+                    <a:round/>
+                  </a:ln>
+                  <a:effectLst/>
+                </c:spPr>
+                <c:marker>
+                  <c:symbol val="circle"/>
+                  <c:size val="5"/>
+                  <c:spPr>
+                    <a:solidFill>
+                      <a:schemeClr val="accent4"/>
+                    </a:solidFill>
+                    <a:ln w="9525">
+                      <a:solidFill>
+                        <a:schemeClr val="accent4"/>
+                      </a:solidFill>
+                    </a:ln>
+                    <a:effectLst/>
+                  </c:spPr>
+                </c:marker>
+                <c:cat>
+                  <c:numRef>
+                    <c:extLst xmlns:c15="http://schemas.microsoft.com/office/drawing/2012/chart">
+                      <c:ext xmlns:c15="http://schemas.microsoft.com/office/drawing/2012/chart" uri="{02D57815-91ED-43cb-92C2-25804820EDAC}">
+                        <c15:formulaRef>
+                          <c15:sqref>history_phase2!$A$2:$A$101</c15:sqref>
+                        </c15:formulaRef>
+                      </c:ext>
+                    </c:extLst>
+                    <c:numCache>
+                      <c:formatCode>General</c:formatCode>
+                      <c:ptCount val="100"/>
+                      <c:pt idx="0">
+                        <c:v>0</c:v>
+                      </c:pt>
+                      <c:pt idx="1">
+                        <c:v>1</c:v>
+                      </c:pt>
+                      <c:pt idx="2">
+                        <c:v>2</c:v>
+                      </c:pt>
+                      <c:pt idx="3">
+                        <c:v>3</c:v>
+                      </c:pt>
+                      <c:pt idx="4">
+                        <c:v>4</c:v>
+                      </c:pt>
+                      <c:pt idx="5">
+                        <c:v>5</c:v>
+                      </c:pt>
+                      <c:pt idx="6">
+                        <c:v>6</c:v>
+                      </c:pt>
+                      <c:pt idx="7">
+                        <c:v>7</c:v>
+                      </c:pt>
+                      <c:pt idx="8">
+                        <c:v>8</c:v>
+                      </c:pt>
+                      <c:pt idx="9">
+                        <c:v>9</c:v>
+                      </c:pt>
+                      <c:pt idx="10">
+                        <c:v>10</c:v>
+                      </c:pt>
+                      <c:pt idx="11">
+                        <c:v>11</c:v>
+                      </c:pt>
+                      <c:pt idx="12">
+                        <c:v>12</c:v>
+                      </c:pt>
+                      <c:pt idx="13">
+                        <c:v>13</c:v>
+                      </c:pt>
+                      <c:pt idx="14">
+                        <c:v>14</c:v>
+                      </c:pt>
+                      <c:pt idx="15">
+                        <c:v>15</c:v>
+                      </c:pt>
+                      <c:pt idx="16">
+                        <c:v>16</c:v>
+                      </c:pt>
+                      <c:pt idx="17">
+                        <c:v>17</c:v>
+                      </c:pt>
+                      <c:pt idx="18">
+                        <c:v>18</c:v>
+                      </c:pt>
+                      <c:pt idx="19">
+                        <c:v>19</c:v>
+                      </c:pt>
+                      <c:pt idx="20">
+                        <c:v>20</c:v>
+                      </c:pt>
+                      <c:pt idx="21">
+                        <c:v>21</c:v>
+                      </c:pt>
+                      <c:pt idx="22">
+                        <c:v>22</c:v>
+                      </c:pt>
+                      <c:pt idx="23">
+                        <c:v>23</c:v>
+                      </c:pt>
+                      <c:pt idx="24">
+                        <c:v>24</c:v>
+                      </c:pt>
+                      <c:pt idx="25">
+                        <c:v>25</c:v>
+                      </c:pt>
+                      <c:pt idx="26">
+                        <c:v>26</c:v>
+                      </c:pt>
+                      <c:pt idx="27">
+                        <c:v>27</c:v>
+                      </c:pt>
+                      <c:pt idx="28">
+                        <c:v>28</c:v>
+                      </c:pt>
+                      <c:pt idx="29">
+                        <c:v>29</c:v>
+                      </c:pt>
+                      <c:pt idx="30">
+                        <c:v>30</c:v>
+                      </c:pt>
+                      <c:pt idx="31">
+                        <c:v>31</c:v>
+                      </c:pt>
+                      <c:pt idx="32">
+                        <c:v>32</c:v>
+                      </c:pt>
+                      <c:pt idx="33">
+                        <c:v>33</c:v>
+                      </c:pt>
+                      <c:pt idx="34">
+                        <c:v>34</c:v>
+                      </c:pt>
+                      <c:pt idx="35">
+                        <c:v>35</c:v>
+                      </c:pt>
+                      <c:pt idx="36">
+                        <c:v>36</c:v>
+                      </c:pt>
+                      <c:pt idx="37">
+                        <c:v>37</c:v>
+                      </c:pt>
+                      <c:pt idx="38">
+                        <c:v>38</c:v>
+                      </c:pt>
+                      <c:pt idx="39">
+                        <c:v>39</c:v>
+                      </c:pt>
+                      <c:pt idx="40">
+                        <c:v>40</c:v>
+                      </c:pt>
+                      <c:pt idx="41">
+                        <c:v>41</c:v>
+                      </c:pt>
+                      <c:pt idx="42">
+                        <c:v>42</c:v>
+                      </c:pt>
+                      <c:pt idx="43">
+                        <c:v>43</c:v>
+                      </c:pt>
+                      <c:pt idx="44">
+                        <c:v>44</c:v>
+                      </c:pt>
+                      <c:pt idx="45">
+                        <c:v>45</c:v>
+                      </c:pt>
+                      <c:pt idx="46">
+                        <c:v>46</c:v>
+                      </c:pt>
+                      <c:pt idx="47">
+                        <c:v>47</c:v>
+                      </c:pt>
+                      <c:pt idx="48">
+                        <c:v>48</c:v>
+                      </c:pt>
+                      <c:pt idx="49">
+                        <c:v>49</c:v>
+                      </c:pt>
+                      <c:pt idx="50">
+                        <c:v>50</c:v>
+                      </c:pt>
+                      <c:pt idx="51">
+                        <c:v>51</c:v>
+                      </c:pt>
+                      <c:pt idx="52">
+                        <c:v>52</c:v>
+                      </c:pt>
+                      <c:pt idx="53">
+                        <c:v>53</c:v>
+                      </c:pt>
+                      <c:pt idx="54">
+                        <c:v>54</c:v>
+                      </c:pt>
+                      <c:pt idx="55">
+                        <c:v>55</c:v>
+                      </c:pt>
+                      <c:pt idx="56">
+                        <c:v>56</c:v>
+                      </c:pt>
+                      <c:pt idx="57">
+                        <c:v>57</c:v>
+                      </c:pt>
+                      <c:pt idx="58">
+                        <c:v>58</c:v>
+                      </c:pt>
+                      <c:pt idx="59">
+                        <c:v>59</c:v>
+                      </c:pt>
+                      <c:pt idx="60">
+                        <c:v>60</c:v>
+                      </c:pt>
+                      <c:pt idx="61">
+                        <c:v>61</c:v>
+                      </c:pt>
+                      <c:pt idx="62">
+                        <c:v>62</c:v>
+                      </c:pt>
+                      <c:pt idx="63">
+                        <c:v>63</c:v>
+                      </c:pt>
+                      <c:pt idx="64">
+                        <c:v>64</c:v>
+                      </c:pt>
+                      <c:pt idx="65">
+                        <c:v>65</c:v>
+                      </c:pt>
+                      <c:pt idx="66">
+                        <c:v>66</c:v>
+                      </c:pt>
+                      <c:pt idx="67">
+                        <c:v>67</c:v>
+                      </c:pt>
+                      <c:pt idx="68">
+                        <c:v>68</c:v>
+                      </c:pt>
+                      <c:pt idx="69">
+                        <c:v>69</c:v>
+                      </c:pt>
+                      <c:pt idx="70">
+                        <c:v>70</c:v>
+                      </c:pt>
+                      <c:pt idx="71">
+                        <c:v>71</c:v>
+                      </c:pt>
+                      <c:pt idx="72">
+                        <c:v>72</c:v>
+                      </c:pt>
+                      <c:pt idx="73">
+                        <c:v>73</c:v>
+                      </c:pt>
+                      <c:pt idx="74">
+                        <c:v>74</c:v>
+                      </c:pt>
+                      <c:pt idx="75">
+                        <c:v>75</c:v>
+                      </c:pt>
+                      <c:pt idx="76">
+                        <c:v>76</c:v>
+                      </c:pt>
+                      <c:pt idx="77">
+                        <c:v>77</c:v>
+                      </c:pt>
+                      <c:pt idx="78">
+                        <c:v>78</c:v>
+                      </c:pt>
+                      <c:pt idx="79">
+                        <c:v>79</c:v>
+                      </c:pt>
+                      <c:pt idx="80">
+                        <c:v>80</c:v>
+                      </c:pt>
+                      <c:pt idx="81">
+                        <c:v>81</c:v>
+                      </c:pt>
+                      <c:pt idx="82">
+                        <c:v>82</c:v>
+                      </c:pt>
+                      <c:pt idx="83">
+                        <c:v>83</c:v>
+                      </c:pt>
+                      <c:pt idx="84">
+                        <c:v>84</c:v>
+                      </c:pt>
+                      <c:pt idx="85">
+                        <c:v>85</c:v>
+                      </c:pt>
+                      <c:pt idx="86">
+                        <c:v>86</c:v>
+                      </c:pt>
+                      <c:pt idx="87">
+                        <c:v>87</c:v>
+                      </c:pt>
+                      <c:pt idx="88">
+                        <c:v>88</c:v>
+                      </c:pt>
+                      <c:pt idx="89">
+                        <c:v>89</c:v>
+                      </c:pt>
+                      <c:pt idx="90">
+                        <c:v>90</c:v>
+                      </c:pt>
+                      <c:pt idx="91">
+                        <c:v>91</c:v>
+                      </c:pt>
+                      <c:pt idx="92">
+                        <c:v>92</c:v>
+                      </c:pt>
+                      <c:pt idx="93">
+                        <c:v>93</c:v>
+                      </c:pt>
+                      <c:pt idx="94">
+                        <c:v>94</c:v>
+                      </c:pt>
+                      <c:pt idx="95">
+                        <c:v>95</c:v>
+                      </c:pt>
+                      <c:pt idx="96">
+                        <c:v>96</c:v>
+                      </c:pt>
+                      <c:pt idx="97">
+                        <c:v>97</c:v>
+                      </c:pt>
+                      <c:pt idx="98">
+                        <c:v>98</c:v>
+                      </c:pt>
+                      <c:pt idx="99">
+                        <c:v>99</c:v>
+                      </c:pt>
+                    </c:numCache>
+                  </c:numRef>
+                </c:cat>
+                <c:val>
+                  <c:numRef>
+                    <c:extLst xmlns:c15="http://schemas.microsoft.com/office/drawing/2012/chart">
+                      <c:ext xmlns:c15="http://schemas.microsoft.com/office/drawing/2012/chart" uri="{02D57815-91ED-43cb-92C2-25804820EDAC}">
+                        <c15:formulaRef>
+                          <c15:sqref>history_phase2!$E$2:$E$201</c15:sqref>
+                        </c15:formulaRef>
+                      </c:ext>
+                    </c:extLst>
+                    <c:numCache>
+                      <c:formatCode>General</c:formatCode>
+                      <c:ptCount val="200"/>
+                      <c:pt idx="0">
+                        <c:v>0.98299999999999998</c:v>
+                      </c:pt>
+                      <c:pt idx="1">
+                        <c:v>0.99099999999999999</c:v>
+                      </c:pt>
+                      <c:pt idx="2">
+                        <c:v>0.98799999999999999</c:v>
+                      </c:pt>
+                      <c:pt idx="3">
+                        <c:v>0.98799999999999999</c:v>
+                      </c:pt>
+                      <c:pt idx="4">
+                        <c:v>0.99299999999999999</c:v>
+                      </c:pt>
+                      <c:pt idx="5">
+                        <c:v>0.99</c:v>
+                      </c:pt>
+                      <c:pt idx="6">
+                        <c:v>0.99399999999999999</c:v>
+                      </c:pt>
+                      <c:pt idx="7">
+                        <c:v>0.99299999999999999</c:v>
+                      </c:pt>
+                      <c:pt idx="8">
+                        <c:v>0.996</c:v>
+                      </c:pt>
+                      <c:pt idx="9">
+                        <c:v>0.99199999999999999</c:v>
+                      </c:pt>
+                      <c:pt idx="10">
+                        <c:v>0.99299999999999999</c:v>
+                      </c:pt>
+                      <c:pt idx="11">
+                        <c:v>0.996</c:v>
+                      </c:pt>
+                      <c:pt idx="12">
+                        <c:v>0.995</c:v>
+                      </c:pt>
+                      <c:pt idx="13">
+                        <c:v>0.99399999999999999</c:v>
+                      </c:pt>
+                      <c:pt idx="14">
+                        <c:v>0.996</c:v>
+                      </c:pt>
+                      <c:pt idx="15">
+                        <c:v>0.996</c:v>
+                      </c:pt>
+                      <c:pt idx="16">
+                        <c:v>0.996</c:v>
+                      </c:pt>
+                      <c:pt idx="17">
+                        <c:v>0.99299999999999999</c:v>
+                      </c:pt>
+                      <c:pt idx="18">
+                        <c:v>0.997</c:v>
+                      </c:pt>
+                      <c:pt idx="19">
+                        <c:v>0.997</c:v>
+                      </c:pt>
+                      <c:pt idx="20">
+                        <c:v>0.997</c:v>
+                      </c:pt>
+                      <c:pt idx="21">
+                        <c:v>0.995</c:v>
+                      </c:pt>
+                      <c:pt idx="22">
+                        <c:v>0.998</c:v>
+                      </c:pt>
+                      <c:pt idx="23">
+                        <c:v>0.996</c:v>
+                      </c:pt>
+                      <c:pt idx="24">
+                        <c:v>0.996</c:v>
+                      </c:pt>
+                      <c:pt idx="25">
+                        <c:v>0.997</c:v>
+                      </c:pt>
+                      <c:pt idx="26">
+                        <c:v>0.997</c:v>
+                      </c:pt>
+                      <c:pt idx="27">
+                        <c:v>0.996</c:v>
+                      </c:pt>
+                      <c:pt idx="28">
+                        <c:v>0.997</c:v>
+                      </c:pt>
+                      <c:pt idx="29">
+                        <c:v>0.996</c:v>
+                      </c:pt>
+                      <c:pt idx="30">
+                        <c:v>0.995</c:v>
+                      </c:pt>
+                      <c:pt idx="31">
+                        <c:v>0.997</c:v>
+                      </c:pt>
+                      <c:pt idx="32">
+                        <c:v>0.996</c:v>
+                      </c:pt>
+                      <c:pt idx="33">
+                        <c:v>0.995</c:v>
+                      </c:pt>
+                      <c:pt idx="34">
+                        <c:v>0.996</c:v>
+                      </c:pt>
+                      <c:pt idx="35">
+                        <c:v>0.998</c:v>
+                      </c:pt>
+                      <c:pt idx="36">
+                        <c:v>0.996</c:v>
+                      </c:pt>
+                      <c:pt idx="37">
+                        <c:v>0.996</c:v>
+                      </c:pt>
+                      <c:pt idx="38">
+                        <c:v>0.998</c:v>
+                      </c:pt>
+                      <c:pt idx="39">
+                        <c:v>0.996</c:v>
+                      </c:pt>
+                      <c:pt idx="40">
+                        <c:v>0.997</c:v>
+                      </c:pt>
+                      <c:pt idx="41">
+                        <c:v>0.996</c:v>
+                      </c:pt>
+                      <c:pt idx="42">
+                        <c:v>0.996</c:v>
+                      </c:pt>
+                      <c:pt idx="43">
+                        <c:v>0.997</c:v>
+                      </c:pt>
+                      <c:pt idx="44">
+                        <c:v>0.995</c:v>
+                      </c:pt>
+                      <c:pt idx="45">
+                        <c:v>0.995</c:v>
+                      </c:pt>
+                      <c:pt idx="46">
+                        <c:v>0.998</c:v>
+                      </c:pt>
+                      <c:pt idx="47">
+                        <c:v>0.998</c:v>
+                      </c:pt>
+                      <c:pt idx="48">
+                        <c:v>0.996</c:v>
+                      </c:pt>
+                      <c:pt idx="49">
+                        <c:v>0.996</c:v>
+                      </c:pt>
+                      <c:pt idx="50">
+                        <c:v>0.996</c:v>
+                      </c:pt>
+                      <c:pt idx="51">
+                        <c:v>0.998</c:v>
+                      </c:pt>
+                      <c:pt idx="52">
+                        <c:v>0.996</c:v>
+                      </c:pt>
+                      <c:pt idx="53">
+                        <c:v>0.996</c:v>
+                      </c:pt>
+                      <c:pt idx="54">
+                        <c:v>0.997</c:v>
+                      </c:pt>
+                      <c:pt idx="55">
+                        <c:v>0.995</c:v>
+                      </c:pt>
+                      <c:pt idx="56">
+                        <c:v>0.996</c:v>
+                      </c:pt>
+                      <c:pt idx="57">
+                        <c:v>0.996</c:v>
+                      </c:pt>
+                      <c:pt idx="58">
+                        <c:v>0.997</c:v>
+                      </c:pt>
+                      <c:pt idx="59">
+                        <c:v>0.996</c:v>
+                      </c:pt>
+                      <c:pt idx="60">
+                        <c:v>0.997</c:v>
+                      </c:pt>
+                      <c:pt idx="61">
+                        <c:v>0.996</c:v>
+                      </c:pt>
+                      <c:pt idx="62">
+                        <c:v>0.996</c:v>
+                      </c:pt>
+                      <c:pt idx="63">
+                        <c:v>0.998</c:v>
+                      </c:pt>
+                      <c:pt idx="64">
+                        <c:v>0.997</c:v>
+                      </c:pt>
+                      <c:pt idx="65">
+                        <c:v>0.997</c:v>
+                      </c:pt>
+                      <c:pt idx="66">
+                        <c:v>0.995</c:v>
+                      </c:pt>
+                      <c:pt idx="67">
+                        <c:v>0.997</c:v>
+                      </c:pt>
+                      <c:pt idx="68">
+                        <c:v>0.997</c:v>
+                      </c:pt>
+                      <c:pt idx="69">
+                        <c:v>0.995</c:v>
+                      </c:pt>
+                      <c:pt idx="70">
+                        <c:v>0.997</c:v>
+                      </c:pt>
+                      <c:pt idx="71">
+                        <c:v>0.997</c:v>
+                      </c:pt>
+                      <c:pt idx="72">
+                        <c:v>0.996</c:v>
+                      </c:pt>
+                      <c:pt idx="73">
+                        <c:v>0.995</c:v>
+                      </c:pt>
+                      <c:pt idx="74">
+                        <c:v>0.996</c:v>
+                      </c:pt>
+                      <c:pt idx="75">
+                        <c:v>0.997</c:v>
+                      </c:pt>
+                      <c:pt idx="76">
+                        <c:v>0.996</c:v>
+                      </c:pt>
+                      <c:pt idx="77">
+                        <c:v>0.996</c:v>
+                      </c:pt>
+                      <c:pt idx="78">
+                        <c:v>0.996</c:v>
+                      </c:pt>
+                      <c:pt idx="79">
+                        <c:v>0.998</c:v>
+                      </c:pt>
+                      <c:pt idx="80">
+                        <c:v>0.997</c:v>
+                      </c:pt>
+                      <c:pt idx="81">
+                        <c:v>0.996</c:v>
+                      </c:pt>
+                      <c:pt idx="82">
+                        <c:v>0.996</c:v>
+                      </c:pt>
+                      <c:pt idx="83">
+                        <c:v>0.995</c:v>
+                      </c:pt>
+                      <c:pt idx="84">
+                        <c:v>0.996</c:v>
+                      </c:pt>
+                      <c:pt idx="85">
+                        <c:v>0.997</c:v>
+                      </c:pt>
+                      <c:pt idx="86">
+                        <c:v>0.997</c:v>
+                      </c:pt>
+                      <c:pt idx="87">
+                        <c:v>0.995</c:v>
+                      </c:pt>
+                      <c:pt idx="88">
+                        <c:v>0.996</c:v>
+                      </c:pt>
+                      <c:pt idx="89">
+                        <c:v>0.996</c:v>
+                      </c:pt>
+                      <c:pt idx="90">
+                        <c:v>0.996</c:v>
+                      </c:pt>
+                      <c:pt idx="91">
+                        <c:v>0.996</c:v>
+                      </c:pt>
+                      <c:pt idx="92">
+                        <c:v>0.996</c:v>
+                      </c:pt>
+                      <c:pt idx="93">
+                        <c:v>0.995</c:v>
+                      </c:pt>
+                      <c:pt idx="94">
+                        <c:v>0.998</c:v>
+                      </c:pt>
+                      <c:pt idx="95">
+                        <c:v>0.995</c:v>
+                      </c:pt>
+                      <c:pt idx="96">
+                        <c:v>0.997</c:v>
+                      </c:pt>
+                      <c:pt idx="97">
+                        <c:v>0.996</c:v>
+                      </c:pt>
+                      <c:pt idx="98">
+                        <c:v>0.996</c:v>
+                      </c:pt>
+                      <c:pt idx="99">
+                        <c:v>0.996</c:v>
+                      </c:pt>
+                      <c:pt idx="100">
+                        <c:v>0.996</c:v>
+                      </c:pt>
+                      <c:pt idx="101">
+                        <c:v>0.998</c:v>
+                      </c:pt>
+                      <c:pt idx="102">
+                        <c:v>0.998</c:v>
+                      </c:pt>
+                      <c:pt idx="103">
+                        <c:v>0.998</c:v>
+                      </c:pt>
+                      <c:pt idx="104">
+                        <c:v>0.997</c:v>
+                      </c:pt>
+                      <c:pt idx="105">
+                        <c:v>0.998</c:v>
+                      </c:pt>
+                      <c:pt idx="106">
+                        <c:v>0.998</c:v>
+                      </c:pt>
+                      <c:pt idx="107">
+                        <c:v>0.998</c:v>
+                      </c:pt>
+                      <c:pt idx="108">
+                        <c:v>0.997</c:v>
+                      </c:pt>
+                      <c:pt idx="109">
+                        <c:v>0.997</c:v>
+                      </c:pt>
+                      <c:pt idx="110">
+                        <c:v>0.997</c:v>
+                      </c:pt>
+                      <c:pt idx="111">
+                        <c:v>0.998</c:v>
+                      </c:pt>
+                      <c:pt idx="112">
+                        <c:v>0.997</c:v>
+                      </c:pt>
+                      <c:pt idx="113">
+                        <c:v>0.997</c:v>
+                      </c:pt>
+                      <c:pt idx="114">
+                        <c:v>0.998</c:v>
+                      </c:pt>
+                      <c:pt idx="115">
+                        <c:v>0.997</c:v>
+                      </c:pt>
+                      <c:pt idx="116">
+                        <c:v>0.998</c:v>
+                      </c:pt>
+                      <c:pt idx="117">
+                        <c:v>0.997</c:v>
+                      </c:pt>
+                      <c:pt idx="118">
+                        <c:v>0.998</c:v>
+                      </c:pt>
+                      <c:pt idx="119">
+                        <c:v>0.996</c:v>
+                      </c:pt>
+                      <c:pt idx="120">
+                        <c:v>0.998</c:v>
+                      </c:pt>
+                      <c:pt idx="121">
+                        <c:v>0.998</c:v>
+                      </c:pt>
+                      <c:pt idx="122">
+                        <c:v>0.997</c:v>
+                      </c:pt>
+                      <c:pt idx="123">
+                        <c:v>0.997</c:v>
+                      </c:pt>
+                      <c:pt idx="124">
+                        <c:v>0.997</c:v>
+                      </c:pt>
+                      <c:pt idx="125">
+                        <c:v>0.998</c:v>
+                      </c:pt>
+                      <c:pt idx="126">
+                        <c:v>0.998</c:v>
+                      </c:pt>
+                      <c:pt idx="127">
+                        <c:v>0.997</c:v>
+                      </c:pt>
+                      <c:pt idx="128">
+                        <c:v>0.997</c:v>
+                      </c:pt>
+                      <c:pt idx="129">
+                        <c:v>0.998</c:v>
+                      </c:pt>
+                      <c:pt idx="130">
+                        <c:v>0.997</c:v>
+                      </c:pt>
+                      <c:pt idx="131">
+                        <c:v>0.998</c:v>
+                      </c:pt>
+                      <c:pt idx="132">
+                        <c:v>0.997</c:v>
+                      </c:pt>
+                      <c:pt idx="133">
+                        <c:v>0.997</c:v>
+                      </c:pt>
+                      <c:pt idx="134">
+                        <c:v>0.996</c:v>
+                      </c:pt>
+                      <c:pt idx="135">
+                        <c:v>0.998</c:v>
+                      </c:pt>
+                      <c:pt idx="136">
+                        <c:v>0.998</c:v>
+                      </c:pt>
+                      <c:pt idx="137">
+                        <c:v>0.998</c:v>
+                      </c:pt>
+                      <c:pt idx="138">
+                        <c:v>0.998</c:v>
+                      </c:pt>
+                      <c:pt idx="139">
+                        <c:v>0.997</c:v>
+                      </c:pt>
+                      <c:pt idx="140">
+                        <c:v>0.997</c:v>
+                      </c:pt>
+                      <c:pt idx="141">
+                        <c:v>0.998</c:v>
+                      </c:pt>
+                      <c:pt idx="142">
+                        <c:v>0.997</c:v>
+                      </c:pt>
+                      <c:pt idx="143">
+                        <c:v>0.997</c:v>
+                      </c:pt>
+                      <c:pt idx="144">
+                        <c:v>0.997</c:v>
+                      </c:pt>
+                      <c:pt idx="145">
+                        <c:v>0.997</c:v>
+                      </c:pt>
+                      <c:pt idx="146">
+                        <c:v>0.996</c:v>
+                      </c:pt>
+                      <c:pt idx="147">
+                        <c:v>0.997</c:v>
+                      </c:pt>
+                      <c:pt idx="148">
+                        <c:v>0.997</c:v>
+                      </c:pt>
+                      <c:pt idx="149">
+                        <c:v>0.998</c:v>
+                      </c:pt>
+                      <c:pt idx="150">
+                        <c:v>0.998</c:v>
+                      </c:pt>
+                      <c:pt idx="151">
+                        <c:v>0.997</c:v>
+                      </c:pt>
+                      <c:pt idx="152">
+                        <c:v>0.998</c:v>
+                      </c:pt>
+                      <c:pt idx="153">
+                        <c:v>0.997</c:v>
+                      </c:pt>
+                      <c:pt idx="154">
+                        <c:v>0.998</c:v>
+                      </c:pt>
+                      <c:pt idx="155">
+                        <c:v>0.998</c:v>
+                      </c:pt>
+                      <c:pt idx="156">
+                        <c:v>0.998</c:v>
+                      </c:pt>
+                      <c:pt idx="157">
+                        <c:v>0.998</c:v>
+                      </c:pt>
+                      <c:pt idx="158">
+                        <c:v>0.997</c:v>
+                      </c:pt>
+                      <c:pt idx="159">
+                        <c:v>0.998</c:v>
+                      </c:pt>
+                      <c:pt idx="160">
+                        <c:v>0.998</c:v>
+                      </c:pt>
+                      <c:pt idx="161">
+                        <c:v>0.997</c:v>
+                      </c:pt>
+                      <c:pt idx="162">
+                        <c:v>0.998</c:v>
+                      </c:pt>
+                      <c:pt idx="163">
+                        <c:v>0.998</c:v>
+                      </c:pt>
+                      <c:pt idx="164">
+                        <c:v>0.998</c:v>
+                      </c:pt>
+                      <c:pt idx="165">
+                        <c:v>0.996</c:v>
+                      </c:pt>
+                      <c:pt idx="166">
+                        <c:v>0.997</c:v>
+                      </c:pt>
+                      <c:pt idx="167">
+                        <c:v>0.998</c:v>
+                      </c:pt>
+                      <c:pt idx="168">
+                        <c:v>0.997</c:v>
+                      </c:pt>
+                      <c:pt idx="169">
+                        <c:v>0.997</c:v>
+                      </c:pt>
+                      <c:pt idx="170">
+                        <c:v>0.997</c:v>
+                      </c:pt>
+                      <c:pt idx="171">
+                        <c:v>0.996</c:v>
+                      </c:pt>
+                      <c:pt idx="172">
+                        <c:v>0.998</c:v>
+                      </c:pt>
+                      <c:pt idx="173">
+                        <c:v>0.997</c:v>
+                      </c:pt>
+                      <c:pt idx="174">
+                        <c:v>0.997</c:v>
+                      </c:pt>
+                      <c:pt idx="175">
+                        <c:v>0.997</c:v>
+                      </c:pt>
+                      <c:pt idx="176">
+                        <c:v>0.997</c:v>
+                      </c:pt>
+                      <c:pt idx="177">
+                        <c:v>0.998</c:v>
+                      </c:pt>
+                      <c:pt idx="178">
+                        <c:v>0.997</c:v>
+                      </c:pt>
+                      <c:pt idx="179">
+                        <c:v>0.997</c:v>
+                      </c:pt>
+                      <c:pt idx="180">
+                        <c:v>0.998</c:v>
+                      </c:pt>
+                      <c:pt idx="181">
+                        <c:v>0.997</c:v>
+                      </c:pt>
+                      <c:pt idx="182">
+                        <c:v>0.997</c:v>
+                      </c:pt>
+                      <c:pt idx="183">
+                        <c:v>0.997</c:v>
+                      </c:pt>
+                      <c:pt idx="184">
+                        <c:v>0.998</c:v>
+                      </c:pt>
+                      <c:pt idx="185">
+                        <c:v>0.997</c:v>
+                      </c:pt>
+                      <c:pt idx="186">
+                        <c:v>0.998</c:v>
+                      </c:pt>
+                      <c:pt idx="187">
+                        <c:v>0.996</c:v>
+                      </c:pt>
+                      <c:pt idx="188">
+                        <c:v>0.998</c:v>
+                      </c:pt>
+                      <c:pt idx="189">
+                        <c:v>0.997</c:v>
+                      </c:pt>
+                      <c:pt idx="190">
+                        <c:v>0.998</c:v>
+                      </c:pt>
+                      <c:pt idx="191">
+                        <c:v>0.997</c:v>
+                      </c:pt>
+                      <c:pt idx="192">
+                        <c:v>0.997</c:v>
+                      </c:pt>
+                      <c:pt idx="193">
+                        <c:v>0.998</c:v>
+                      </c:pt>
+                      <c:pt idx="194">
+                        <c:v>0.998</c:v>
+                      </c:pt>
+                      <c:pt idx="195">
+                        <c:v>0.997</c:v>
+                      </c:pt>
+                      <c:pt idx="196">
+                        <c:v>0.998</c:v>
+                      </c:pt>
+                      <c:pt idx="197">
+                        <c:v>0.997</c:v>
+                      </c:pt>
+                      <c:pt idx="198">
+                        <c:v>0.998</c:v>
+                      </c:pt>
+                      <c:pt idx="199">
+                        <c:v>0.997</c:v>
+                      </c:pt>
+                    </c:numCache>
+                  </c:numRef>
+                </c:val>
+                <c:smooth val="0"/>
+                <c:extLst xmlns:c15="http://schemas.microsoft.com/office/drawing/2012/chart">
+                  <c:ext xmlns:c16="http://schemas.microsoft.com/office/drawing/2014/chart" uri="{C3380CC4-5D6E-409C-BE32-E72D297353CC}">
+                    <c16:uniqueId val="{00000003-244A-451B-B4CB-B547198E706D}"/>
+                  </c:ext>
+                </c:extLst>
+              </c15:ser>
+            </c15:filteredLineSeries>
+          </c:ext>
+        </c:extLst>
+      </c:lineChart>
+      <c:catAx>
+        <c:axId val="607889151"/>
+        <c:scaling>
+          <c:orientation val="minMax"/>
+        </c:scaling>
+        <c:delete val="0"/>
+        <c:axPos val="b"/>
+        <c:numFmt formatCode="General" sourceLinked="1"/>
+        <c:majorTickMark val="none"/>
+        <c:minorTickMark val="none"/>
+        <c:tickLblPos val="nextTo"/>
+        <c:spPr>
+          <a:noFill/>
+          <a:ln w="9525" cap="flat" cmpd="sng" algn="ctr">
+            <a:solidFill>
+              <a:schemeClr val="tx1">
+                <a:lumMod val="15000"/>
+                <a:lumOff val="85000"/>
+              </a:schemeClr>
+            </a:solidFill>
+            <a:round/>
+          </a:ln>
+          <a:effectLst/>
+        </c:spPr>
+        <c:txPr>
+          <a:bodyPr rot="-60000000" spcFirstLastPara="1" vertOverflow="ellipsis" vert="horz" wrap="square" anchor="ctr" anchorCtr="1"/>
+          <a:lstStyle/>
+          <a:p>
+            <a:pPr>
+              <a:defRPr sz="900" b="0" i="0" u="none" strike="noStrike" kern="1200" baseline="0">
+                <a:solidFill>
+                  <a:schemeClr val="tx1">
+                    <a:lumMod val="65000"/>
+                    <a:lumOff val="35000"/>
+                  </a:schemeClr>
+                </a:solidFill>
+                <a:latin typeface="+mn-lt"/>
+                <a:ea typeface="+mn-ea"/>
+                <a:cs typeface="+mn-cs"/>
+              </a:defRPr>
+            </a:pPr>
+            <a:endParaRPr lang="de-DE"/>
+          </a:p>
+        </c:txPr>
+        <c:crossAx val="607887711"/>
+        <c:crosses val="autoZero"/>
+        <c:auto val="1"/>
+        <c:lblAlgn val="ctr"/>
+        <c:lblOffset val="100"/>
+        <c:noMultiLvlLbl val="0"/>
+      </c:catAx>
+      <c:valAx>
+        <c:axId val="607887711"/>
+        <c:scaling>
+          <c:orientation val="minMax"/>
+          <c:max val="0.60000000000000009"/>
+        </c:scaling>
+        <c:delete val="0"/>
+        <c:axPos val="l"/>
+        <c:majorGridlines>
+          <c:spPr>
+            <a:ln w="9525" cap="flat" cmpd="sng" algn="ctr">
+              <a:solidFill>
+                <a:schemeClr val="tx1">
+                  <a:lumMod val="15000"/>
+                  <a:lumOff val="85000"/>
+                </a:schemeClr>
+              </a:solidFill>
+              <a:round/>
+            </a:ln>
+            <a:effectLst/>
+          </c:spPr>
+        </c:majorGridlines>
+        <c:numFmt formatCode="General" sourceLinked="1"/>
+        <c:majorTickMark val="none"/>
+        <c:minorTickMark val="none"/>
+        <c:tickLblPos val="nextTo"/>
+        <c:spPr>
+          <a:noFill/>
+          <a:ln>
+            <a:noFill/>
+          </a:ln>
+          <a:effectLst/>
+        </c:spPr>
+        <c:txPr>
+          <a:bodyPr rot="-60000000" spcFirstLastPara="1" vertOverflow="ellipsis" vert="horz" wrap="square" anchor="ctr" anchorCtr="1"/>
+          <a:lstStyle/>
+          <a:p>
+            <a:pPr>
+              <a:defRPr sz="900" b="0" i="0" u="none" strike="noStrike" kern="1200" baseline="0">
+                <a:solidFill>
+                  <a:schemeClr val="tx1">
+                    <a:lumMod val="65000"/>
+                    <a:lumOff val="35000"/>
+                  </a:schemeClr>
+                </a:solidFill>
+                <a:latin typeface="+mn-lt"/>
+                <a:ea typeface="+mn-ea"/>
+                <a:cs typeface="+mn-cs"/>
+              </a:defRPr>
+            </a:pPr>
+            <a:endParaRPr lang="de-DE"/>
+          </a:p>
+        </c:txPr>
+        <c:crossAx val="607889151"/>
+        <c:crosses val="autoZero"/>
+        <c:crossBetween val="between"/>
+        <c:majorUnit val="2.0000000000000004E-2"/>
+      </c:valAx>
+      <c:spPr>
+        <a:noFill/>
+        <a:ln>
+          <a:noFill/>
+        </a:ln>
+        <a:effectLst/>
+      </c:spPr>
+    </c:plotArea>
+    <c:legend>
+      <c:legendPos val="b"/>
+      <c:overlay val="0"/>
+      <c:spPr>
+        <a:noFill/>
+        <a:ln>
+          <a:noFill/>
+        </a:ln>
+        <a:effectLst/>
+      </c:spPr>
+      <c:txPr>
+        <a:bodyPr rot="0" spcFirstLastPara="1" vertOverflow="ellipsis" vert="horz" wrap="square" anchor="ctr" anchorCtr="1"/>
+        <a:lstStyle/>
+        <a:p>
+          <a:pPr>
+            <a:defRPr sz="900" b="0" i="0" u="none" strike="noStrike" kern="1200" baseline="0">
+              <a:solidFill>
+                <a:schemeClr val="tx1">
+                  <a:lumMod val="65000"/>
+                  <a:lumOff val="35000"/>
+                </a:schemeClr>
+              </a:solidFill>
+              <a:latin typeface="+mn-lt"/>
+              <a:ea typeface="+mn-ea"/>
+              <a:cs typeface="+mn-cs"/>
+            </a:defRPr>
+          </a:pPr>
+          <a:endParaRPr lang="de-DE"/>
+        </a:p>
+      </c:txPr>
+    </c:legend>
+    <c:plotVisOnly val="1"/>
+    <c:dispBlanksAs val="gap"/>
+    <c:extLst>
+      <c:ext xmlns:c16r3="http://schemas.microsoft.com/office/drawing/2017/03/chart" uri="{56B9EC1D-385E-4148-901F-78D8002777C0}">
+        <c16r3:dataDisplayOptions16>
+          <c16r3:dispNaAsBlank val="1"/>
+        </c16r3:dataDisplayOptions16>
+      </c:ext>
+    </c:extLst>
+    <c:showDLblsOverMax val="0"/>
+  </c:chart>
+  <c:spPr>
+    <a:solidFill>
+      <a:schemeClr val="bg1"/>
+    </a:solidFill>
+    <a:ln w="9525" cap="flat" cmpd="sng" algn="ctr">
+      <a:solidFill>
+        <a:schemeClr val="tx1">
+          <a:lumMod val="15000"/>
+          <a:lumOff val="85000"/>
+        </a:schemeClr>
+      </a:solidFill>
+      <a:round/>
+    </a:ln>
+    <a:effectLst/>
+  </c:spPr>
+  <c:txPr>
+    <a:bodyPr/>
+    <a:lstStyle/>
+    <a:p>
+      <a:pPr>
+        <a:defRPr/>
+      </a:pPr>
+      <a:endParaRPr lang="de-DE"/>
+    </a:p>
+  </c:txPr>
+  <c:externalData r:id="rId3">
+    <c:autoUpdate val="0"/>
+  </c:externalData>
+</c:chartSpace>
+</file>
+
+<file path=word/charts/chart4.xml><?xml version="1.0" encoding="utf-8"?>
+<c:chartSpace xmlns:c="http://schemas.openxmlformats.org/drawingml/2006/chart" xmlns:a="http://schemas.openxmlformats.org/drawingml/2006/main" xmlns:r="http://schemas.openxmlformats.org/officeDocument/2006/relationships" xmlns:c16r2="http://schemas.microsoft.com/office/drawing/2015/06/chart">
+  <c:date1904 val="0"/>
+  <c:lang val="de-DE"/>
+  <c:roundedCorners val="0"/>
+  <mc:AlternateContent xmlns:mc="http://schemas.openxmlformats.org/markup-compatibility/2006">
+    <mc:Choice xmlns:c14="http://schemas.microsoft.com/office/drawing/2007/8/2/chart" Requires="c14">
+      <c14:style val="102"/>
+    </mc:Choice>
+    <mc:Fallback>
+      <c:style val="2"/>
+    </mc:Fallback>
+  </mc:AlternateContent>
+  <c:chart>
+    <c:autoTitleDeleted val="1"/>
+    <c:plotArea>
+      <c:layout>
+        <c:manualLayout>
+          <c:layoutTarget val="inner"/>
+          <c:xMode val="edge"/>
+          <c:yMode val="edge"/>
+          <c:x val="3.5831051197549924E-2"/>
+          <c:y val="4.5324309080654261E-2"/>
+          <c:w val="0.95232188464826562"/>
+          <c:h val="0.85767989661190847"/>
+        </c:manualLayout>
+      </c:layout>
+      <c:lineChart>
+        <c:grouping val="standard"/>
+        <c:varyColors val="0"/>
+        <c:ser>
+          <c:idx val="1"/>
+          <c:order val="1"/>
+          <c:tx>
+            <c:strRef>
+              <c:f>history_phase2!$C$1</c:f>
+              <c:strCache>
+                <c:ptCount val="1"/>
+                <c:pt idx="0">
+                  <c:v>train_acc</c:v>
+                </c:pt>
+              </c:strCache>
+            </c:strRef>
+          </c:tx>
+          <c:spPr>
+            <a:ln w="28575" cap="rnd">
+              <a:solidFill>
+                <a:schemeClr val="accent2"/>
+              </a:solidFill>
+              <a:round/>
+            </a:ln>
+            <a:effectLst/>
+          </c:spPr>
+          <c:marker>
+            <c:symbol val="circle"/>
+            <c:size val="5"/>
+            <c:spPr>
+              <a:solidFill>
+                <a:schemeClr val="accent2"/>
+              </a:solidFill>
+              <a:ln w="9525">
+                <a:solidFill>
+                  <a:schemeClr val="accent2"/>
+                </a:solidFill>
+              </a:ln>
+              <a:effectLst/>
+            </c:spPr>
+          </c:marker>
+          <c:cat>
+            <c:numRef>
+              <c:f>history_phase2!$A$2:$A$101</c:f>
+              <c:numCache>
+                <c:formatCode>General</c:formatCode>
+                <c:ptCount val="100"/>
+                <c:pt idx="0">
+                  <c:v>0</c:v>
+                </c:pt>
+                <c:pt idx="1">
+                  <c:v>1</c:v>
+                </c:pt>
+                <c:pt idx="2">
+                  <c:v>2</c:v>
+                </c:pt>
+                <c:pt idx="3">
+                  <c:v>3</c:v>
+                </c:pt>
+                <c:pt idx="4">
+                  <c:v>4</c:v>
+                </c:pt>
+                <c:pt idx="5">
+                  <c:v>5</c:v>
+                </c:pt>
+                <c:pt idx="6">
+                  <c:v>6</c:v>
+                </c:pt>
+                <c:pt idx="7">
+                  <c:v>7</c:v>
+                </c:pt>
+                <c:pt idx="8">
+                  <c:v>8</c:v>
+                </c:pt>
+                <c:pt idx="9">
+                  <c:v>9</c:v>
+                </c:pt>
+                <c:pt idx="10">
+                  <c:v>10</c:v>
+                </c:pt>
+                <c:pt idx="11">
+                  <c:v>11</c:v>
+                </c:pt>
+                <c:pt idx="12">
+                  <c:v>12</c:v>
+                </c:pt>
+                <c:pt idx="13">
+                  <c:v>13</c:v>
+                </c:pt>
+                <c:pt idx="14">
+                  <c:v>14</c:v>
+                </c:pt>
+                <c:pt idx="15">
+                  <c:v>15</c:v>
+                </c:pt>
+                <c:pt idx="16">
+                  <c:v>16</c:v>
+                </c:pt>
+                <c:pt idx="17">
+                  <c:v>17</c:v>
+                </c:pt>
+                <c:pt idx="18">
+                  <c:v>18</c:v>
+                </c:pt>
+                <c:pt idx="19">
+                  <c:v>19</c:v>
+                </c:pt>
+                <c:pt idx="20">
+                  <c:v>20</c:v>
+                </c:pt>
+                <c:pt idx="21">
+                  <c:v>21</c:v>
+                </c:pt>
+                <c:pt idx="22">
+                  <c:v>22</c:v>
+                </c:pt>
+                <c:pt idx="23">
+                  <c:v>23</c:v>
+                </c:pt>
+                <c:pt idx="24">
+                  <c:v>24</c:v>
+                </c:pt>
+                <c:pt idx="25">
+                  <c:v>25</c:v>
+                </c:pt>
+                <c:pt idx="26">
+                  <c:v>26</c:v>
+                </c:pt>
+                <c:pt idx="27">
+                  <c:v>27</c:v>
+                </c:pt>
+                <c:pt idx="28">
+                  <c:v>28</c:v>
+                </c:pt>
+                <c:pt idx="29">
+                  <c:v>29</c:v>
+                </c:pt>
+                <c:pt idx="30">
+                  <c:v>30</c:v>
+                </c:pt>
+                <c:pt idx="31">
+                  <c:v>31</c:v>
+                </c:pt>
+                <c:pt idx="32">
+                  <c:v>32</c:v>
+                </c:pt>
+                <c:pt idx="33">
+                  <c:v>33</c:v>
+                </c:pt>
+                <c:pt idx="34">
+                  <c:v>34</c:v>
+                </c:pt>
+                <c:pt idx="35">
+                  <c:v>35</c:v>
+                </c:pt>
+                <c:pt idx="36">
+                  <c:v>36</c:v>
+                </c:pt>
+                <c:pt idx="37">
+                  <c:v>37</c:v>
+                </c:pt>
+                <c:pt idx="38">
+                  <c:v>38</c:v>
+                </c:pt>
+                <c:pt idx="39">
+                  <c:v>39</c:v>
+                </c:pt>
+                <c:pt idx="40">
+                  <c:v>40</c:v>
+                </c:pt>
+                <c:pt idx="41">
+                  <c:v>41</c:v>
+                </c:pt>
+                <c:pt idx="42">
+                  <c:v>42</c:v>
+                </c:pt>
+                <c:pt idx="43">
+                  <c:v>43</c:v>
+                </c:pt>
+                <c:pt idx="44">
+                  <c:v>44</c:v>
+                </c:pt>
+                <c:pt idx="45">
+                  <c:v>45</c:v>
+                </c:pt>
+                <c:pt idx="46">
+                  <c:v>46</c:v>
+                </c:pt>
+                <c:pt idx="47">
+                  <c:v>47</c:v>
+                </c:pt>
+                <c:pt idx="48">
+                  <c:v>48</c:v>
+                </c:pt>
+                <c:pt idx="49">
+                  <c:v>49</c:v>
+                </c:pt>
+                <c:pt idx="50">
+                  <c:v>50</c:v>
+                </c:pt>
+                <c:pt idx="51">
+                  <c:v>51</c:v>
+                </c:pt>
+                <c:pt idx="52">
+                  <c:v>52</c:v>
+                </c:pt>
+                <c:pt idx="53">
+                  <c:v>53</c:v>
+                </c:pt>
+                <c:pt idx="54">
+                  <c:v>54</c:v>
+                </c:pt>
+                <c:pt idx="55">
+                  <c:v>55</c:v>
+                </c:pt>
+                <c:pt idx="56">
+                  <c:v>56</c:v>
+                </c:pt>
+                <c:pt idx="57">
+                  <c:v>57</c:v>
+                </c:pt>
+                <c:pt idx="58">
+                  <c:v>58</c:v>
+                </c:pt>
+                <c:pt idx="59">
+                  <c:v>59</c:v>
+                </c:pt>
+                <c:pt idx="60">
+                  <c:v>60</c:v>
+                </c:pt>
+                <c:pt idx="61">
+                  <c:v>61</c:v>
+                </c:pt>
+                <c:pt idx="62">
+                  <c:v>62</c:v>
+                </c:pt>
+                <c:pt idx="63">
+                  <c:v>63</c:v>
+                </c:pt>
+                <c:pt idx="64">
+                  <c:v>64</c:v>
+                </c:pt>
+                <c:pt idx="65">
+                  <c:v>65</c:v>
+                </c:pt>
+                <c:pt idx="66">
+                  <c:v>66</c:v>
+                </c:pt>
+                <c:pt idx="67">
+                  <c:v>67</c:v>
+                </c:pt>
+                <c:pt idx="68">
+                  <c:v>68</c:v>
+                </c:pt>
+                <c:pt idx="69">
+                  <c:v>69</c:v>
+                </c:pt>
+                <c:pt idx="70">
+                  <c:v>70</c:v>
+                </c:pt>
+                <c:pt idx="71">
+                  <c:v>71</c:v>
+                </c:pt>
+                <c:pt idx="72">
+                  <c:v>72</c:v>
+                </c:pt>
+                <c:pt idx="73">
+                  <c:v>73</c:v>
+                </c:pt>
+                <c:pt idx="74">
+                  <c:v>74</c:v>
+                </c:pt>
+                <c:pt idx="75">
+                  <c:v>75</c:v>
+                </c:pt>
+                <c:pt idx="76">
+                  <c:v>76</c:v>
+                </c:pt>
+                <c:pt idx="77">
+                  <c:v>77</c:v>
+                </c:pt>
+                <c:pt idx="78">
+                  <c:v>78</c:v>
+                </c:pt>
+                <c:pt idx="79">
+                  <c:v>79</c:v>
+                </c:pt>
+                <c:pt idx="80">
+                  <c:v>80</c:v>
+                </c:pt>
+                <c:pt idx="81">
+                  <c:v>81</c:v>
+                </c:pt>
+                <c:pt idx="82">
+                  <c:v>82</c:v>
+                </c:pt>
+                <c:pt idx="83">
+                  <c:v>83</c:v>
+                </c:pt>
+                <c:pt idx="84">
+                  <c:v>84</c:v>
+                </c:pt>
+                <c:pt idx="85">
+                  <c:v>85</c:v>
+                </c:pt>
+                <c:pt idx="86">
+                  <c:v>86</c:v>
+                </c:pt>
+                <c:pt idx="87">
+                  <c:v>87</c:v>
+                </c:pt>
+                <c:pt idx="88">
+                  <c:v>88</c:v>
+                </c:pt>
+                <c:pt idx="89">
+                  <c:v>89</c:v>
+                </c:pt>
+                <c:pt idx="90">
+                  <c:v>90</c:v>
+                </c:pt>
+                <c:pt idx="91">
+                  <c:v>91</c:v>
+                </c:pt>
+                <c:pt idx="92">
+                  <c:v>92</c:v>
+                </c:pt>
+                <c:pt idx="93">
+                  <c:v>93</c:v>
+                </c:pt>
+                <c:pt idx="94">
+                  <c:v>94</c:v>
+                </c:pt>
+                <c:pt idx="95">
+                  <c:v>95</c:v>
+                </c:pt>
+                <c:pt idx="96">
+                  <c:v>96</c:v>
+                </c:pt>
+                <c:pt idx="97">
+                  <c:v>97</c:v>
+                </c:pt>
+                <c:pt idx="98">
+                  <c:v>98</c:v>
+                </c:pt>
+                <c:pt idx="99">
+                  <c:v>99</c:v>
+                </c:pt>
+              </c:numCache>
+            </c:numRef>
+          </c:cat>
+          <c:val>
+            <c:numRef>
+              <c:f>history_phase2!$C$2:$C$101</c:f>
+              <c:numCache>
+                <c:formatCode>General</c:formatCode>
+                <c:ptCount val="100"/>
+                <c:pt idx="0">
+                  <c:v>0.86899999999999999</c:v>
+                </c:pt>
+                <c:pt idx="1">
+                  <c:v>0.93149999999999999</c:v>
+                </c:pt>
+                <c:pt idx="2">
+                  <c:v>0.94899999999999995</c:v>
+                </c:pt>
+                <c:pt idx="3">
+                  <c:v>0.94599999999999995</c:v>
+                </c:pt>
+                <c:pt idx="4">
+                  <c:v>0.95150000000000001</c:v>
+                </c:pt>
+                <c:pt idx="5">
+                  <c:v>0.95699999999999996</c:v>
+                </c:pt>
+                <c:pt idx="6">
+                  <c:v>0.95950000000000002</c:v>
+                </c:pt>
+                <c:pt idx="7">
+                  <c:v>0.95099999999999996</c:v>
+                </c:pt>
+                <c:pt idx="8">
+                  <c:v>0.96399999999999997</c:v>
+                </c:pt>
+                <c:pt idx="9">
+                  <c:v>0.96350000000000002</c:v>
+                </c:pt>
+                <c:pt idx="10">
+                  <c:v>0.96199999999999997</c:v>
+                </c:pt>
+                <c:pt idx="11">
+                  <c:v>0.96450000000000002</c:v>
+                </c:pt>
+                <c:pt idx="12">
+                  <c:v>0.96599999999999997</c:v>
+                </c:pt>
+                <c:pt idx="13">
+                  <c:v>0.96599999999999997</c:v>
+                </c:pt>
+                <c:pt idx="14">
+                  <c:v>0.97</c:v>
+                </c:pt>
+                <c:pt idx="15">
+                  <c:v>0.96650000000000003</c:v>
+                </c:pt>
+                <c:pt idx="16">
+                  <c:v>0.96650000000000003</c:v>
+                </c:pt>
+                <c:pt idx="17">
+                  <c:v>0.96699999999999997</c:v>
+                </c:pt>
+                <c:pt idx="18">
+                  <c:v>0.97150000000000003</c:v>
+                </c:pt>
+                <c:pt idx="19">
+                  <c:v>0.97550000000000003</c:v>
+                </c:pt>
+                <c:pt idx="20">
+                  <c:v>0.96550000000000002</c:v>
+                </c:pt>
+                <c:pt idx="21">
+                  <c:v>0.96950000000000003</c:v>
+                </c:pt>
+                <c:pt idx="22">
+                  <c:v>0.96950000000000003</c:v>
+                </c:pt>
+                <c:pt idx="23">
+                  <c:v>0.96550000000000002</c:v>
+                </c:pt>
+                <c:pt idx="24">
+                  <c:v>0.96650000000000003</c:v>
+                </c:pt>
+                <c:pt idx="25">
+                  <c:v>0.97399999999999998</c:v>
+                </c:pt>
+                <c:pt idx="26">
+                  <c:v>0.96899999999999997</c:v>
+                </c:pt>
+                <c:pt idx="27">
+                  <c:v>0.96550000000000002</c:v>
+                </c:pt>
+                <c:pt idx="28">
+                  <c:v>0.96950000000000003</c:v>
+                </c:pt>
+                <c:pt idx="29">
+                  <c:v>0.97</c:v>
+                </c:pt>
+                <c:pt idx="30">
+                  <c:v>0.97</c:v>
+                </c:pt>
+                <c:pt idx="31">
+                  <c:v>0.97350000000000003</c:v>
+                </c:pt>
+                <c:pt idx="32">
+                  <c:v>0.97550000000000003</c:v>
+                </c:pt>
+                <c:pt idx="33">
+                  <c:v>0.96899999999999997</c:v>
+                </c:pt>
+                <c:pt idx="34">
+                  <c:v>0.96950000000000003</c:v>
+                </c:pt>
+                <c:pt idx="35">
+                  <c:v>0.97199999999999998</c:v>
+                </c:pt>
+                <c:pt idx="36">
+                  <c:v>0.97199999999999998</c:v>
+                </c:pt>
+                <c:pt idx="37">
+                  <c:v>0.97450000000000003</c:v>
+                </c:pt>
+                <c:pt idx="38">
+                  <c:v>0.97050000000000003</c:v>
+                </c:pt>
+                <c:pt idx="39">
+                  <c:v>0.97299999999999998</c:v>
+                </c:pt>
+                <c:pt idx="40">
+                  <c:v>0.97150000000000003</c:v>
+                </c:pt>
+                <c:pt idx="41">
+                  <c:v>0.97299999999999998</c:v>
+                </c:pt>
+                <c:pt idx="42">
+                  <c:v>0.96899999999999997</c:v>
+                </c:pt>
+                <c:pt idx="43">
+                  <c:v>0.98499999999999999</c:v>
+                </c:pt>
+                <c:pt idx="44">
+                  <c:v>0.97750000000000004</c:v>
+                </c:pt>
+                <c:pt idx="45">
+                  <c:v>0.96750000000000003</c:v>
+                </c:pt>
+                <c:pt idx="46">
+                  <c:v>0.98099999999999998</c:v>
+                </c:pt>
+                <c:pt idx="47">
+                  <c:v>0.98150000000000004</c:v>
+                </c:pt>
+                <c:pt idx="48">
+                  <c:v>0.97250000000000003</c:v>
+                </c:pt>
+                <c:pt idx="49">
+                  <c:v>0.98</c:v>
+                </c:pt>
+                <c:pt idx="50">
+                  <c:v>0.97450000000000003</c:v>
+                </c:pt>
+                <c:pt idx="51">
+                  <c:v>0.96899999999999997</c:v>
+                </c:pt>
+                <c:pt idx="52">
+                  <c:v>0.97750000000000004</c:v>
+                </c:pt>
+                <c:pt idx="53">
+                  <c:v>0.96799999999999997</c:v>
+                </c:pt>
+                <c:pt idx="54">
+                  <c:v>0.97350000000000003</c:v>
+                </c:pt>
+                <c:pt idx="55">
+                  <c:v>0.97850000000000004</c:v>
+                </c:pt>
+                <c:pt idx="56">
+                  <c:v>0.97850000000000004</c:v>
+                </c:pt>
+                <c:pt idx="57">
+                  <c:v>0.97299999999999998</c:v>
+                </c:pt>
+                <c:pt idx="58">
+                  <c:v>0.97150000000000003</c:v>
+                </c:pt>
+                <c:pt idx="59">
+                  <c:v>0.97050000000000003</c:v>
+                </c:pt>
+                <c:pt idx="60">
+                  <c:v>0.97350000000000003</c:v>
+                </c:pt>
+                <c:pt idx="61">
+                  <c:v>0.97399999999999998</c:v>
+                </c:pt>
+                <c:pt idx="62">
+                  <c:v>0.97350000000000003</c:v>
+                </c:pt>
+                <c:pt idx="63">
+                  <c:v>0.97099999999999997</c:v>
+                </c:pt>
+                <c:pt idx="64">
+                  <c:v>0.97199999999999998</c:v>
+                </c:pt>
+                <c:pt idx="65">
+                  <c:v>0.97550000000000003</c:v>
+                </c:pt>
+                <c:pt idx="66">
+                  <c:v>0.98199999999999998</c:v>
+                </c:pt>
+                <c:pt idx="67">
+                  <c:v>0.97150000000000003</c:v>
+                </c:pt>
+                <c:pt idx="68">
+                  <c:v>0.97150000000000003</c:v>
+                </c:pt>
+                <c:pt idx="69">
+                  <c:v>0.97099999999999997</c:v>
+                </c:pt>
+                <c:pt idx="70">
+                  <c:v>0.97399999999999998</c:v>
+                </c:pt>
+                <c:pt idx="71">
+                  <c:v>0.96850000000000003</c:v>
+                </c:pt>
+                <c:pt idx="72">
+                  <c:v>0.97550000000000003</c:v>
+                </c:pt>
+                <c:pt idx="73">
+                  <c:v>0.96950000000000003</c:v>
+                </c:pt>
+                <c:pt idx="74">
+                  <c:v>0.97899999999999998</c:v>
+                </c:pt>
+                <c:pt idx="75">
+                  <c:v>0.97399999999999998</c:v>
+                </c:pt>
+                <c:pt idx="76">
+                  <c:v>0.97450000000000003</c:v>
+                </c:pt>
+                <c:pt idx="77">
+                  <c:v>0.96950000000000003</c:v>
+                </c:pt>
+                <c:pt idx="78">
+                  <c:v>0.97599999999999998</c:v>
+                </c:pt>
+                <c:pt idx="79">
+                  <c:v>0.98399999999999999</c:v>
+                </c:pt>
+                <c:pt idx="80">
+                  <c:v>0.97099999999999997</c:v>
+                </c:pt>
+                <c:pt idx="81">
+                  <c:v>0.97350000000000003</c:v>
+                </c:pt>
+                <c:pt idx="82">
+                  <c:v>0.97550000000000003</c:v>
+                </c:pt>
+                <c:pt idx="83">
+                  <c:v>0.96899999999999997</c:v>
+                </c:pt>
+                <c:pt idx="84">
+                  <c:v>0.96950000000000003</c:v>
+                </c:pt>
+                <c:pt idx="85">
+                  <c:v>0.97199999999999998</c:v>
+                </c:pt>
+                <c:pt idx="86">
+                  <c:v>0.97850000000000004</c:v>
+                </c:pt>
+                <c:pt idx="87">
+                  <c:v>0.97</c:v>
+                </c:pt>
+                <c:pt idx="88">
+                  <c:v>0.97750000000000004</c:v>
+                </c:pt>
+                <c:pt idx="89">
+                  <c:v>0.97599999999999998</c:v>
+                </c:pt>
+                <c:pt idx="90">
+                  <c:v>0.97150000000000003</c:v>
+                </c:pt>
+                <c:pt idx="91">
+                  <c:v>0.97499999999999998</c:v>
+                </c:pt>
+                <c:pt idx="92">
+                  <c:v>0.96750000000000003</c:v>
+                </c:pt>
+                <c:pt idx="93">
+                  <c:v>0.97250000000000003</c:v>
+                </c:pt>
+                <c:pt idx="94">
+                  <c:v>0.97050000000000003</c:v>
+                </c:pt>
+                <c:pt idx="95">
+                  <c:v>0.97650000000000003</c:v>
+                </c:pt>
+                <c:pt idx="96">
+                  <c:v>0.97150000000000003</c:v>
+                </c:pt>
+                <c:pt idx="97">
+                  <c:v>0.97550000000000003</c:v>
+                </c:pt>
+                <c:pt idx="98">
+                  <c:v>0.97450000000000003</c:v>
+                </c:pt>
+                <c:pt idx="99">
+                  <c:v>0.96899999999999997</c:v>
+                </c:pt>
+              </c:numCache>
+            </c:numRef>
+          </c:val>
+          <c:smooth val="0"/>
+          <c:extLst>
+            <c:ext xmlns:c16="http://schemas.microsoft.com/office/drawing/2014/chart" uri="{C3380CC4-5D6E-409C-BE32-E72D297353CC}">
+              <c16:uniqueId val="{00000000-41C3-41DA-9310-8ED28BE5ED3E}"/>
+            </c:ext>
+          </c:extLst>
+        </c:ser>
+        <c:ser>
+          <c:idx val="3"/>
+          <c:order val="3"/>
+          <c:tx>
+            <c:strRef>
+              <c:f>history_phase2!$E$1</c:f>
+              <c:strCache>
+                <c:ptCount val="1"/>
+                <c:pt idx="0">
+                  <c:v>val_acc</c:v>
+                </c:pt>
+              </c:strCache>
+            </c:strRef>
+          </c:tx>
+          <c:spPr>
+            <a:ln w="28575" cap="rnd">
+              <a:solidFill>
+                <a:schemeClr val="accent4"/>
+              </a:solidFill>
+              <a:round/>
+            </a:ln>
+            <a:effectLst/>
+          </c:spPr>
+          <c:marker>
+            <c:symbol val="circle"/>
+            <c:size val="5"/>
+            <c:spPr>
+              <a:solidFill>
+                <a:schemeClr val="accent4"/>
+              </a:solidFill>
+              <a:ln w="9525">
+                <a:solidFill>
+                  <a:schemeClr val="accent4"/>
+                </a:solidFill>
+              </a:ln>
+              <a:effectLst/>
+            </c:spPr>
+          </c:marker>
+          <c:cat>
+            <c:numRef>
+              <c:f>history_phase2!$A$2:$A$101</c:f>
+              <c:numCache>
+                <c:formatCode>General</c:formatCode>
+                <c:ptCount val="100"/>
+                <c:pt idx="0">
+                  <c:v>0</c:v>
+                </c:pt>
+                <c:pt idx="1">
+                  <c:v>1</c:v>
+                </c:pt>
+                <c:pt idx="2">
+                  <c:v>2</c:v>
+                </c:pt>
+                <c:pt idx="3">
+                  <c:v>3</c:v>
+                </c:pt>
+                <c:pt idx="4">
+                  <c:v>4</c:v>
+                </c:pt>
+                <c:pt idx="5">
+                  <c:v>5</c:v>
+                </c:pt>
+                <c:pt idx="6">
+                  <c:v>6</c:v>
+                </c:pt>
+                <c:pt idx="7">
+                  <c:v>7</c:v>
+                </c:pt>
+                <c:pt idx="8">
+                  <c:v>8</c:v>
+                </c:pt>
+                <c:pt idx="9">
+                  <c:v>9</c:v>
+                </c:pt>
+                <c:pt idx="10">
+                  <c:v>10</c:v>
+                </c:pt>
+                <c:pt idx="11">
+                  <c:v>11</c:v>
+                </c:pt>
+                <c:pt idx="12">
+                  <c:v>12</c:v>
+                </c:pt>
+                <c:pt idx="13">
+                  <c:v>13</c:v>
+                </c:pt>
+                <c:pt idx="14">
+                  <c:v>14</c:v>
+                </c:pt>
+                <c:pt idx="15">
+                  <c:v>15</c:v>
+                </c:pt>
+                <c:pt idx="16">
+                  <c:v>16</c:v>
+                </c:pt>
+                <c:pt idx="17">
+                  <c:v>17</c:v>
+                </c:pt>
+                <c:pt idx="18">
+                  <c:v>18</c:v>
+                </c:pt>
+                <c:pt idx="19">
+                  <c:v>19</c:v>
+                </c:pt>
+                <c:pt idx="20">
+                  <c:v>20</c:v>
+                </c:pt>
+                <c:pt idx="21">
+                  <c:v>21</c:v>
+                </c:pt>
+                <c:pt idx="22">
+                  <c:v>22</c:v>
+                </c:pt>
+                <c:pt idx="23">
+                  <c:v>23</c:v>
+                </c:pt>
+                <c:pt idx="24">
+                  <c:v>24</c:v>
+                </c:pt>
+                <c:pt idx="25">
+                  <c:v>25</c:v>
+                </c:pt>
+                <c:pt idx="26">
+                  <c:v>26</c:v>
+                </c:pt>
+                <c:pt idx="27">
+                  <c:v>27</c:v>
+                </c:pt>
+                <c:pt idx="28">
+                  <c:v>28</c:v>
+                </c:pt>
+                <c:pt idx="29">
+                  <c:v>29</c:v>
+                </c:pt>
+                <c:pt idx="30">
+                  <c:v>30</c:v>
+                </c:pt>
+                <c:pt idx="31">
+                  <c:v>31</c:v>
+                </c:pt>
+                <c:pt idx="32">
+                  <c:v>32</c:v>
+                </c:pt>
+                <c:pt idx="33">
+                  <c:v>33</c:v>
+                </c:pt>
+                <c:pt idx="34">
+                  <c:v>34</c:v>
+                </c:pt>
+                <c:pt idx="35">
+                  <c:v>35</c:v>
+                </c:pt>
+                <c:pt idx="36">
+                  <c:v>36</c:v>
+                </c:pt>
+                <c:pt idx="37">
+                  <c:v>37</c:v>
+                </c:pt>
+                <c:pt idx="38">
+                  <c:v>38</c:v>
+                </c:pt>
+                <c:pt idx="39">
+                  <c:v>39</c:v>
+                </c:pt>
+                <c:pt idx="40">
+                  <c:v>40</c:v>
+                </c:pt>
+                <c:pt idx="41">
+                  <c:v>41</c:v>
+                </c:pt>
+                <c:pt idx="42">
+                  <c:v>42</c:v>
+                </c:pt>
+                <c:pt idx="43">
+                  <c:v>43</c:v>
+                </c:pt>
+                <c:pt idx="44">
+                  <c:v>44</c:v>
+                </c:pt>
+                <c:pt idx="45">
+                  <c:v>45</c:v>
+                </c:pt>
+                <c:pt idx="46">
+                  <c:v>46</c:v>
+                </c:pt>
+                <c:pt idx="47">
+                  <c:v>47</c:v>
+                </c:pt>
+                <c:pt idx="48">
+                  <c:v>48</c:v>
+                </c:pt>
+                <c:pt idx="49">
+                  <c:v>49</c:v>
+                </c:pt>
+                <c:pt idx="50">
+                  <c:v>50</c:v>
+                </c:pt>
+                <c:pt idx="51">
+                  <c:v>51</c:v>
+                </c:pt>
+                <c:pt idx="52">
+                  <c:v>52</c:v>
+                </c:pt>
+                <c:pt idx="53">
+                  <c:v>53</c:v>
+                </c:pt>
+                <c:pt idx="54">
+                  <c:v>54</c:v>
+                </c:pt>
+                <c:pt idx="55">
+                  <c:v>55</c:v>
+                </c:pt>
+                <c:pt idx="56">
+                  <c:v>56</c:v>
+                </c:pt>
+                <c:pt idx="57">
+                  <c:v>57</c:v>
+                </c:pt>
+                <c:pt idx="58">
+                  <c:v>58</c:v>
+                </c:pt>
+                <c:pt idx="59">
+                  <c:v>59</c:v>
+                </c:pt>
+                <c:pt idx="60">
+                  <c:v>60</c:v>
+                </c:pt>
+                <c:pt idx="61">
+                  <c:v>61</c:v>
+                </c:pt>
+                <c:pt idx="62">
+                  <c:v>62</c:v>
+                </c:pt>
+                <c:pt idx="63">
+                  <c:v>63</c:v>
+                </c:pt>
+                <c:pt idx="64">
+                  <c:v>64</c:v>
+                </c:pt>
+                <c:pt idx="65">
+                  <c:v>65</c:v>
+                </c:pt>
+                <c:pt idx="66">
+                  <c:v>66</c:v>
+                </c:pt>
+                <c:pt idx="67">
+                  <c:v>67</c:v>
+                </c:pt>
+                <c:pt idx="68">
+                  <c:v>68</c:v>
+                </c:pt>
+                <c:pt idx="69">
+                  <c:v>69</c:v>
+                </c:pt>
+                <c:pt idx="70">
+                  <c:v>70</c:v>
+                </c:pt>
+                <c:pt idx="71">
+                  <c:v>71</c:v>
+                </c:pt>
+                <c:pt idx="72">
+                  <c:v>72</c:v>
+                </c:pt>
+                <c:pt idx="73">
+                  <c:v>73</c:v>
+                </c:pt>
+                <c:pt idx="74">
+                  <c:v>74</c:v>
+                </c:pt>
+                <c:pt idx="75">
+                  <c:v>75</c:v>
+                </c:pt>
+                <c:pt idx="76">
+                  <c:v>76</c:v>
+                </c:pt>
+                <c:pt idx="77">
+                  <c:v>77</c:v>
+                </c:pt>
+                <c:pt idx="78">
+                  <c:v>78</c:v>
+                </c:pt>
+                <c:pt idx="79">
+                  <c:v>79</c:v>
+                </c:pt>
+                <c:pt idx="80">
+                  <c:v>80</c:v>
+                </c:pt>
+                <c:pt idx="81">
+                  <c:v>81</c:v>
+                </c:pt>
+                <c:pt idx="82">
+                  <c:v>82</c:v>
+                </c:pt>
+                <c:pt idx="83">
+                  <c:v>83</c:v>
+                </c:pt>
+                <c:pt idx="84">
+                  <c:v>84</c:v>
+                </c:pt>
+                <c:pt idx="85">
+                  <c:v>85</c:v>
+                </c:pt>
+                <c:pt idx="86">
+                  <c:v>86</c:v>
+                </c:pt>
+                <c:pt idx="87">
+                  <c:v>87</c:v>
+                </c:pt>
+                <c:pt idx="88">
+                  <c:v>88</c:v>
+                </c:pt>
+                <c:pt idx="89">
+                  <c:v>89</c:v>
+                </c:pt>
+                <c:pt idx="90">
+                  <c:v>90</c:v>
+                </c:pt>
+                <c:pt idx="91">
+                  <c:v>91</c:v>
+                </c:pt>
+                <c:pt idx="92">
+                  <c:v>92</c:v>
+                </c:pt>
+                <c:pt idx="93">
+                  <c:v>93</c:v>
+                </c:pt>
+                <c:pt idx="94">
+                  <c:v>94</c:v>
+                </c:pt>
+                <c:pt idx="95">
+                  <c:v>95</c:v>
+                </c:pt>
+                <c:pt idx="96">
+                  <c:v>96</c:v>
+                </c:pt>
+                <c:pt idx="97">
+                  <c:v>97</c:v>
+                </c:pt>
+                <c:pt idx="98">
+                  <c:v>98</c:v>
+                </c:pt>
+                <c:pt idx="99">
+                  <c:v>99</c:v>
+                </c:pt>
+              </c:numCache>
+            </c:numRef>
+          </c:cat>
+          <c:val>
+            <c:numRef>
+              <c:f>history_phase2!$E$2:$E$101</c:f>
+              <c:numCache>
+                <c:formatCode>General</c:formatCode>
+                <c:ptCount val="100"/>
+                <c:pt idx="0">
+                  <c:v>0.98299999999999998</c:v>
+                </c:pt>
+                <c:pt idx="1">
+                  <c:v>0.99099999999999999</c:v>
+                </c:pt>
+                <c:pt idx="2">
+                  <c:v>0.98799999999999999</c:v>
+                </c:pt>
+                <c:pt idx="3">
+                  <c:v>0.98799999999999999</c:v>
+                </c:pt>
+                <c:pt idx="4">
+                  <c:v>0.99299999999999999</c:v>
+                </c:pt>
+                <c:pt idx="5">
+                  <c:v>0.99</c:v>
+                </c:pt>
+                <c:pt idx="6">
+                  <c:v>0.99399999999999999</c:v>
+                </c:pt>
+                <c:pt idx="7">
+                  <c:v>0.99299999999999999</c:v>
+                </c:pt>
+                <c:pt idx="8">
+                  <c:v>0.996</c:v>
+                </c:pt>
+                <c:pt idx="9">
+                  <c:v>0.99199999999999999</c:v>
+                </c:pt>
+                <c:pt idx="10">
+                  <c:v>0.99299999999999999</c:v>
+                </c:pt>
+                <c:pt idx="11">
+                  <c:v>0.996</c:v>
+                </c:pt>
+                <c:pt idx="12">
+                  <c:v>0.995</c:v>
+                </c:pt>
+                <c:pt idx="13">
+                  <c:v>0.99399999999999999</c:v>
+                </c:pt>
+                <c:pt idx="14">
+                  <c:v>0.996</c:v>
+                </c:pt>
+                <c:pt idx="15">
+                  <c:v>0.996</c:v>
+                </c:pt>
+                <c:pt idx="16">
+                  <c:v>0.996</c:v>
+                </c:pt>
+                <c:pt idx="17">
+                  <c:v>0.99299999999999999</c:v>
+                </c:pt>
+                <c:pt idx="18">
+                  <c:v>0.997</c:v>
+                </c:pt>
+                <c:pt idx="19">
+                  <c:v>0.997</c:v>
+                </c:pt>
+                <c:pt idx="20">
+                  <c:v>0.997</c:v>
+                </c:pt>
+                <c:pt idx="21">
+                  <c:v>0.995</c:v>
+                </c:pt>
+                <c:pt idx="22">
+                  <c:v>0.998</c:v>
+                </c:pt>
+                <c:pt idx="23">
+                  <c:v>0.996</c:v>
+                </c:pt>
+                <c:pt idx="24">
+                  <c:v>0.996</c:v>
+                </c:pt>
+                <c:pt idx="25">
+                  <c:v>0.997</c:v>
+                </c:pt>
+                <c:pt idx="26">
+                  <c:v>0.997</c:v>
+                </c:pt>
+                <c:pt idx="27">
+                  <c:v>0.996</c:v>
+                </c:pt>
+                <c:pt idx="28">
+                  <c:v>0.997</c:v>
+                </c:pt>
+                <c:pt idx="29">
+                  <c:v>0.996</c:v>
+                </c:pt>
+                <c:pt idx="30">
+                  <c:v>0.995</c:v>
+                </c:pt>
+                <c:pt idx="31">
+                  <c:v>0.997</c:v>
+                </c:pt>
+                <c:pt idx="32">
+                  <c:v>0.996</c:v>
+                </c:pt>
+                <c:pt idx="33">
+                  <c:v>0.995</c:v>
+                </c:pt>
+                <c:pt idx="34">
+                  <c:v>0.996</c:v>
+                </c:pt>
+                <c:pt idx="35">
+                  <c:v>0.998</c:v>
+                </c:pt>
+                <c:pt idx="36">
+                  <c:v>0.996</c:v>
+                </c:pt>
+                <c:pt idx="37">
+                  <c:v>0.996</c:v>
+                </c:pt>
+                <c:pt idx="38">
+                  <c:v>0.998</c:v>
+                </c:pt>
+                <c:pt idx="39">
+                  <c:v>0.996</c:v>
+                </c:pt>
+                <c:pt idx="40">
+                  <c:v>0.997</c:v>
+                </c:pt>
+                <c:pt idx="41">
+                  <c:v>0.996</c:v>
+                </c:pt>
+                <c:pt idx="42">
+                  <c:v>0.996</c:v>
+                </c:pt>
+                <c:pt idx="43">
+                  <c:v>0.997</c:v>
+                </c:pt>
+                <c:pt idx="44">
+                  <c:v>0.995</c:v>
+                </c:pt>
+                <c:pt idx="45">
+                  <c:v>0.995</c:v>
+                </c:pt>
+                <c:pt idx="46">
+                  <c:v>0.998</c:v>
+                </c:pt>
+                <c:pt idx="47">
+                  <c:v>0.998</c:v>
+                </c:pt>
+                <c:pt idx="48">
+                  <c:v>0.996</c:v>
+                </c:pt>
+                <c:pt idx="49">
+                  <c:v>0.996</c:v>
+                </c:pt>
+                <c:pt idx="50">
+                  <c:v>0.996</c:v>
+                </c:pt>
+                <c:pt idx="51">
+                  <c:v>0.998</c:v>
+                </c:pt>
+                <c:pt idx="52">
+                  <c:v>0.996</c:v>
+                </c:pt>
+                <c:pt idx="53">
+                  <c:v>0.996</c:v>
+                </c:pt>
+                <c:pt idx="54">
+                  <c:v>0.997</c:v>
+                </c:pt>
+                <c:pt idx="55">
+                  <c:v>0.995</c:v>
+                </c:pt>
+                <c:pt idx="56">
+                  <c:v>0.996</c:v>
+                </c:pt>
+                <c:pt idx="57">
+                  <c:v>0.996</c:v>
+                </c:pt>
+                <c:pt idx="58">
+                  <c:v>0.997</c:v>
+                </c:pt>
+                <c:pt idx="59">
+                  <c:v>0.996</c:v>
+                </c:pt>
+                <c:pt idx="60">
+                  <c:v>0.997</c:v>
+                </c:pt>
+                <c:pt idx="61">
+                  <c:v>0.996</c:v>
+                </c:pt>
+                <c:pt idx="62">
+                  <c:v>0.996</c:v>
+                </c:pt>
+                <c:pt idx="63">
+                  <c:v>0.998</c:v>
+                </c:pt>
+                <c:pt idx="64">
+                  <c:v>0.997</c:v>
+                </c:pt>
+                <c:pt idx="65">
+                  <c:v>0.997</c:v>
+                </c:pt>
+                <c:pt idx="66">
+                  <c:v>0.995</c:v>
+                </c:pt>
+                <c:pt idx="67">
+                  <c:v>0.997</c:v>
+                </c:pt>
+                <c:pt idx="68">
+                  <c:v>0.997</c:v>
+                </c:pt>
+                <c:pt idx="69">
+                  <c:v>0.995</c:v>
+                </c:pt>
+                <c:pt idx="70">
+                  <c:v>0.997</c:v>
+                </c:pt>
+                <c:pt idx="71">
+                  <c:v>0.997</c:v>
+                </c:pt>
+                <c:pt idx="72">
+                  <c:v>0.996</c:v>
+                </c:pt>
+                <c:pt idx="73">
+                  <c:v>0.995</c:v>
+                </c:pt>
+                <c:pt idx="74">
+                  <c:v>0.996</c:v>
+                </c:pt>
+                <c:pt idx="75">
+                  <c:v>0.997</c:v>
+                </c:pt>
+                <c:pt idx="76">
+                  <c:v>0.996</c:v>
+                </c:pt>
+                <c:pt idx="77">
+                  <c:v>0.996</c:v>
+                </c:pt>
+                <c:pt idx="78">
+                  <c:v>0.996</c:v>
+                </c:pt>
+                <c:pt idx="79">
+                  <c:v>0.998</c:v>
+                </c:pt>
+                <c:pt idx="80">
+                  <c:v>0.997</c:v>
+                </c:pt>
+                <c:pt idx="81">
+                  <c:v>0.996</c:v>
+                </c:pt>
+                <c:pt idx="82">
+                  <c:v>0.996</c:v>
+                </c:pt>
+                <c:pt idx="83">
+                  <c:v>0.995</c:v>
+                </c:pt>
+                <c:pt idx="84">
+                  <c:v>0.996</c:v>
+                </c:pt>
+                <c:pt idx="85">
+                  <c:v>0.997</c:v>
+                </c:pt>
+                <c:pt idx="86">
+                  <c:v>0.997</c:v>
+                </c:pt>
+                <c:pt idx="87">
+                  <c:v>0.995</c:v>
+                </c:pt>
+                <c:pt idx="88">
+                  <c:v>0.996</c:v>
+                </c:pt>
+                <c:pt idx="89">
+                  <c:v>0.996</c:v>
+                </c:pt>
+                <c:pt idx="90">
+                  <c:v>0.996</c:v>
+                </c:pt>
+                <c:pt idx="91">
+                  <c:v>0.996</c:v>
+                </c:pt>
+                <c:pt idx="92">
+                  <c:v>0.996</c:v>
+                </c:pt>
+                <c:pt idx="93">
+                  <c:v>0.995</c:v>
+                </c:pt>
+                <c:pt idx="94">
+                  <c:v>0.998</c:v>
+                </c:pt>
+                <c:pt idx="95">
+                  <c:v>0.995</c:v>
+                </c:pt>
+                <c:pt idx="96">
+                  <c:v>0.997</c:v>
+                </c:pt>
+                <c:pt idx="97">
+                  <c:v>0.996</c:v>
+                </c:pt>
+                <c:pt idx="98">
+                  <c:v>0.996</c:v>
+                </c:pt>
+                <c:pt idx="99">
+                  <c:v>0.996</c:v>
+                </c:pt>
+              </c:numCache>
+            </c:numRef>
+          </c:val>
+          <c:smooth val="0"/>
+          <c:extLst>
+            <c:ext xmlns:c16="http://schemas.microsoft.com/office/drawing/2014/chart" uri="{C3380CC4-5D6E-409C-BE32-E72D297353CC}">
+              <c16:uniqueId val="{00000001-41C3-41DA-9310-8ED28BE5ED3E}"/>
+            </c:ext>
+          </c:extLst>
+        </c:ser>
+        <c:dLbls>
+          <c:showLegendKey val="0"/>
+          <c:showVal val="0"/>
+          <c:showCatName val="0"/>
+          <c:showSerName val="0"/>
+          <c:showPercent val="0"/>
+          <c:showBubbleSize val="0"/>
+        </c:dLbls>
+        <c:marker val="1"/>
+        <c:smooth val="0"/>
+        <c:axId val="607889151"/>
+        <c:axId val="607887711"/>
+        <c:extLst>
+          <c:ext xmlns:c15="http://schemas.microsoft.com/office/drawing/2012/chart" uri="{02D57815-91ED-43cb-92C2-25804820EDAC}">
+            <c15:filteredLineSeries>
+              <c15:ser>
+                <c:idx val="0"/>
+                <c:order val="0"/>
+                <c:tx>
+                  <c:strRef>
+                    <c:extLst>
+                      <c:ext uri="{02D57815-91ED-43cb-92C2-25804820EDAC}">
+                        <c15:formulaRef>
+                          <c15:sqref>history_phase2!$B$1</c15:sqref>
+                        </c15:formulaRef>
+                      </c:ext>
+                    </c:extLst>
+                    <c:strCache>
+                      <c:ptCount val="1"/>
+                      <c:pt idx="0">
+                        <c:v>train_loss</c:v>
+                      </c:pt>
+                    </c:strCache>
+                  </c:strRef>
+                </c:tx>
+                <c:spPr>
+                  <a:ln w="28575" cap="rnd">
+                    <a:solidFill>
+                      <a:schemeClr val="accent1"/>
+                    </a:solidFill>
+                    <a:round/>
+                  </a:ln>
+                  <a:effectLst/>
+                </c:spPr>
+                <c:marker>
+                  <c:symbol val="circle"/>
+                  <c:size val="5"/>
+                  <c:spPr>
+                    <a:solidFill>
+                      <a:schemeClr val="accent1"/>
+                    </a:solidFill>
+                    <a:ln w="9525">
+                      <a:solidFill>
+                        <a:schemeClr val="accent1"/>
+                      </a:solidFill>
+                    </a:ln>
+                    <a:effectLst/>
+                  </c:spPr>
+                </c:marker>
+                <c:cat>
+                  <c:numRef>
+                    <c:extLst>
+                      <c:ext uri="{02D57815-91ED-43cb-92C2-25804820EDAC}">
+                        <c15:formulaRef>
+                          <c15:sqref>history_phase2!$A$2:$A$101</c15:sqref>
+                        </c15:formulaRef>
+                      </c:ext>
+                    </c:extLst>
+                    <c:numCache>
+                      <c:formatCode>General</c:formatCode>
+                      <c:ptCount val="100"/>
+                      <c:pt idx="0">
+                        <c:v>0</c:v>
+                      </c:pt>
+                      <c:pt idx="1">
+                        <c:v>1</c:v>
+                      </c:pt>
+                      <c:pt idx="2">
+                        <c:v>2</c:v>
+                      </c:pt>
+                      <c:pt idx="3">
+                        <c:v>3</c:v>
+                      </c:pt>
+                      <c:pt idx="4">
+                        <c:v>4</c:v>
+                      </c:pt>
+                      <c:pt idx="5">
+                        <c:v>5</c:v>
+                      </c:pt>
+                      <c:pt idx="6">
+                        <c:v>6</c:v>
+                      </c:pt>
+                      <c:pt idx="7">
+                        <c:v>7</c:v>
+                      </c:pt>
+                      <c:pt idx="8">
+                        <c:v>8</c:v>
+                      </c:pt>
+                      <c:pt idx="9">
+                        <c:v>9</c:v>
+                      </c:pt>
+                      <c:pt idx="10">
+                        <c:v>10</c:v>
+                      </c:pt>
+                      <c:pt idx="11">
+                        <c:v>11</c:v>
+                      </c:pt>
+                      <c:pt idx="12">
+                        <c:v>12</c:v>
+                      </c:pt>
+                      <c:pt idx="13">
+                        <c:v>13</c:v>
+                      </c:pt>
+                      <c:pt idx="14">
+                        <c:v>14</c:v>
+                      </c:pt>
+                      <c:pt idx="15">
+                        <c:v>15</c:v>
+                      </c:pt>
+                      <c:pt idx="16">
+                        <c:v>16</c:v>
+                      </c:pt>
+                      <c:pt idx="17">
+                        <c:v>17</c:v>
+                      </c:pt>
+                      <c:pt idx="18">
+                        <c:v>18</c:v>
+                      </c:pt>
+                      <c:pt idx="19">
+                        <c:v>19</c:v>
+                      </c:pt>
+                      <c:pt idx="20">
+                        <c:v>20</c:v>
+                      </c:pt>
+                      <c:pt idx="21">
+                        <c:v>21</c:v>
+                      </c:pt>
+                      <c:pt idx="22">
+                        <c:v>22</c:v>
+                      </c:pt>
+                      <c:pt idx="23">
+                        <c:v>23</c:v>
+                      </c:pt>
+                      <c:pt idx="24">
+                        <c:v>24</c:v>
+                      </c:pt>
+                      <c:pt idx="25">
+                        <c:v>25</c:v>
+                      </c:pt>
+                      <c:pt idx="26">
+                        <c:v>26</c:v>
+                      </c:pt>
+                      <c:pt idx="27">
+                        <c:v>27</c:v>
+                      </c:pt>
+                      <c:pt idx="28">
+                        <c:v>28</c:v>
+                      </c:pt>
+                      <c:pt idx="29">
+                        <c:v>29</c:v>
+                      </c:pt>
+                      <c:pt idx="30">
+                        <c:v>30</c:v>
+                      </c:pt>
+                      <c:pt idx="31">
+                        <c:v>31</c:v>
+                      </c:pt>
+                      <c:pt idx="32">
+                        <c:v>32</c:v>
+                      </c:pt>
+                      <c:pt idx="33">
+                        <c:v>33</c:v>
+                      </c:pt>
+                      <c:pt idx="34">
+                        <c:v>34</c:v>
+                      </c:pt>
+                      <c:pt idx="35">
+                        <c:v>35</c:v>
+                      </c:pt>
+                      <c:pt idx="36">
+                        <c:v>36</c:v>
+                      </c:pt>
+                      <c:pt idx="37">
+                        <c:v>37</c:v>
+                      </c:pt>
+                      <c:pt idx="38">
+                        <c:v>38</c:v>
+                      </c:pt>
+                      <c:pt idx="39">
+                        <c:v>39</c:v>
+                      </c:pt>
+                      <c:pt idx="40">
+                        <c:v>40</c:v>
+                      </c:pt>
+                      <c:pt idx="41">
+                        <c:v>41</c:v>
+                      </c:pt>
+                      <c:pt idx="42">
+                        <c:v>42</c:v>
+                      </c:pt>
+                      <c:pt idx="43">
+                        <c:v>43</c:v>
+                      </c:pt>
+                      <c:pt idx="44">
+                        <c:v>44</c:v>
+                      </c:pt>
+                      <c:pt idx="45">
+                        <c:v>45</c:v>
+                      </c:pt>
+                      <c:pt idx="46">
+                        <c:v>46</c:v>
+                      </c:pt>
+                      <c:pt idx="47">
+                        <c:v>47</c:v>
+                      </c:pt>
+                      <c:pt idx="48">
+                        <c:v>48</c:v>
+                      </c:pt>
+                      <c:pt idx="49">
+                        <c:v>49</c:v>
+                      </c:pt>
+                      <c:pt idx="50">
+                        <c:v>50</c:v>
+                      </c:pt>
+                      <c:pt idx="51">
+                        <c:v>51</c:v>
+                      </c:pt>
+                      <c:pt idx="52">
+                        <c:v>52</c:v>
+                      </c:pt>
+                      <c:pt idx="53">
+                        <c:v>53</c:v>
+                      </c:pt>
+                      <c:pt idx="54">
+                        <c:v>54</c:v>
+                      </c:pt>
+                      <c:pt idx="55">
+                        <c:v>55</c:v>
+                      </c:pt>
+                      <c:pt idx="56">
+                        <c:v>56</c:v>
+                      </c:pt>
+                      <c:pt idx="57">
+                        <c:v>57</c:v>
+                      </c:pt>
+                      <c:pt idx="58">
+                        <c:v>58</c:v>
+                      </c:pt>
+                      <c:pt idx="59">
+                        <c:v>59</c:v>
+                      </c:pt>
+                      <c:pt idx="60">
+                        <c:v>60</c:v>
+                      </c:pt>
+                      <c:pt idx="61">
+                        <c:v>61</c:v>
+                      </c:pt>
+                      <c:pt idx="62">
+                        <c:v>62</c:v>
+                      </c:pt>
+                      <c:pt idx="63">
+                        <c:v>63</c:v>
+                      </c:pt>
+                      <c:pt idx="64">
+                        <c:v>64</c:v>
+                      </c:pt>
+                      <c:pt idx="65">
+                        <c:v>65</c:v>
+                      </c:pt>
+                      <c:pt idx="66">
+                        <c:v>66</c:v>
+                      </c:pt>
+                      <c:pt idx="67">
+                        <c:v>67</c:v>
+                      </c:pt>
+                      <c:pt idx="68">
+                        <c:v>68</c:v>
+                      </c:pt>
+                      <c:pt idx="69">
+                        <c:v>69</c:v>
+                      </c:pt>
+                      <c:pt idx="70">
+                        <c:v>70</c:v>
+                      </c:pt>
+                      <c:pt idx="71">
+                        <c:v>71</c:v>
+                      </c:pt>
+                      <c:pt idx="72">
+                        <c:v>72</c:v>
+                      </c:pt>
+                      <c:pt idx="73">
+                        <c:v>73</c:v>
+                      </c:pt>
+                      <c:pt idx="74">
+                        <c:v>74</c:v>
+                      </c:pt>
+                      <c:pt idx="75">
+                        <c:v>75</c:v>
+                      </c:pt>
+                      <c:pt idx="76">
+                        <c:v>76</c:v>
+                      </c:pt>
+                      <c:pt idx="77">
+                        <c:v>77</c:v>
+                      </c:pt>
+                      <c:pt idx="78">
+                        <c:v>78</c:v>
+                      </c:pt>
+                      <c:pt idx="79">
+                        <c:v>79</c:v>
+                      </c:pt>
+                      <c:pt idx="80">
+                        <c:v>80</c:v>
+                      </c:pt>
+                      <c:pt idx="81">
+                        <c:v>81</c:v>
+                      </c:pt>
+                      <c:pt idx="82">
+                        <c:v>82</c:v>
+                      </c:pt>
+                      <c:pt idx="83">
+                        <c:v>83</c:v>
+                      </c:pt>
+                      <c:pt idx="84">
+                        <c:v>84</c:v>
+                      </c:pt>
+                      <c:pt idx="85">
+                        <c:v>85</c:v>
+                      </c:pt>
+                      <c:pt idx="86">
+                        <c:v>86</c:v>
+                      </c:pt>
+                      <c:pt idx="87">
+                        <c:v>87</c:v>
+                      </c:pt>
+                      <c:pt idx="88">
+                        <c:v>88</c:v>
+                      </c:pt>
+                      <c:pt idx="89">
+                        <c:v>89</c:v>
+                      </c:pt>
+                      <c:pt idx="90">
+                        <c:v>90</c:v>
+                      </c:pt>
+                      <c:pt idx="91">
+                        <c:v>91</c:v>
+                      </c:pt>
+                      <c:pt idx="92">
+                        <c:v>92</c:v>
+                      </c:pt>
+                      <c:pt idx="93">
+                        <c:v>93</c:v>
+                      </c:pt>
+                      <c:pt idx="94">
+                        <c:v>94</c:v>
+                      </c:pt>
+                      <c:pt idx="95">
+                        <c:v>95</c:v>
+                      </c:pt>
+                      <c:pt idx="96">
+                        <c:v>96</c:v>
+                      </c:pt>
+                      <c:pt idx="97">
+                        <c:v>97</c:v>
+                      </c:pt>
+                      <c:pt idx="98">
+                        <c:v>98</c:v>
+                      </c:pt>
+                      <c:pt idx="99">
+                        <c:v>99</c:v>
+                      </c:pt>
+                    </c:numCache>
+                  </c:numRef>
+                </c:cat>
+                <c:val>
+                  <c:numRef>
+                    <c:extLst>
+                      <c:ext uri="{02D57815-91ED-43cb-92C2-25804820EDAC}">
+                        <c15:formulaRef>
+                          <c15:sqref>history_phase2!$B$2:$B$101</c15:sqref>
+                        </c15:formulaRef>
+                      </c:ext>
+                    </c:extLst>
+                    <c:numCache>
+                      <c:formatCode>General</c:formatCode>
+                      <c:ptCount val="100"/>
+                      <c:pt idx="0">
+                        <c:v>0.57559356498718195</c:v>
+                      </c:pt>
+                      <c:pt idx="1">
+                        <c:v>0.28045387148857098</c:v>
+                      </c:pt>
+                      <c:pt idx="2">
+                        <c:v>0.19247479021549199</c:v>
+                      </c:pt>
+                      <c:pt idx="3">
+                        <c:v>0.18855710357427499</c:v>
+                      </c:pt>
+                      <c:pt idx="4">
+                        <c:v>0.16169280785322099</c:v>
+                      </c:pt>
+                      <c:pt idx="5">
+                        <c:v>0.132327383339405</c:v>
+                      </c:pt>
+                      <c:pt idx="6">
+                        <c:v>0.13080939781665801</c:v>
+                      </c:pt>
+                      <c:pt idx="7">
+                        <c:v>0.14411379265785201</c:v>
+                      </c:pt>
+                      <c:pt idx="8">
+                        <c:v>0.124014943122863</c:v>
+                      </c:pt>
+                      <c:pt idx="9">
+                        <c:v>0.11783609437942499</c:v>
+                      </c:pt>
+                      <c:pt idx="10">
+                        <c:v>0.13040247029065999</c:v>
+                      </c:pt>
+                      <c:pt idx="11">
+                        <c:v>0.114186424314975</c:v>
+                      </c:pt>
+                      <c:pt idx="12">
+                        <c:v>0.11744652223587</c:v>
+                      </c:pt>
+                      <c:pt idx="13">
+                        <c:v>0.108271251380443</c:v>
+                      </c:pt>
+                      <c:pt idx="14">
+                        <c:v>9.7690962791442806E-2</c:v>
+                      </c:pt>
+                      <c:pt idx="15">
+                        <c:v>0.108751906216144</c:v>
+                      </c:pt>
+                      <c:pt idx="16">
+                        <c:v>0.11178452450037001</c:v>
+                      </c:pt>
+                      <c:pt idx="17">
+                        <c:v>0.10130629575252501</c:v>
+                      </c:pt>
+                      <c:pt idx="18">
+                        <c:v>8.9308172285556695E-2</c:v>
+                      </c:pt>
+                      <c:pt idx="19">
+                        <c:v>7.4970856606960207E-2</c:v>
+                      </c:pt>
+                      <c:pt idx="20">
+                        <c:v>9.8767728924751205E-2</c:v>
+                      </c:pt>
+                      <c:pt idx="21">
+                        <c:v>8.6291481912135995E-2</c:v>
+                      </c:pt>
+                      <c:pt idx="22">
+                        <c:v>0.10831890916824299</c:v>
+                      </c:pt>
+                      <c:pt idx="23">
+                        <c:v>0.104681617200374</c:v>
+                      </c:pt>
+                      <c:pt idx="24">
+                        <c:v>8.4268180608749396E-2</c:v>
+                      </c:pt>
+                      <c:pt idx="25">
+                        <c:v>8.3357485890388494E-2</c:v>
+                      </c:pt>
+                      <c:pt idx="26">
+                        <c:v>9.3929031133651697E-2</c:v>
+                      </c:pt>
+                      <c:pt idx="27">
+                        <c:v>9.1107471346855096E-2</c:v>
+                      </c:pt>
+                      <c:pt idx="28">
+                        <c:v>8.7175799906253806E-2</c:v>
+                      </c:pt>
+                      <c:pt idx="29">
+                        <c:v>8.3825364887714304E-2</c:v>
+                      </c:pt>
+                      <c:pt idx="30">
+                        <c:v>9.2389344274997703E-2</c:v>
+                      </c:pt>
+                      <c:pt idx="31">
+                        <c:v>9.5119570255279506E-2</c:v>
+                      </c:pt>
+                      <c:pt idx="32">
+                        <c:v>7.3154750943183897E-2</c:v>
+                      </c:pt>
+                      <c:pt idx="33">
+                        <c:v>9.2826228916645007E-2</c:v>
+                      </c:pt>
+                      <c:pt idx="34">
+                        <c:v>8.35416482686996E-2</c:v>
+                      </c:pt>
+                      <c:pt idx="35">
+                        <c:v>9.0448777914047193E-2</c:v>
+                      </c:pt>
+                      <c:pt idx="36">
+                        <c:v>8.3930410921573606E-2</c:v>
+                      </c:pt>
+                      <c:pt idx="37">
+                        <c:v>8.4181129455566397E-2</c:v>
+                      </c:pt>
+                      <c:pt idx="38">
+                        <c:v>9.9526360809802997E-2</c:v>
+                      </c:pt>
+                      <c:pt idx="39">
+                        <c:v>7.8742371797561606E-2</c:v>
+                      </c:pt>
+                      <c:pt idx="40">
+                        <c:v>7.97626332640647E-2</c:v>
+                      </c:pt>
+                      <c:pt idx="41">
+                        <c:v>7.9389336109161296E-2</c:v>
+                      </c:pt>
+                      <c:pt idx="42">
+                        <c:v>9.0982402145862507E-2</c:v>
+                      </c:pt>
+                      <c:pt idx="43">
+                        <c:v>6.3294767260551402E-2</c:v>
+                      </c:pt>
+                      <c:pt idx="44">
+                        <c:v>7.1136069655418396E-2</c:v>
+                      </c:pt>
+                      <c:pt idx="45">
+                        <c:v>8.5503568470478006E-2</c:v>
+                      </c:pt>
+                      <c:pt idx="46">
+                        <c:v>6.2638758361339503E-2</c:v>
+                      </c:pt>
+                      <c:pt idx="47">
+                        <c:v>6.6023376703262304E-2</c:v>
+                      </c:pt>
+                      <c:pt idx="48">
+                        <c:v>7.2939687073230702E-2</c:v>
+                      </c:pt>
+                      <c:pt idx="49">
+                        <c:v>6.7337257206439904E-2</c:v>
+                      </c:pt>
+                      <c:pt idx="50">
+                        <c:v>7.5769228339195194E-2</c:v>
+                      </c:pt>
+                      <c:pt idx="51">
+                        <c:v>9.1423603892326302E-2</c:v>
+                      </c:pt>
+                      <c:pt idx="52">
+                        <c:v>7.2847263276576896E-2</c:v>
+                      </c:pt>
+                      <c:pt idx="53">
+                        <c:v>9.3087176918983397E-2</c:v>
+                      </c:pt>
+                      <c:pt idx="54">
+                        <c:v>8.8214093625545498E-2</c:v>
+                      </c:pt>
+                      <c:pt idx="55">
+                        <c:v>7.6238900184631295E-2</c:v>
+                      </c:pt>
+                      <c:pt idx="56">
+                        <c:v>7.5212583839893293E-2</c:v>
+                      </c:pt>
+                      <c:pt idx="57">
+                        <c:v>9.3798465192317895E-2</c:v>
+                      </c:pt>
+                      <c:pt idx="58">
+                        <c:v>8.6391526699066107E-2</c:v>
+                      </c:pt>
+                      <c:pt idx="59">
+                        <c:v>8.7249652743339498E-2</c:v>
+                      </c:pt>
+                      <c:pt idx="60">
+                        <c:v>8.2643268465995706E-2</c:v>
+                      </c:pt>
+                      <c:pt idx="61">
+                        <c:v>8.9691304802894598E-2</c:v>
+                      </c:pt>
+                      <c:pt idx="62">
+                        <c:v>7.7492073059081998E-2</c:v>
+                      </c:pt>
+                      <c:pt idx="63">
+                        <c:v>8.7919243156909896E-2</c:v>
+                      </c:pt>
+                      <c:pt idx="64">
+                        <c:v>7.89714576005935E-2</c:v>
+                      </c:pt>
+                      <c:pt idx="65">
+                        <c:v>8.2515692830085696E-2</c:v>
+                      </c:pt>
+                      <c:pt idx="66">
+                        <c:v>6.6680587112903505E-2</c:v>
+                      </c:pt>
+                      <c:pt idx="67">
+                        <c:v>8.0251765906810699E-2</c:v>
+                      </c:pt>
+                      <c:pt idx="68">
+                        <c:v>8.4179999589919993E-2</c:v>
+                      </c:pt>
+                      <c:pt idx="69">
+                        <c:v>8.4384639084339103E-2</c:v>
+                      </c:pt>
+                      <c:pt idx="70">
+                        <c:v>7.9652531206607799E-2</c:v>
+                      </c:pt>
+                      <c:pt idx="71">
+                        <c:v>9.4613834977149897E-2</c:v>
+                      </c:pt>
+                      <c:pt idx="72">
+                        <c:v>8.0398345589637696E-2</c:v>
+                      </c:pt>
+                      <c:pt idx="73">
+                        <c:v>8.3101867973804394E-2</c:v>
+                      </c:pt>
+                      <c:pt idx="74">
+                        <c:v>7.0973509728908493E-2</c:v>
+                      </c:pt>
+                      <c:pt idx="75">
+                        <c:v>8.3497435092925995E-2</c:v>
+                      </c:pt>
+                      <c:pt idx="76">
+                        <c:v>7.7972650885581904E-2</c:v>
+                      </c:pt>
+                      <c:pt idx="77">
+                        <c:v>8.7115388810634603E-2</c:v>
+                      </c:pt>
+                      <c:pt idx="78">
+                        <c:v>7.8263734459876999E-2</c:v>
+                      </c:pt>
+                      <c:pt idx="79">
+                        <c:v>6.3946795940399107E-2</c:v>
+                      </c:pt>
+                      <c:pt idx="80">
+                        <c:v>9.0369421005249001E-2</c:v>
+                      </c:pt>
+                      <c:pt idx="81">
+                        <c:v>8.4421368420124002E-2</c:v>
+                      </c:pt>
+                      <c:pt idx="82">
+                        <c:v>7.0680576801299994E-2</c:v>
+                      </c:pt>
+                      <c:pt idx="83">
+                        <c:v>9.2858102142810803E-2</c:v>
+                      </c:pt>
+                      <c:pt idx="84">
+                        <c:v>8.8933045685291201E-2</c:v>
+                      </c:pt>
+                      <c:pt idx="85">
+                        <c:v>8.6102920472621899E-2</c:v>
+                      </c:pt>
+                      <c:pt idx="86">
+                        <c:v>7.2576408267021095E-2</c:v>
+                      </c:pt>
+                      <c:pt idx="87">
+                        <c:v>7.8965019404888107E-2</c:v>
+                      </c:pt>
+                      <c:pt idx="88">
+                        <c:v>7.4031316697597493E-2</c:v>
+                      </c:pt>
+                      <c:pt idx="89">
+                        <c:v>7.3574663817882496E-2</c:v>
+                      </c:pt>
+                      <c:pt idx="90">
+                        <c:v>8.0044283211231207E-2</c:v>
+                      </c:pt>
+                      <c:pt idx="91">
+                        <c:v>7.5661504924297296E-2</c:v>
+                      </c:pt>
+                      <c:pt idx="92">
+                        <c:v>9.2941856324672695E-2</c:v>
+                      </c:pt>
+                      <c:pt idx="93">
+                        <c:v>8.6250759363174404E-2</c:v>
+                      </c:pt>
+                      <c:pt idx="94">
+                        <c:v>9.7084859728813103E-2</c:v>
+                      </c:pt>
+                      <c:pt idx="95">
+                        <c:v>7.30858380794525E-2</c:v>
+                      </c:pt>
+                      <c:pt idx="96">
+                        <c:v>8.37217968106269E-2</c:v>
+                      </c:pt>
+                      <c:pt idx="97">
+                        <c:v>8.6974217236041998E-2</c:v>
+                      </c:pt>
+                      <c:pt idx="98">
+                        <c:v>7.7495616972446404E-2</c:v>
+                      </c:pt>
+                      <c:pt idx="99">
+                        <c:v>8.0501737236976595E-2</c:v>
+                      </c:pt>
+                    </c:numCache>
+                  </c:numRef>
+                </c:val>
+                <c:smooth val="0"/>
+                <c:extLst>
+                  <c:ext xmlns:c16="http://schemas.microsoft.com/office/drawing/2014/chart" uri="{C3380CC4-5D6E-409C-BE32-E72D297353CC}">
+                    <c16:uniqueId val="{00000002-41C3-41DA-9310-8ED28BE5ED3E}"/>
+                  </c:ext>
+                </c:extLst>
+              </c15:ser>
+            </c15:filteredLineSeries>
+            <c15:filteredLineSeries>
+              <c15:ser>
+                <c:idx val="2"/>
+                <c:order val="2"/>
+                <c:tx>
+                  <c:strRef>
+                    <c:extLst xmlns:c15="http://schemas.microsoft.com/office/drawing/2012/chart">
+                      <c:ext xmlns:c15="http://schemas.microsoft.com/office/drawing/2012/chart" uri="{02D57815-91ED-43cb-92C2-25804820EDAC}">
+                        <c15:formulaRef>
+                          <c15:sqref>history_phase2!$D$1</c15:sqref>
+                        </c15:formulaRef>
+                      </c:ext>
+                    </c:extLst>
+                    <c:strCache>
+                      <c:ptCount val="1"/>
+                      <c:pt idx="0">
+                        <c:v>val_loss</c:v>
+                      </c:pt>
+                    </c:strCache>
+                  </c:strRef>
+                </c:tx>
+                <c:spPr>
+                  <a:ln w="28575" cap="rnd">
+                    <a:solidFill>
+                      <a:schemeClr val="accent3"/>
+                    </a:solidFill>
+                    <a:round/>
+                  </a:ln>
+                  <a:effectLst/>
+                </c:spPr>
+                <c:marker>
+                  <c:symbol val="circle"/>
+                  <c:size val="5"/>
+                  <c:spPr>
+                    <a:solidFill>
+                      <a:schemeClr val="accent3"/>
+                    </a:solidFill>
+                    <a:ln w="9525">
+                      <a:solidFill>
+                        <a:schemeClr val="accent3"/>
+                      </a:solidFill>
+                    </a:ln>
+                    <a:effectLst/>
+                  </c:spPr>
+                </c:marker>
+                <c:cat>
+                  <c:numRef>
+                    <c:extLst xmlns:c15="http://schemas.microsoft.com/office/drawing/2012/chart">
+                      <c:ext xmlns:c15="http://schemas.microsoft.com/office/drawing/2012/chart" uri="{02D57815-91ED-43cb-92C2-25804820EDAC}">
+                        <c15:formulaRef>
+                          <c15:sqref>history_phase2!$A$2:$A$101</c15:sqref>
+                        </c15:formulaRef>
+                      </c:ext>
+                    </c:extLst>
+                    <c:numCache>
+                      <c:formatCode>General</c:formatCode>
+                      <c:ptCount val="100"/>
+                      <c:pt idx="0">
+                        <c:v>0</c:v>
+                      </c:pt>
+                      <c:pt idx="1">
+                        <c:v>1</c:v>
+                      </c:pt>
+                      <c:pt idx="2">
+                        <c:v>2</c:v>
+                      </c:pt>
+                      <c:pt idx="3">
+                        <c:v>3</c:v>
+                      </c:pt>
+                      <c:pt idx="4">
+                        <c:v>4</c:v>
+                      </c:pt>
+                      <c:pt idx="5">
+                        <c:v>5</c:v>
+                      </c:pt>
+                      <c:pt idx="6">
+                        <c:v>6</c:v>
+                      </c:pt>
+                      <c:pt idx="7">
+                        <c:v>7</c:v>
+                      </c:pt>
+                      <c:pt idx="8">
+                        <c:v>8</c:v>
+                      </c:pt>
+                      <c:pt idx="9">
+                        <c:v>9</c:v>
+                      </c:pt>
+                      <c:pt idx="10">
+                        <c:v>10</c:v>
+                      </c:pt>
+                      <c:pt idx="11">
+                        <c:v>11</c:v>
+                      </c:pt>
+                      <c:pt idx="12">
+                        <c:v>12</c:v>
+                      </c:pt>
+                      <c:pt idx="13">
+                        <c:v>13</c:v>
+                      </c:pt>
+                      <c:pt idx="14">
+                        <c:v>14</c:v>
+                      </c:pt>
+                      <c:pt idx="15">
+                        <c:v>15</c:v>
+                      </c:pt>
+                      <c:pt idx="16">
+                        <c:v>16</c:v>
+                      </c:pt>
+                      <c:pt idx="17">
+                        <c:v>17</c:v>
+                      </c:pt>
+                      <c:pt idx="18">
+                        <c:v>18</c:v>
+                      </c:pt>
+                      <c:pt idx="19">
+                        <c:v>19</c:v>
+                      </c:pt>
+                      <c:pt idx="20">
+                        <c:v>20</c:v>
+                      </c:pt>
+                      <c:pt idx="21">
+                        <c:v>21</c:v>
+                      </c:pt>
+                      <c:pt idx="22">
+                        <c:v>22</c:v>
+                      </c:pt>
+                      <c:pt idx="23">
+                        <c:v>23</c:v>
+                      </c:pt>
+                      <c:pt idx="24">
+                        <c:v>24</c:v>
+                      </c:pt>
+                      <c:pt idx="25">
+                        <c:v>25</c:v>
+                      </c:pt>
+                      <c:pt idx="26">
+                        <c:v>26</c:v>
+                      </c:pt>
+                      <c:pt idx="27">
+                        <c:v>27</c:v>
+                      </c:pt>
+                      <c:pt idx="28">
+                        <c:v>28</c:v>
+                      </c:pt>
+                      <c:pt idx="29">
+                        <c:v>29</c:v>
+                      </c:pt>
+                      <c:pt idx="30">
+                        <c:v>30</c:v>
+                      </c:pt>
+                      <c:pt idx="31">
+                        <c:v>31</c:v>
+                      </c:pt>
+                      <c:pt idx="32">
+                        <c:v>32</c:v>
+                      </c:pt>
+                      <c:pt idx="33">
+                        <c:v>33</c:v>
+                      </c:pt>
+                      <c:pt idx="34">
+                        <c:v>34</c:v>
+                      </c:pt>
+                      <c:pt idx="35">
+                        <c:v>35</c:v>
+                      </c:pt>
+                      <c:pt idx="36">
+                        <c:v>36</c:v>
+                      </c:pt>
+                      <c:pt idx="37">
+                        <c:v>37</c:v>
+                      </c:pt>
+                      <c:pt idx="38">
+                        <c:v>38</c:v>
+                      </c:pt>
+                      <c:pt idx="39">
+                        <c:v>39</c:v>
+                      </c:pt>
+                      <c:pt idx="40">
+                        <c:v>40</c:v>
+                      </c:pt>
+                      <c:pt idx="41">
+                        <c:v>41</c:v>
+                      </c:pt>
+                      <c:pt idx="42">
+                        <c:v>42</c:v>
+                      </c:pt>
+                      <c:pt idx="43">
+                        <c:v>43</c:v>
+                      </c:pt>
+                      <c:pt idx="44">
+                        <c:v>44</c:v>
+                      </c:pt>
+                      <c:pt idx="45">
+                        <c:v>45</c:v>
+                      </c:pt>
+                      <c:pt idx="46">
+                        <c:v>46</c:v>
+                      </c:pt>
+                      <c:pt idx="47">
+                        <c:v>47</c:v>
+                      </c:pt>
+                      <c:pt idx="48">
+                        <c:v>48</c:v>
+                      </c:pt>
+                      <c:pt idx="49">
+                        <c:v>49</c:v>
+                      </c:pt>
+                      <c:pt idx="50">
+                        <c:v>50</c:v>
+                      </c:pt>
+                      <c:pt idx="51">
+                        <c:v>51</c:v>
+                      </c:pt>
+                      <c:pt idx="52">
+                        <c:v>52</c:v>
+                      </c:pt>
+                      <c:pt idx="53">
+                        <c:v>53</c:v>
+                      </c:pt>
+                      <c:pt idx="54">
+                        <c:v>54</c:v>
+                      </c:pt>
+                      <c:pt idx="55">
+                        <c:v>55</c:v>
+                      </c:pt>
+                      <c:pt idx="56">
+                        <c:v>56</c:v>
+                      </c:pt>
+                      <c:pt idx="57">
+                        <c:v>57</c:v>
+                      </c:pt>
+                      <c:pt idx="58">
+                        <c:v>58</c:v>
+                      </c:pt>
+                      <c:pt idx="59">
+                        <c:v>59</c:v>
+                      </c:pt>
+                      <c:pt idx="60">
+                        <c:v>60</c:v>
+                      </c:pt>
+                      <c:pt idx="61">
+                        <c:v>61</c:v>
+                      </c:pt>
+                      <c:pt idx="62">
+                        <c:v>62</c:v>
+                      </c:pt>
+                      <c:pt idx="63">
+                        <c:v>63</c:v>
+                      </c:pt>
+                      <c:pt idx="64">
+                        <c:v>64</c:v>
+                      </c:pt>
+                      <c:pt idx="65">
+                        <c:v>65</c:v>
+                      </c:pt>
+                      <c:pt idx="66">
+                        <c:v>66</c:v>
+                      </c:pt>
+                      <c:pt idx="67">
+                        <c:v>67</c:v>
+                      </c:pt>
+                      <c:pt idx="68">
+                        <c:v>68</c:v>
+                      </c:pt>
+                      <c:pt idx="69">
+                        <c:v>69</c:v>
+                      </c:pt>
+                      <c:pt idx="70">
+                        <c:v>70</c:v>
+                      </c:pt>
+                      <c:pt idx="71">
+                        <c:v>71</c:v>
+                      </c:pt>
+                      <c:pt idx="72">
+                        <c:v>72</c:v>
+                      </c:pt>
+                      <c:pt idx="73">
+                        <c:v>73</c:v>
+                      </c:pt>
+                      <c:pt idx="74">
+                        <c:v>74</c:v>
+                      </c:pt>
+                      <c:pt idx="75">
+                        <c:v>75</c:v>
+                      </c:pt>
+                      <c:pt idx="76">
+                        <c:v>76</c:v>
+                      </c:pt>
+                      <c:pt idx="77">
+                        <c:v>77</c:v>
+                      </c:pt>
+                      <c:pt idx="78">
+                        <c:v>78</c:v>
+                      </c:pt>
+                      <c:pt idx="79">
+                        <c:v>79</c:v>
+                      </c:pt>
+                      <c:pt idx="80">
+                        <c:v>80</c:v>
+                      </c:pt>
+                      <c:pt idx="81">
+                        <c:v>81</c:v>
+                      </c:pt>
+                      <c:pt idx="82">
+                        <c:v>82</c:v>
+                      </c:pt>
+                      <c:pt idx="83">
+                        <c:v>83</c:v>
+                      </c:pt>
+                      <c:pt idx="84">
+                        <c:v>84</c:v>
+                      </c:pt>
+                      <c:pt idx="85">
+                        <c:v>85</c:v>
+                      </c:pt>
+                      <c:pt idx="86">
+                        <c:v>86</c:v>
+                      </c:pt>
+                      <c:pt idx="87">
+                        <c:v>87</c:v>
+                      </c:pt>
+                      <c:pt idx="88">
+                        <c:v>88</c:v>
+                      </c:pt>
+                      <c:pt idx="89">
+                        <c:v>89</c:v>
+                      </c:pt>
+                      <c:pt idx="90">
+                        <c:v>90</c:v>
+                      </c:pt>
+                      <c:pt idx="91">
+                        <c:v>91</c:v>
+                      </c:pt>
+                      <c:pt idx="92">
+                        <c:v>92</c:v>
+                      </c:pt>
+                      <c:pt idx="93">
+                        <c:v>93</c:v>
+                      </c:pt>
+                      <c:pt idx="94">
+                        <c:v>94</c:v>
+                      </c:pt>
+                      <c:pt idx="95">
+                        <c:v>95</c:v>
+                      </c:pt>
+                      <c:pt idx="96">
+                        <c:v>96</c:v>
+                      </c:pt>
+                      <c:pt idx="97">
+                        <c:v>97</c:v>
+                      </c:pt>
+                      <c:pt idx="98">
+                        <c:v>98</c:v>
+                      </c:pt>
+                      <c:pt idx="99">
+                        <c:v>99</c:v>
+                      </c:pt>
+                    </c:numCache>
+                  </c:numRef>
+                </c:cat>
+                <c:val>
+                  <c:numRef>
+                    <c:extLst xmlns:c15="http://schemas.microsoft.com/office/drawing/2012/chart">
+                      <c:ext xmlns:c15="http://schemas.microsoft.com/office/drawing/2012/chart" uri="{02D57815-91ED-43cb-92C2-25804820EDAC}">
+                        <c15:formulaRef>
+                          <c15:sqref>history_phase2!$D$2:$D$101</c15:sqref>
+                        </c15:formulaRef>
+                      </c:ext>
+                    </c:extLst>
+                    <c:numCache>
+                      <c:formatCode>General</c:formatCode>
+                      <c:ptCount val="100"/>
+                      <c:pt idx="0">
+                        <c:v>0.171994842529296</c:v>
+                      </c:pt>
+                      <c:pt idx="1">
+                        <c:v>9.1328289508819493E-2</c:v>
+                      </c:pt>
+                      <c:pt idx="2">
+                        <c:v>7.3480097532272304E-2</c:v>
+                      </c:pt>
+                      <c:pt idx="3">
+                        <c:v>5.8901954412460301E-2</c:v>
+                      </c:pt>
+                      <c:pt idx="4">
+                        <c:v>4.4584201574325501E-2</c:v>
+                      </c:pt>
+                      <c:pt idx="5">
+                        <c:v>4.4707567095756497E-2</c:v>
+                      </c:pt>
+                      <c:pt idx="6">
+                        <c:v>3.4950800299644397E-2</c:v>
+                      </c:pt>
+                      <c:pt idx="7">
+                        <c:v>3.7062105178833002E-2</c:v>
+                      </c:pt>
+                      <c:pt idx="8">
+                        <c:v>3.4389932632446198E-2</c:v>
+                      </c:pt>
+                      <c:pt idx="9">
+                        <c:v>3.51657338142395E-2</c:v>
+                      </c:pt>
+                      <c:pt idx="10">
+                        <c:v>3.1482857584953297E-2</c:v>
+                      </c:pt>
+                      <c:pt idx="11">
+                        <c:v>2.9956868767738301E-2</c:v>
+                      </c:pt>
+                      <c:pt idx="12">
+                        <c:v>2.8803089976310699E-2</c:v>
+                      </c:pt>
+                      <c:pt idx="13">
+                        <c:v>2.96098988056182E-2</c:v>
+                      </c:pt>
+                      <c:pt idx="14">
+                        <c:v>2.5272027969360299E-2</c:v>
+                      </c:pt>
+                      <c:pt idx="15">
+                        <c:v>2.2443415403366002E-2</c:v>
+                      </c:pt>
+                      <c:pt idx="16">
+                        <c:v>2.32028132677078E-2</c:v>
+                      </c:pt>
+                      <c:pt idx="17">
+                        <c:v>2.5653000950813201E-2</c:v>
+                      </c:pt>
+                      <c:pt idx="18">
+                        <c:v>1.9126086354255601E-2</c:v>
+                      </c:pt>
+                      <c:pt idx="19">
+                        <c:v>2.0113995194435099E-2</c:v>
+                      </c:pt>
+                      <c:pt idx="20">
+                        <c:v>2.08285236358642E-2</c:v>
+                      </c:pt>
+                      <c:pt idx="21">
+                        <c:v>2.48979417085647E-2</c:v>
+                      </c:pt>
+                      <c:pt idx="22">
+                        <c:v>1.8731539726257299E-2</c:v>
+                      </c:pt>
+                      <c:pt idx="23">
+                        <c:v>1.9265035867690999E-2</c:v>
+                      </c:pt>
+                      <c:pt idx="24">
+                        <c:v>1.7740701079368499E-2</c:v>
+                      </c:pt>
+                      <c:pt idx="25">
+                        <c:v>1.74837688207626E-2</c:v>
+                      </c:pt>
+                      <c:pt idx="26">
+                        <c:v>1.7415999770164399E-2</c:v>
+                      </c:pt>
+                      <c:pt idx="27">
+                        <c:v>1.9662470817565902E-2</c:v>
+                      </c:pt>
+                      <c:pt idx="28">
+                        <c:v>1.98832973241806E-2</c:v>
+                      </c:pt>
+                      <c:pt idx="29">
+                        <c:v>1.7638983011245699E-2</c:v>
+                      </c:pt>
+                      <c:pt idx="30">
+                        <c:v>1.8877835035324E-2</c:v>
+                      </c:pt>
+                      <c:pt idx="31">
+                        <c:v>1.6135398149490301E-2</c:v>
+                      </c:pt>
+                      <c:pt idx="32">
+                        <c:v>1.99443043470382E-2</c:v>
+                      </c:pt>
+                      <c:pt idx="33">
+                        <c:v>1.7572827219962998E-2</c:v>
+                      </c:pt>
+                      <c:pt idx="34">
+                        <c:v>1.85396363735198E-2</c:v>
+                      </c:pt>
+                      <c:pt idx="35">
+                        <c:v>1.8336400389671301E-2</c:v>
+                      </c:pt>
+                      <c:pt idx="36">
+                        <c:v>1.8281094431877101E-2</c:v>
+                      </c:pt>
+                      <c:pt idx="37">
+                        <c:v>1.9504984140396101E-2</c:v>
+                      </c:pt>
+                      <c:pt idx="38">
+                        <c:v>1.6208271145820598E-2</c:v>
+                      </c:pt>
+                      <c:pt idx="39">
+                        <c:v>1.9254818439483599E-2</c:v>
+                      </c:pt>
+                      <c:pt idx="40">
+                        <c:v>1.8199075341224599E-2</c:v>
+                      </c:pt>
+                      <c:pt idx="41">
+                        <c:v>2.0549410343170101E-2</c:v>
+                      </c:pt>
+                      <c:pt idx="42">
+                        <c:v>1.8847548365592898E-2</c:v>
+                      </c:pt>
+                      <c:pt idx="43">
+                        <c:v>1.9324570298194801E-2</c:v>
+                      </c:pt>
+                      <c:pt idx="44">
+                        <c:v>2.05475046634674E-2</c:v>
+                      </c:pt>
+                      <c:pt idx="45">
+                        <c:v>2.3482932209968499E-2</c:v>
+                      </c:pt>
+                      <c:pt idx="46">
+                        <c:v>1.8605572700500402E-2</c:v>
+                      </c:pt>
+                      <c:pt idx="47">
+                        <c:v>2.01020467281341E-2</c:v>
+                      </c:pt>
+                      <c:pt idx="48">
+                        <c:v>1.9721988797187801E-2</c:v>
+                      </c:pt>
+                      <c:pt idx="49">
+                        <c:v>1.9111709117889401E-2</c:v>
+                      </c:pt>
+                      <c:pt idx="50">
+                        <c:v>1.7845884680747898E-2</c:v>
+                      </c:pt>
+                      <c:pt idx="51">
+                        <c:v>1.7926102757453901E-2</c:v>
+                      </c:pt>
+                      <c:pt idx="52">
+                        <c:v>1.7949224114417999E-2</c:v>
+                      </c:pt>
+                      <c:pt idx="53">
+                        <c:v>1.8994426131248399E-2</c:v>
+                      </c:pt>
+                      <c:pt idx="54">
+                        <c:v>1.9226836442947301E-2</c:v>
+                      </c:pt>
+                      <c:pt idx="55">
+                        <c:v>1.7549260735511701E-2</c:v>
+                      </c:pt>
+                      <c:pt idx="56">
+                        <c:v>1.6690979123115499E-2</c:v>
+                      </c:pt>
+                      <c:pt idx="57">
+                        <c:v>2.2582758188247599E-2</c:v>
+                      </c:pt>
+                      <c:pt idx="58">
+                        <c:v>1.72793895006179E-2</c:v>
+                      </c:pt>
+                      <c:pt idx="59">
+                        <c:v>2.01163609027862E-2</c:v>
+                      </c:pt>
+                      <c:pt idx="60">
+                        <c:v>1.7478759407997101E-2</c:v>
+                      </c:pt>
+                      <c:pt idx="61">
+                        <c:v>1.90737742185592E-2</c:v>
+                      </c:pt>
+                      <c:pt idx="62">
+                        <c:v>2.1143076777458102E-2</c:v>
+                      </c:pt>
+                      <c:pt idx="63">
+                        <c:v>1.9468405485153099E-2</c:v>
+                      </c:pt>
+                      <c:pt idx="64">
+                        <c:v>1.7206816911697301E-2</c:v>
+                      </c:pt>
+                      <c:pt idx="65">
+                        <c:v>1.65588810443878E-2</c:v>
+                      </c:pt>
+                      <c:pt idx="66">
+                        <c:v>1.70158703327178E-2</c:v>
+                      </c:pt>
+                      <c:pt idx="67">
+                        <c:v>1.7580010533332802E-2</c:v>
+                      </c:pt>
+                      <c:pt idx="68">
+                        <c:v>1.65996124744415E-2</c:v>
+                      </c:pt>
+                      <c:pt idx="69">
+                        <c:v>2.1179933547973599E-2</c:v>
+                      </c:pt>
+                      <c:pt idx="70">
+                        <c:v>1.70605356693267E-2</c:v>
+                      </c:pt>
+                      <c:pt idx="71">
+                        <c:v>1.6186902999877899E-2</c:v>
+                      </c:pt>
+                      <c:pt idx="72">
+                        <c:v>1.8937612295150699E-2</c:v>
+                      </c:pt>
+                      <c:pt idx="73">
+                        <c:v>2.1407446384429901E-2</c:v>
+                      </c:pt>
+                      <c:pt idx="74">
+                        <c:v>1.9166254043579099E-2</c:v>
+                      </c:pt>
+                      <c:pt idx="75">
+                        <c:v>1.9056246876716601E-2</c:v>
+                      </c:pt>
+                      <c:pt idx="76">
+                        <c:v>1.6717176198959301E-2</c:v>
+                      </c:pt>
+                      <c:pt idx="77">
+                        <c:v>2.0079501271247802E-2</c:v>
+                      </c:pt>
+                      <c:pt idx="78">
+                        <c:v>1.6717508077621401E-2</c:v>
+                      </c:pt>
+                      <c:pt idx="79">
+                        <c:v>1.6761917948722799E-2</c:v>
+                      </c:pt>
+                      <c:pt idx="80">
+                        <c:v>1.6049502015113799E-2</c:v>
+                      </c:pt>
+                      <c:pt idx="81">
+                        <c:v>1.9115580677986101E-2</c:v>
+                      </c:pt>
+                      <c:pt idx="82">
+                        <c:v>1.7614393234252901E-2</c:v>
+                      </c:pt>
+                      <c:pt idx="83">
+                        <c:v>1.8074295997619599E-2</c:v>
+                      </c:pt>
+                      <c:pt idx="84">
+                        <c:v>2.01236318349838E-2</c:v>
+                      </c:pt>
+                      <c:pt idx="85">
+                        <c:v>1.7592917203903199E-2</c:v>
+                      </c:pt>
+                      <c:pt idx="86">
+                        <c:v>1.6668881416320801E-2</c:v>
+                      </c:pt>
+                      <c:pt idx="87">
+                        <c:v>1.7796094417572E-2</c:v>
+                      </c:pt>
+                      <c:pt idx="88">
+                        <c:v>1.9850985527038501E-2</c:v>
+                      </c:pt>
+                      <c:pt idx="89">
+                        <c:v>1.7730110883712701E-2</c:v>
+                      </c:pt>
+                      <c:pt idx="90">
+                        <c:v>1.74073494672775E-2</c:v>
+                      </c:pt>
+                      <c:pt idx="91">
+                        <c:v>1.7669613242149301E-2</c:v>
+                      </c:pt>
+                      <c:pt idx="92">
+                        <c:v>2.3230731010436999E-2</c:v>
+                      </c:pt>
+                      <c:pt idx="93">
+                        <c:v>2.3304854035377499E-2</c:v>
+                      </c:pt>
+                      <c:pt idx="94">
+                        <c:v>1.8005254745483399E-2</c:v>
+                      </c:pt>
+                      <c:pt idx="95">
+                        <c:v>1.78762091398239E-2</c:v>
+                      </c:pt>
+                      <c:pt idx="96">
+                        <c:v>1.85040810108184E-2</c:v>
+                      </c:pt>
+                      <c:pt idx="97">
+                        <c:v>1.9281380653381301E-2</c:v>
+                      </c:pt>
+                      <c:pt idx="98">
+                        <c:v>1.8581896543502799E-2</c:v>
+                      </c:pt>
+                      <c:pt idx="99">
+                        <c:v>1.90427747964859E-2</c:v>
+                      </c:pt>
+                    </c:numCache>
+                  </c:numRef>
+                </c:val>
+                <c:smooth val="0"/>
+                <c:extLst xmlns:c15="http://schemas.microsoft.com/office/drawing/2012/chart">
+                  <c:ext xmlns:c16="http://schemas.microsoft.com/office/drawing/2014/chart" uri="{C3380CC4-5D6E-409C-BE32-E72D297353CC}">
+                    <c16:uniqueId val="{00000003-41C3-41DA-9310-8ED28BE5ED3E}"/>
+                  </c:ext>
+                </c:extLst>
+              </c15:ser>
+            </c15:filteredLineSeries>
+          </c:ext>
+        </c:extLst>
+      </c:lineChart>
+      <c:catAx>
+        <c:axId val="607889151"/>
+        <c:scaling>
+          <c:orientation val="minMax"/>
+        </c:scaling>
+        <c:delete val="0"/>
+        <c:axPos val="b"/>
+        <c:numFmt formatCode="General" sourceLinked="1"/>
+        <c:majorTickMark val="none"/>
+        <c:minorTickMark val="none"/>
+        <c:tickLblPos val="nextTo"/>
+        <c:spPr>
+          <a:noFill/>
+          <a:ln w="9525" cap="flat" cmpd="sng" algn="ctr">
+            <a:solidFill>
+              <a:schemeClr val="tx1">
+                <a:lumMod val="15000"/>
+                <a:lumOff val="85000"/>
+              </a:schemeClr>
+            </a:solidFill>
+            <a:round/>
+          </a:ln>
+          <a:effectLst/>
+        </c:spPr>
+        <c:txPr>
+          <a:bodyPr rot="-60000000" spcFirstLastPara="1" vertOverflow="ellipsis" vert="horz" wrap="square" anchor="ctr" anchorCtr="1"/>
+          <a:lstStyle/>
+          <a:p>
+            <a:pPr>
+              <a:defRPr sz="900" b="0" i="0" u="none" strike="noStrike" kern="1200" baseline="0">
+                <a:solidFill>
+                  <a:schemeClr val="tx1">
+                    <a:lumMod val="65000"/>
+                    <a:lumOff val="35000"/>
+                  </a:schemeClr>
+                </a:solidFill>
+                <a:latin typeface="+mn-lt"/>
+                <a:ea typeface="+mn-ea"/>
+                <a:cs typeface="+mn-cs"/>
+              </a:defRPr>
+            </a:pPr>
+            <a:endParaRPr lang="de-DE"/>
+          </a:p>
+        </c:txPr>
+        <c:crossAx val="607887711"/>
+        <c:crosses val="autoZero"/>
+        <c:auto val="1"/>
+        <c:lblAlgn val="ctr"/>
+        <c:lblOffset val="100"/>
+        <c:noMultiLvlLbl val="0"/>
+      </c:catAx>
+      <c:valAx>
+        <c:axId val="607887711"/>
+        <c:scaling>
+          <c:orientation val="minMax"/>
+          <c:max val="1"/>
+          <c:min val="0.8600000000000001"/>
+        </c:scaling>
+        <c:delete val="0"/>
+        <c:axPos val="l"/>
+        <c:majorGridlines>
+          <c:spPr>
+            <a:ln w="9525" cap="flat" cmpd="sng" algn="ctr">
+              <a:solidFill>
+                <a:schemeClr val="tx1">
+                  <a:lumMod val="15000"/>
+                  <a:lumOff val="85000"/>
+                </a:schemeClr>
+              </a:solidFill>
+              <a:round/>
+            </a:ln>
+            <a:effectLst/>
+          </c:spPr>
+        </c:majorGridlines>
+        <c:numFmt formatCode="General" sourceLinked="1"/>
+        <c:majorTickMark val="none"/>
+        <c:minorTickMark val="none"/>
+        <c:tickLblPos val="nextTo"/>
+        <c:spPr>
+          <a:noFill/>
+          <a:ln>
+            <a:noFill/>
+          </a:ln>
+          <a:effectLst/>
+        </c:spPr>
+        <c:txPr>
+          <a:bodyPr rot="-60000000" spcFirstLastPara="1" vertOverflow="ellipsis" vert="horz" wrap="square" anchor="ctr" anchorCtr="1"/>
+          <a:lstStyle/>
+          <a:p>
+            <a:pPr>
+              <a:defRPr sz="900" b="0" i="0" u="none" strike="noStrike" kern="1200" baseline="0">
+                <a:solidFill>
+                  <a:schemeClr val="tx1">
+                    <a:lumMod val="65000"/>
+                    <a:lumOff val="35000"/>
+                  </a:schemeClr>
+                </a:solidFill>
+                <a:latin typeface="+mn-lt"/>
+                <a:ea typeface="+mn-ea"/>
+                <a:cs typeface="+mn-cs"/>
+              </a:defRPr>
+            </a:pPr>
+            <a:endParaRPr lang="de-DE"/>
+          </a:p>
+        </c:txPr>
+        <c:crossAx val="607889151"/>
+        <c:crosses val="autoZero"/>
+        <c:crossBetween val="between"/>
+        <c:majorUnit val="5.000000000000001E-3"/>
+      </c:valAx>
+      <c:spPr>
+        <a:noFill/>
+        <a:ln>
+          <a:noFill/>
+        </a:ln>
+        <a:effectLst/>
+      </c:spPr>
+    </c:plotArea>
+    <c:legend>
+      <c:legendPos val="b"/>
+      <c:overlay val="0"/>
+      <c:spPr>
+        <a:noFill/>
+        <a:ln>
+          <a:noFill/>
+        </a:ln>
+        <a:effectLst/>
+      </c:spPr>
+      <c:txPr>
+        <a:bodyPr rot="0" spcFirstLastPara="1" vertOverflow="ellipsis" vert="horz" wrap="square" anchor="ctr" anchorCtr="1"/>
+        <a:lstStyle/>
+        <a:p>
+          <a:pPr>
+            <a:defRPr sz="900" b="0" i="0" u="none" strike="noStrike" kern="1200" baseline="0">
+              <a:solidFill>
+                <a:schemeClr val="tx1">
+                  <a:lumMod val="65000"/>
+                  <a:lumOff val="35000"/>
+                </a:schemeClr>
+              </a:solidFill>
+              <a:latin typeface="+mn-lt"/>
+              <a:ea typeface="+mn-ea"/>
+              <a:cs typeface="+mn-cs"/>
+            </a:defRPr>
+          </a:pPr>
+          <a:endParaRPr lang="de-DE"/>
+        </a:p>
+      </c:txPr>
+    </c:legend>
+    <c:plotVisOnly val="1"/>
+    <c:dispBlanksAs val="gap"/>
+    <c:extLst>
+      <c:ext xmlns:c16r3="http://schemas.microsoft.com/office/drawing/2017/03/chart" uri="{56B9EC1D-385E-4148-901F-78D8002777C0}">
+        <c16r3:dataDisplayOptions16>
+          <c16r3:dispNaAsBlank val="1"/>
+        </c16r3:dataDisplayOptions16>
+      </c:ext>
+    </c:extLst>
+    <c:showDLblsOverMax val="0"/>
+  </c:chart>
+  <c:spPr>
+    <a:solidFill>
+      <a:schemeClr val="bg1"/>
+    </a:solidFill>
+    <a:ln w="9525" cap="flat" cmpd="sng" algn="ctr">
+      <a:solidFill>
+        <a:schemeClr val="tx1">
+          <a:lumMod val="15000"/>
+          <a:lumOff val="85000"/>
+        </a:schemeClr>
+      </a:solidFill>
+      <a:round/>
+    </a:ln>
+    <a:effectLst/>
+  </c:spPr>
+  <c:txPr>
+    <a:bodyPr/>
+    <a:lstStyle/>
+    <a:p>
+      <a:pPr>
+        <a:defRPr/>
+      </a:pPr>
+      <a:endParaRPr lang="de-DE"/>
+    </a:p>
+  </c:txPr>
+  <c:externalData r:id="rId3">
+    <c:autoUpdate val="0"/>
+  </c:externalData>
+</c:chartSpace>
+</file>
+
 <file path=word/charts/colors1.xml><?xml version="1.0" encoding="utf-8"?>
 <cs:colorStyle xmlns:cs="http://schemas.microsoft.com/office/drawing/2012/chartStyle" xmlns:a="http://schemas.openxmlformats.org/drawingml/2006/main" meth="cycle" id="10">
   <a:schemeClr val="accent1"/>
@@ -2969,6 +9530,86 @@
 </file>
 
 <file path=word/charts/colors2.xml><?xml version="1.0" encoding="utf-8"?>
+<cs:colorStyle xmlns:cs="http://schemas.microsoft.com/office/drawing/2012/chartStyle" xmlns:a="http://schemas.openxmlformats.org/drawingml/2006/main" meth="cycle" id="10">
+  <a:schemeClr val="accent1"/>
+  <a:schemeClr val="accent2"/>
+  <a:schemeClr val="accent3"/>
+  <a:schemeClr val="accent4"/>
+  <a:schemeClr val="accent5"/>
+  <a:schemeClr val="accent6"/>
+  <cs:variation/>
+  <cs:variation>
+    <a:lumMod val="60000"/>
+  </cs:variation>
+  <cs:variation>
+    <a:lumMod val="80000"/>
+    <a:lumOff val="20000"/>
+  </cs:variation>
+  <cs:variation>
+    <a:lumMod val="80000"/>
+  </cs:variation>
+  <cs:variation>
+    <a:lumMod val="60000"/>
+    <a:lumOff val="40000"/>
+  </cs:variation>
+  <cs:variation>
+    <a:lumMod val="50000"/>
+  </cs:variation>
+  <cs:variation>
+    <a:lumMod val="70000"/>
+    <a:lumOff val="30000"/>
+  </cs:variation>
+  <cs:variation>
+    <a:lumMod val="70000"/>
+  </cs:variation>
+  <cs:variation>
+    <a:lumMod val="50000"/>
+    <a:lumOff val="50000"/>
+  </cs:variation>
+</cs:colorStyle>
+</file>
+
+<file path=word/charts/colors3.xml><?xml version="1.0" encoding="utf-8"?>
+<cs:colorStyle xmlns:cs="http://schemas.microsoft.com/office/drawing/2012/chartStyle" xmlns:a="http://schemas.openxmlformats.org/drawingml/2006/main" meth="cycle" id="10">
+  <a:schemeClr val="accent1"/>
+  <a:schemeClr val="accent2"/>
+  <a:schemeClr val="accent3"/>
+  <a:schemeClr val="accent4"/>
+  <a:schemeClr val="accent5"/>
+  <a:schemeClr val="accent6"/>
+  <cs:variation/>
+  <cs:variation>
+    <a:lumMod val="60000"/>
+  </cs:variation>
+  <cs:variation>
+    <a:lumMod val="80000"/>
+    <a:lumOff val="20000"/>
+  </cs:variation>
+  <cs:variation>
+    <a:lumMod val="80000"/>
+  </cs:variation>
+  <cs:variation>
+    <a:lumMod val="60000"/>
+    <a:lumOff val="40000"/>
+  </cs:variation>
+  <cs:variation>
+    <a:lumMod val="50000"/>
+  </cs:variation>
+  <cs:variation>
+    <a:lumMod val="70000"/>
+    <a:lumOff val="30000"/>
+  </cs:variation>
+  <cs:variation>
+    <a:lumMod val="70000"/>
+  </cs:variation>
+  <cs:variation>
+    <a:lumMod val="50000"/>
+    <a:lumOff val="50000"/>
+  </cs:variation>
+</cs:colorStyle>
+</file>
+
+<file path=word/charts/colors4.xml><?xml version="1.0" encoding="utf-8"?>
 <cs:colorStyle xmlns:cs="http://schemas.microsoft.com/office/drawing/2012/chartStyle" xmlns:a="http://schemas.openxmlformats.org/drawingml/2006/main" meth="cycle" id="10">
   <a:schemeClr val="accent1"/>
   <a:schemeClr val="accent2"/>
@@ -4014,6 +10655,1012 @@
 </cs:chartStyle>
 </file>
 
+<file path=word/charts/style3.xml><?xml version="1.0" encoding="utf-8"?>
+<cs:chartStyle xmlns:cs="http://schemas.microsoft.com/office/drawing/2012/chartStyle" xmlns:a="http://schemas.openxmlformats.org/drawingml/2006/main" id="332">
+  <cs:axisTitle>
+    <cs:lnRef idx="0"/>
+    <cs:fillRef idx="0"/>
+    <cs:effectRef idx="0"/>
+    <cs:fontRef idx="minor">
+      <a:schemeClr val="tx1">
+        <a:lumMod val="65000"/>
+        <a:lumOff val="35000"/>
+      </a:schemeClr>
+    </cs:fontRef>
+    <cs:defRPr sz="1000" kern="1200"/>
+  </cs:axisTitle>
+  <cs:categoryAxis>
+    <cs:lnRef idx="0"/>
+    <cs:fillRef idx="0"/>
+    <cs:effectRef idx="0"/>
+    <cs:fontRef idx="minor">
+      <a:schemeClr val="tx1">
+        <a:lumMod val="65000"/>
+        <a:lumOff val="35000"/>
+      </a:schemeClr>
+    </cs:fontRef>
+    <cs:spPr>
+      <a:ln w="9525" cap="flat" cmpd="sng" algn="ctr">
+        <a:solidFill>
+          <a:schemeClr val="tx1">
+            <a:lumMod val="15000"/>
+            <a:lumOff val="85000"/>
+          </a:schemeClr>
+        </a:solidFill>
+        <a:round/>
+      </a:ln>
+    </cs:spPr>
+    <cs:defRPr sz="900" kern="1200"/>
+  </cs:categoryAxis>
+  <cs:chartArea mods="allowNoFillOverride allowNoLineOverride">
+    <cs:lnRef idx="0"/>
+    <cs:fillRef idx="0"/>
+    <cs:effectRef idx="0"/>
+    <cs:fontRef idx="minor">
+      <a:schemeClr val="tx1"/>
+    </cs:fontRef>
+    <cs:spPr>
+      <a:solidFill>
+        <a:schemeClr val="bg1"/>
+      </a:solidFill>
+      <a:ln w="9525" cap="flat" cmpd="sng" algn="ctr">
+        <a:solidFill>
+          <a:schemeClr val="tx1">
+            <a:lumMod val="15000"/>
+            <a:lumOff val="85000"/>
+          </a:schemeClr>
+        </a:solidFill>
+        <a:round/>
+      </a:ln>
+    </cs:spPr>
+    <cs:defRPr sz="1000" kern="1200"/>
+  </cs:chartArea>
+  <cs:dataLabel>
+    <cs:lnRef idx="0"/>
+    <cs:fillRef idx="0"/>
+    <cs:effectRef idx="0"/>
+    <cs:fontRef idx="minor">
+      <a:schemeClr val="tx1">
+        <a:lumMod val="75000"/>
+        <a:lumOff val="25000"/>
+      </a:schemeClr>
+    </cs:fontRef>
+    <cs:defRPr sz="900" kern="1200"/>
+  </cs:dataLabel>
+  <cs:dataLabelCallout>
+    <cs:lnRef idx="0"/>
+    <cs:fillRef idx="0"/>
+    <cs:effectRef idx="0"/>
+    <cs:fontRef idx="minor">
+      <a:schemeClr val="dk1">
+        <a:lumMod val="65000"/>
+        <a:lumOff val="35000"/>
+      </a:schemeClr>
+    </cs:fontRef>
+    <cs:spPr>
+      <a:solidFill>
+        <a:schemeClr val="lt1"/>
+      </a:solidFill>
+      <a:ln>
+        <a:solidFill>
+          <a:schemeClr val="dk1">
+            <a:lumMod val="25000"/>
+            <a:lumOff val="75000"/>
+          </a:schemeClr>
+        </a:solidFill>
+      </a:ln>
+    </cs:spPr>
+    <cs:defRPr sz="900" kern="1200"/>
+    <cs:bodyPr rot="0" spcFirstLastPara="1" vertOverflow="clip" horzOverflow="clip" vert="horz" wrap="square" lIns="36576" tIns="18288" rIns="36576" bIns="18288" anchor="ctr" anchorCtr="1">
+      <a:spAutoFit/>
+    </cs:bodyPr>
+  </cs:dataLabelCallout>
+  <cs:dataPoint>
+    <cs:lnRef idx="0"/>
+    <cs:fillRef idx="1">
+      <cs:styleClr val="auto"/>
+    </cs:fillRef>
+    <cs:effectRef idx="0"/>
+    <cs:fontRef idx="minor">
+      <a:schemeClr val="tx1"/>
+    </cs:fontRef>
+  </cs:dataPoint>
+  <cs:dataPoint3D>
+    <cs:lnRef idx="0"/>
+    <cs:fillRef idx="1">
+      <cs:styleClr val="auto"/>
+    </cs:fillRef>
+    <cs:effectRef idx="0"/>
+    <cs:fontRef idx="minor">
+      <a:schemeClr val="tx1"/>
+    </cs:fontRef>
+  </cs:dataPoint3D>
+  <cs:dataPointLine>
+    <cs:lnRef idx="0">
+      <cs:styleClr val="auto"/>
+    </cs:lnRef>
+    <cs:fillRef idx="1"/>
+    <cs:effectRef idx="0"/>
+    <cs:fontRef idx="minor">
+      <a:schemeClr val="tx1"/>
+    </cs:fontRef>
+    <cs:spPr>
+      <a:ln w="28575" cap="rnd">
+        <a:solidFill>
+          <a:schemeClr val="phClr"/>
+        </a:solidFill>
+        <a:round/>
+      </a:ln>
+    </cs:spPr>
+  </cs:dataPointLine>
+  <cs:dataPointMarker>
+    <cs:lnRef idx="0">
+      <cs:styleClr val="auto"/>
+    </cs:lnRef>
+    <cs:fillRef idx="1">
+      <cs:styleClr val="auto"/>
+    </cs:fillRef>
+    <cs:effectRef idx="0"/>
+    <cs:fontRef idx="minor">
+      <a:schemeClr val="tx1"/>
+    </cs:fontRef>
+    <cs:spPr>
+      <a:ln w="9525">
+        <a:solidFill>
+          <a:schemeClr val="phClr"/>
+        </a:solidFill>
+      </a:ln>
+    </cs:spPr>
+  </cs:dataPointMarker>
+  <cs:dataPointMarkerLayout symbol="circle" size="5"/>
+  <cs:dataPointWireframe>
+    <cs:lnRef idx="0">
+      <cs:styleClr val="auto"/>
+    </cs:lnRef>
+    <cs:fillRef idx="1"/>
+    <cs:effectRef idx="0"/>
+    <cs:fontRef idx="minor">
+      <a:schemeClr val="tx1"/>
+    </cs:fontRef>
+    <cs:spPr>
+      <a:ln w="9525" cap="rnd">
+        <a:solidFill>
+          <a:schemeClr val="phClr"/>
+        </a:solidFill>
+        <a:round/>
+      </a:ln>
+    </cs:spPr>
+  </cs:dataPointWireframe>
+  <cs:dataTable>
+    <cs:lnRef idx="0"/>
+    <cs:fillRef idx="0"/>
+    <cs:effectRef idx="0"/>
+    <cs:fontRef idx="minor">
+      <a:schemeClr val="tx1">
+        <a:lumMod val="65000"/>
+        <a:lumOff val="35000"/>
+      </a:schemeClr>
+    </cs:fontRef>
+    <cs:spPr>
+      <a:noFill/>
+      <a:ln w="9525" cap="flat" cmpd="sng" algn="ctr">
+        <a:solidFill>
+          <a:schemeClr val="tx1">
+            <a:lumMod val="15000"/>
+            <a:lumOff val="85000"/>
+          </a:schemeClr>
+        </a:solidFill>
+        <a:round/>
+      </a:ln>
+    </cs:spPr>
+    <cs:defRPr sz="900" kern="1200"/>
+  </cs:dataTable>
+  <cs:downBar>
+    <cs:lnRef idx="0"/>
+    <cs:fillRef idx="0"/>
+    <cs:effectRef idx="0"/>
+    <cs:fontRef idx="minor">
+      <a:schemeClr val="dk1"/>
+    </cs:fontRef>
+    <cs:spPr>
+      <a:solidFill>
+        <a:schemeClr val="dk1">
+          <a:lumMod val="65000"/>
+          <a:lumOff val="35000"/>
+        </a:schemeClr>
+      </a:solidFill>
+      <a:ln w="9525">
+        <a:solidFill>
+          <a:schemeClr val="tx1">
+            <a:lumMod val="65000"/>
+            <a:lumOff val="35000"/>
+          </a:schemeClr>
+        </a:solidFill>
+      </a:ln>
+    </cs:spPr>
+  </cs:downBar>
+  <cs:dropLine>
+    <cs:lnRef idx="0"/>
+    <cs:fillRef idx="0"/>
+    <cs:effectRef idx="0"/>
+    <cs:fontRef idx="minor">
+      <a:schemeClr val="tx1"/>
+    </cs:fontRef>
+    <cs:spPr>
+      <a:ln w="9525" cap="flat" cmpd="sng" algn="ctr">
+        <a:solidFill>
+          <a:schemeClr val="tx1">
+            <a:lumMod val="35000"/>
+            <a:lumOff val="65000"/>
+          </a:schemeClr>
+        </a:solidFill>
+        <a:round/>
+      </a:ln>
+    </cs:spPr>
+  </cs:dropLine>
+  <cs:errorBar>
+    <cs:lnRef idx="0"/>
+    <cs:fillRef idx="0"/>
+    <cs:effectRef idx="0"/>
+    <cs:fontRef idx="minor">
+      <a:schemeClr val="tx1"/>
+    </cs:fontRef>
+    <cs:spPr>
+      <a:ln w="9525" cap="flat" cmpd="sng" algn="ctr">
+        <a:solidFill>
+          <a:schemeClr val="tx1">
+            <a:lumMod val="65000"/>
+            <a:lumOff val="35000"/>
+          </a:schemeClr>
+        </a:solidFill>
+        <a:round/>
+      </a:ln>
+    </cs:spPr>
+  </cs:errorBar>
+  <cs:floor>
+    <cs:lnRef idx="0"/>
+    <cs:fillRef idx="0"/>
+    <cs:effectRef idx="0"/>
+    <cs:fontRef idx="minor">
+      <a:schemeClr val="tx1"/>
+    </cs:fontRef>
+    <cs:spPr>
+      <a:noFill/>
+      <a:ln>
+        <a:noFill/>
+      </a:ln>
+    </cs:spPr>
+  </cs:floor>
+  <cs:gridlineMajor>
+    <cs:lnRef idx="0"/>
+    <cs:fillRef idx="0"/>
+    <cs:effectRef idx="0"/>
+    <cs:fontRef idx="minor">
+      <a:schemeClr val="tx1"/>
+    </cs:fontRef>
+    <cs:spPr>
+      <a:ln w="9525" cap="flat" cmpd="sng" algn="ctr">
+        <a:solidFill>
+          <a:schemeClr val="tx1">
+            <a:lumMod val="15000"/>
+            <a:lumOff val="85000"/>
+          </a:schemeClr>
+        </a:solidFill>
+        <a:round/>
+      </a:ln>
+    </cs:spPr>
+  </cs:gridlineMajor>
+  <cs:gridlineMinor>
+    <cs:lnRef idx="0"/>
+    <cs:fillRef idx="0"/>
+    <cs:effectRef idx="0"/>
+    <cs:fontRef idx="minor">
+      <a:schemeClr val="tx1"/>
+    </cs:fontRef>
+    <cs:spPr>
+      <a:ln w="9525" cap="flat" cmpd="sng" algn="ctr">
+        <a:solidFill>
+          <a:schemeClr val="tx1">
+            <a:lumMod val="5000"/>
+            <a:lumOff val="95000"/>
+          </a:schemeClr>
+        </a:solidFill>
+        <a:round/>
+      </a:ln>
+    </cs:spPr>
+  </cs:gridlineMinor>
+  <cs:hiLoLine>
+    <cs:lnRef idx="0"/>
+    <cs:fillRef idx="0"/>
+    <cs:effectRef idx="0"/>
+    <cs:fontRef idx="minor">
+      <a:schemeClr val="tx1"/>
+    </cs:fontRef>
+    <cs:spPr>
+      <a:ln w="9525" cap="flat" cmpd="sng" algn="ctr">
+        <a:solidFill>
+          <a:schemeClr val="tx1">
+            <a:lumMod val="75000"/>
+            <a:lumOff val="25000"/>
+          </a:schemeClr>
+        </a:solidFill>
+        <a:round/>
+      </a:ln>
+    </cs:spPr>
+  </cs:hiLoLine>
+  <cs:leaderLine>
+    <cs:lnRef idx="0"/>
+    <cs:fillRef idx="0"/>
+    <cs:effectRef idx="0"/>
+    <cs:fontRef idx="minor">
+      <a:schemeClr val="tx1"/>
+    </cs:fontRef>
+    <cs:spPr>
+      <a:ln w="9525" cap="flat" cmpd="sng" algn="ctr">
+        <a:solidFill>
+          <a:schemeClr val="tx1">
+            <a:lumMod val="35000"/>
+            <a:lumOff val="65000"/>
+          </a:schemeClr>
+        </a:solidFill>
+        <a:round/>
+      </a:ln>
+    </cs:spPr>
+  </cs:leaderLine>
+  <cs:legend>
+    <cs:lnRef idx="0"/>
+    <cs:fillRef idx="0"/>
+    <cs:effectRef idx="0"/>
+    <cs:fontRef idx="minor">
+      <a:schemeClr val="tx1">
+        <a:lumMod val="65000"/>
+        <a:lumOff val="35000"/>
+      </a:schemeClr>
+    </cs:fontRef>
+    <cs:defRPr sz="900" kern="1200"/>
+  </cs:legend>
+  <cs:plotArea mods="allowNoFillOverride allowNoLineOverride">
+    <cs:lnRef idx="0"/>
+    <cs:fillRef idx="0"/>
+    <cs:effectRef idx="0"/>
+    <cs:fontRef idx="minor">
+      <a:schemeClr val="tx1"/>
+    </cs:fontRef>
+  </cs:plotArea>
+  <cs:plotArea3D mods="allowNoFillOverride allowNoLineOverride">
+    <cs:lnRef idx="0"/>
+    <cs:fillRef idx="0"/>
+    <cs:effectRef idx="0"/>
+    <cs:fontRef idx="minor">
+      <a:schemeClr val="tx1"/>
+    </cs:fontRef>
+  </cs:plotArea3D>
+  <cs:seriesAxis>
+    <cs:lnRef idx="0"/>
+    <cs:fillRef idx="0"/>
+    <cs:effectRef idx="0"/>
+    <cs:fontRef idx="minor">
+      <a:schemeClr val="tx1">
+        <a:lumMod val="65000"/>
+        <a:lumOff val="35000"/>
+      </a:schemeClr>
+    </cs:fontRef>
+    <cs:defRPr sz="900" kern="1200"/>
+  </cs:seriesAxis>
+  <cs:seriesLine>
+    <cs:lnRef idx="0"/>
+    <cs:fillRef idx="0"/>
+    <cs:effectRef idx="0"/>
+    <cs:fontRef idx="minor">
+      <a:schemeClr val="tx1"/>
+    </cs:fontRef>
+    <cs:spPr>
+      <a:ln w="9525" cap="flat" cmpd="sng" algn="ctr">
+        <a:solidFill>
+          <a:schemeClr val="tx1">
+            <a:lumMod val="35000"/>
+            <a:lumOff val="65000"/>
+          </a:schemeClr>
+        </a:solidFill>
+        <a:round/>
+      </a:ln>
+    </cs:spPr>
+  </cs:seriesLine>
+  <cs:title>
+    <cs:lnRef idx="0"/>
+    <cs:fillRef idx="0"/>
+    <cs:effectRef idx="0"/>
+    <cs:fontRef idx="minor">
+      <a:schemeClr val="tx1">
+        <a:lumMod val="65000"/>
+        <a:lumOff val="35000"/>
+      </a:schemeClr>
+    </cs:fontRef>
+    <cs:defRPr sz="1400" b="0" kern="1200" spc="0" baseline="0"/>
+  </cs:title>
+  <cs:trendline>
+    <cs:lnRef idx="0">
+      <cs:styleClr val="auto"/>
+    </cs:lnRef>
+    <cs:fillRef idx="0"/>
+    <cs:effectRef idx="0"/>
+    <cs:fontRef idx="minor">
+      <a:schemeClr val="tx1"/>
+    </cs:fontRef>
+    <cs:spPr>
+      <a:ln w="19050" cap="rnd">
+        <a:solidFill>
+          <a:schemeClr val="phClr"/>
+        </a:solidFill>
+        <a:prstDash val="sysDot"/>
+      </a:ln>
+    </cs:spPr>
+  </cs:trendline>
+  <cs:trendlineLabel>
+    <cs:lnRef idx="0"/>
+    <cs:fillRef idx="0"/>
+    <cs:effectRef idx="0"/>
+    <cs:fontRef idx="minor">
+      <a:schemeClr val="tx1">
+        <a:lumMod val="65000"/>
+        <a:lumOff val="35000"/>
+      </a:schemeClr>
+    </cs:fontRef>
+    <cs:defRPr sz="900" kern="1200"/>
+  </cs:trendlineLabel>
+  <cs:upBar>
+    <cs:lnRef idx="0"/>
+    <cs:fillRef idx="0"/>
+    <cs:effectRef idx="0"/>
+    <cs:fontRef idx="minor">
+      <a:schemeClr val="dk1"/>
+    </cs:fontRef>
+    <cs:spPr>
+      <a:solidFill>
+        <a:schemeClr val="lt1"/>
+      </a:solidFill>
+      <a:ln w="9525">
+        <a:solidFill>
+          <a:schemeClr val="tx1">
+            <a:lumMod val="15000"/>
+            <a:lumOff val="85000"/>
+          </a:schemeClr>
+        </a:solidFill>
+      </a:ln>
+    </cs:spPr>
+  </cs:upBar>
+  <cs:valueAxis>
+    <cs:lnRef idx="0"/>
+    <cs:fillRef idx="0"/>
+    <cs:effectRef idx="0"/>
+    <cs:fontRef idx="minor">
+      <a:schemeClr val="tx1">
+        <a:lumMod val="65000"/>
+        <a:lumOff val="35000"/>
+      </a:schemeClr>
+    </cs:fontRef>
+    <cs:defRPr sz="900" kern="1200"/>
+  </cs:valueAxis>
+  <cs:wall>
+    <cs:lnRef idx="0"/>
+    <cs:fillRef idx="0"/>
+    <cs:effectRef idx="0"/>
+    <cs:fontRef idx="minor">
+      <a:schemeClr val="tx1"/>
+    </cs:fontRef>
+    <cs:spPr>
+      <a:noFill/>
+      <a:ln>
+        <a:noFill/>
+      </a:ln>
+    </cs:spPr>
+  </cs:wall>
+</cs:chartStyle>
+</file>
+
+<file path=word/charts/style4.xml><?xml version="1.0" encoding="utf-8"?>
+<cs:chartStyle xmlns:cs="http://schemas.microsoft.com/office/drawing/2012/chartStyle" xmlns:a="http://schemas.openxmlformats.org/drawingml/2006/main" id="332">
+  <cs:axisTitle>
+    <cs:lnRef idx="0"/>
+    <cs:fillRef idx="0"/>
+    <cs:effectRef idx="0"/>
+    <cs:fontRef idx="minor">
+      <a:schemeClr val="tx1">
+        <a:lumMod val="65000"/>
+        <a:lumOff val="35000"/>
+      </a:schemeClr>
+    </cs:fontRef>
+    <cs:defRPr sz="1000" kern="1200"/>
+  </cs:axisTitle>
+  <cs:categoryAxis>
+    <cs:lnRef idx="0"/>
+    <cs:fillRef idx="0"/>
+    <cs:effectRef idx="0"/>
+    <cs:fontRef idx="minor">
+      <a:schemeClr val="tx1">
+        <a:lumMod val="65000"/>
+        <a:lumOff val="35000"/>
+      </a:schemeClr>
+    </cs:fontRef>
+    <cs:spPr>
+      <a:ln w="9525" cap="flat" cmpd="sng" algn="ctr">
+        <a:solidFill>
+          <a:schemeClr val="tx1">
+            <a:lumMod val="15000"/>
+            <a:lumOff val="85000"/>
+          </a:schemeClr>
+        </a:solidFill>
+        <a:round/>
+      </a:ln>
+    </cs:spPr>
+    <cs:defRPr sz="900" kern="1200"/>
+  </cs:categoryAxis>
+  <cs:chartArea mods="allowNoFillOverride allowNoLineOverride">
+    <cs:lnRef idx="0"/>
+    <cs:fillRef idx="0"/>
+    <cs:effectRef idx="0"/>
+    <cs:fontRef idx="minor">
+      <a:schemeClr val="tx1"/>
+    </cs:fontRef>
+    <cs:spPr>
+      <a:solidFill>
+        <a:schemeClr val="bg1"/>
+      </a:solidFill>
+      <a:ln w="9525" cap="flat" cmpd="sng" algn="ctr">
+        <a:solidFill>
+          <a:schemeClr val="tx1">
+            <a:lumMod val="15000"/>
+            <a:lumOff val="85000"/>
+          </a:schemeClr>
+        </a:solidFill>
+        <a:round/>
+      </a:ln>
+    </cs:spPr>
+    <cs:defRPr sz="1000" kern="1200"/>
+  </cs:chartArea>
+  <cs:dataLabel>
+    <cs:lnRef idx="0"/>
+    <cs:fillRef idx="0"/>
+    <cs:effectRef idx="0"/>
+    <cs:fontRef idx="minor">
+      <a:schemeClr val="tx1">
+        <a:lumMod val="75000"/>
+        <a:lumOff val="25000"/>
+      </a:schemeClr>
+    </cs:fontRef>
+    <cs:defRPr sz="900" kern="1200"/>
+  </cs:dataLabel>
+  <cs:dataLabelCallout>
+    <cs:lnRef idx="0"/>
+    <cs:fillRef idx="0"/>
+    <cs:effectRef idx="0"/>
+    <cs:fontRef idx="minor">
+      <a:schemeClr val="dk1">
+        <a:lumMod val="65000"/>
+        <a:lumOff val="35000"/>
+      </a:schemeClr>
+    </cs:fontRef>
+    <cs:spPr>
+      <a:solidFill>
+        <a:schemeClr val="lt1"/>
+      </a:solidFill>
+      <a:ln>
+        <a:solidFill>
+          <a:schemeClr val="dk1">
+            <a:lumMod val="25000"/>
+            <a:lumOff val="75000"/>
+          </a:schemeClr>
+        </a:solidFill>
+      </a:ln>
+    </cs:spPr>
+    <cs:defRPr sz="900" kern="1200"/>
+    <cs:bodyPr rot="0" spcFirstLastPara="1" vertOverflow="clip" horzOverflow="clip" vert="horz" wrap="square" lIns="36576" tIns="18288" rIns="36576" bIns="18288" anchor="ctr" anchorCtr="1">
+      <a:spAutoFit/>
+    </cs:bodyPr>
+  </cs:dataLabelCallout>
+  <cs:dataPoint>
+    <cs:lnRef idx="0"/>
+    <cs:fillRef idx="1">
+      <cs:styleClr val="auto"/>
+    </cs:fillRef>
+    <cs:effectRef idx="0"/>
+    <cs:fontRef idx="minor">
+      <a:schemeClr val="tx1"/>
+    </cs:fontRef>
+  </cs:dataPoint>
+  <cs:dataPoint3D>
+    <cs:lnRef idx="0"/>
+    <cs:fillRef idx="1">
+      <cs:styleClr val="auto"/>
+    </cs:fillRef>
+    <cs:effectRef idx="0"/>
+    <cs:fontRef idx="minor">
+      <a:schemeClr val="tx1"/>
+    </cs:fontRef>
+  </cs:dataPoint3D>
+  <cs:dataPointLine>
+    <cs:lnRef idx="0">
+      <cs:styleClr val="auto"/>
+    </cs:lnRef>
+    <cs:fillRef idx="1"/>
+    <cs:effectRef idx="0"/>
+    <cs:fontRef idx="minor">
+      <a:schemeClr val="tx1"/>
+    </cs:fontRef>
+    <cs:spPr>
+      <a:ln w="28575" cap="rnd">
+        <a:solidFill>
+          <a:schemeClr val="phClr"/>
+        </a:solidFill>
+        <a:round/>
+      </a:ln>
+    </cs:spPr>
+  </cs:dataPointLine>
+  <cs:dataPointMarker>
+    <cs:lnRef idx="0">
+      <cs:styleClr val="auto"/>
+    </cs:lnRef>
+    <cs:fillRef idx="1">
+      <cs:styleClr val="auto"/>
+    </cs:fillRef>
+    <cs:effectRef idx="0"/>
+    <cs:fontRef idx="minor">
+      <a:schemeClr val="tx1"/>
+    </cs:fontRef>
+    <cs:spPr>
+      <a:ln w="9525">
+        <a:solidFill>
+          <a:schemeClr val="phClr"/>
+        </a:solidFill>
+      </a:ln>
+    </cs:spPr>
+  </cs:dataPointMarker>
+  <cs:dataPointMarkerLayout symbol="circle" size="5"/>
+  <cs:dataPointWireframe>
+    <cs:lnRef idx="0">
+      <cs:styleClr val="auto"/>
+    </cs:lnRef>
+    <cs:fillRef idx="1"/>
+    <cs:effectRef idx="0"/>
+    <cs:fontRef idx="minor">
+      <a:schemeClr val="tx1"/>
+    </cs:fontRef>
+    <cs:spPr>
+      <a:ln w="9525" cap="rnd">
+        <a:solidFill>
+          <a:schemeClr val="phClr"/>
+        </a:solidFill>
+        <a:round/>
+      </a:ln>
+    </cs:spPr>
+  </cs:dataPointWireframe>
+  <cs:dataTable>
+    <cs:lnRef idx="0"/>
+    <cs:fillRef idx="0"/>
+    <cs:effectRef idx="0"/>
+    <cs:fontRef idx="minor">
+      <a:schemeClr val="tx1">
+        <a:lumMod val="65000"/>
+        <a:lumOff val="35000"/>
+      </a:schemeClr>
+    </cs:fontRef>
+    <cs:spPr>
+      <a:noFill/>
+      <a:ln w="9525" cap="flat" cmpd="sng" algn="ctr">
+        <a:solidFill>
+          <a:schemeClr val="tx1">
+            <a:lumMod val="15000"/>
+            <a:lumOff val="85000"/>
+          </a:schemeClr>
+        </a:solidFill>
+        <a:round/>
+      </a:ln>
+    </cs:spPr>
+    <cs:defRPr sz="900" kern="1200"/>
+  </cs:dataTable>
+  <cs:downBar>
+    <cs:lnRef idx="0"/>
+    <cs:fillRef idx="0"/>
+    <cs:effectRef idx="0"/>
+    <cs:fontRef idx="minor">
+      <a:schemeClr val="dk1"/>
+    </cs:fontRef>
+    <cs:spPr>
+      <a:solidFill>
+        <a:schemeClr val="dk1">
+          <a:lumMod val="65000"/>
+          <a:lumOff val="35000"/>
+        </a:schemeClr>
+      </a:solidFill>
+      <a:ln w="9525">
+        <a:solidFill>
+          <a:schemeClr val="tx1">
+            <a:lumMod val="65000"/>
+            <a:lumOff val="35000"/>
+          </a:schemeClr>
+        </a:solidFill>
+      </a:ln>
+    </cs:spPr>
+  </cs:downBar>
+  <cs:dropLine>
+    <cs:lnRef idx="0"/>
+    <cs:fillRef idx="0"/>
+    <cs:effectRef idx="0"/>
+    <cs:fontRef idx="minor">
+      <a:schemeClr val="tx1"/>
+    </cs:fontRef>
+    <cs:spPr>
+      <a:ln w="9525" cap="flat" cmpd="sng" algn="ctr">
+        <a:solidFill>
+          <a:schemeClr val="tx1">
+            <a:lumMod val="35000"/>
+            <a:lumOff val="65000"/>
+          </a:schemeClr>
+        </a:solidFill>
+        <a:round/>
+      </a:ln>
+    </cs:spPr>
+  </cs:dropLine>
+  <cs:errorBar>
+    <cs:lnRef idx="0"/>
+    <cs:fillRef idx="0"/>
+    <cs:effectRef idx="0"/>
+    <cs:fontRef idx="minor">
+      <a:schemeClr val="tx1"/>
+    </cs:fontRef>
+    <cs:spPr>
+      <a:ln w="9525" cap="flat" cmpd="sng" algn="ctr">
+        <a:solidFill>
+          <a:schemeClr val="tx1">
+            <a:lumMod val="65000"/>
+            <a:lumOff val="35000"/>
+          </a:schemeClr>
+        </a:solidFill>
+        <a:round/>
+      </a:ln>
+    </cs:spPr>
+  </cs:errorBar>
+  <cs:floor>
+    <cs:lnRef idx="0"/>
+    <cs:fillRef idx="0"/>
+    <cs:effectRef idx="0"/>
+    <cs:fontRef idx="minor">
+      <a:schemeClr val="tx1"/>
+    </cs:fontRef>
+    <cs:spPr>
+      <a:noFill/>
+      <a:ln>
+        <a:noFill/>
+      </a:ln>
+    </cs:spPr>
+  </cs:floor>
+  <cs:gridlineMajor>
+    <cs:lnRef idx="0"/>
+    <cs:fillRef idx="0"/>
+    <cs:effectRef idx="0"/>
+    <cs:fontRef idx="minor">
+      <a:schemeClr val="tx1"/>
+    </cs:fontRef>
+    <cs:spPr>
+      <a:ln w="9525" cap="flat" cmpd="sng" algn="ctr">
+        <a:solidFill>
+          <a:schemeClr val="tx1">
+            <a:lumMod val="15000"/>
+            <a:lumOff val="85000"/>
+          </a:schemeClr>
+        </a:solidFill>
+        <a:round/>
+      </a:ln>
+    </cs:spPr>
+  </cs:gridlineMajor>
+  <cs:gridlineMinor>
+    <cs:lnRef idx="0"/>
+    <cs:fillRef idx="0"/>
+    <cs:effectRef idx="0"/>
+    <cs:fontRef idx="minor">
+      <a:schemeClr val="tx1"/>
+    </cs:fontRef>
+    <cs:spPr>
+      <a:ln w="9525" cap="flat" cmpd="sng" algn="ctr">
+        <a:solidFill>
+          <a:schemeClr val="tx1">
+            <a:lumMod val="5000"/>
+            <a:lumOff val="95000"/>
+          </a:schemeClr>
+        </a:solidFill>
+        <a:round/>
+      </a:ln>
+    </cs:spPr>
+  </cs:gridlineMinor>
+  <cs:hiLoLine>
+    <cs:lnRef idx="0"/>
+    <cs:fillRef idx="0"/>
+    <cs:effectRef idx="0"/>
+    <cs:fontRef idx="minor">
+      <a:schemeClr val="tx1"/>
+    </cs:fontRef>
+    <cs:spPr>
+      <a:ln w="9525" cap="flat" cmpd="sng" algn="ctr">
+        <a:solidFill>
+          <a:schemeClr val="tx1">
+            <a:lumMod val="75000"/>
+            <a:lumOff val="25000"/>
+          </a:schemeClr>
+        </a:solidFill>
+        <a:round/>
+      </a:ln>
+    </cs:spPr>
+  </cs:hiLoLine>
+  <cs:leaderLine>
+    <cs:lnRef idx="0"/>
+    <cs:fillRef idx="0"/>
+    <cs:effectRef idx="0"/>
+    <cs:fontRef idx="minor">
+      <a:schemeClr val="tx1"/>
+    </cs:fontRef>
+    <cs:spPr>
+      <a:ln w="9525" cap="flat" cmpd="sng" algn="ctr">
+        <a:solidFill>
+          <a:schemeClr val="tx1">
+            <a:lumMod val="35000"/>
+            <a:lumOff val="65000"/>
+          </a:schemeClr>
+        </a:solidFill>
+        <a:round/>
+      </a:ln>
+    </cs:spPr>
+  </cs:leaderLine>
+  <cs:legend>
+    <cs:lnRef idx="0"/>
+    <cs:fillRef idx="0"/>
+    <cs:effectRef idx="0"/>
+    <cs:fontRef idx="minor">
+      <a:schemeClr val="tx1">
+        <a:lumMod val="65000"/>
+        <a:lumOff val="35000"/>
+      </a:schemeClr>
+    </cs:fontRef>
+    <cs:defRPr sz="900" kern="1200"/>
+  </cs:legend>
+  <cs:plotArea mods="allowNoFillOverride allowNoLineOverride">
+    <cs:lnRef idx="0"/>
+    <cs:fillRef idx="0"/>
+    <cs:effectRef idx="0"/>
+    <cs:fontRef idx="minor">
+      <a:schemeClr val="tx1"/>
+    </cs:fontRef>
+  </cs:plotArea>
+  <cs:plotArea3D mods="allowNoFillOverride allowNoLineOverride">
+    <cs:lnRef idx="0"/>
+    <cs:fillRef idx="0"/>
+    <cs:effectRef idx="0"/>
+    <cs:fontRef idx="minor">
+      <a:schemeClr val="tx1"/>
+    </cs:fontRef>
+  </cs:plotArea3D>
+  <cs:seriesAxis>
+    <cs:lnRef idx="0"/>
+    <cs:fillRef idx="0"/>
+    <cs:effectRef idx="0"/>
+    <cs:fontRef idx="minor">
+      <a:schemeClr val="tx1">
+        <a:lumMod val="65000"/>
+        <a:lumOff val="35000"/>
+      </a:schemeClr>
+    </cs:fontRef>
+    <cs:defRPr sz="900" kern="1200"/>
+  </cs:seriesAxis>
+  <cs:seriesLine>
+    <cs:lnRef idx="0"/>
+    <cs:fillRef idx="0"/>
+    <cs:effectRef idx="0"/>
+    <cs:fontRef idx="minor">
+      <a:schemeClr val="tx1"/>
+    </cs:fontRef>
+    <cs:spPr>
+      <a:ln w="9525" cap="flat" cmpd="sng" algn="ctr">
+        <a:solidFill>
+          <a:schemeClr val="tx1">
+            <a:lumMod val="35000"/>
+            <a:lumOff val="65000"/>
+          </a:schemeClr>
+        </a:solidFill>
+        <a:round/>
+      </a:ln>
+    </cs:spPr>
+  </cs:seriesLine>
+  <cs:title>
+    <cs:lnRef idx="0"/>
+    <cs:fillRef idx="0"/>
+    <cs:effectRef idx="0"/>
+    <cs:fontRef idx="minor">
+      <a:schemeClr val="tx1">
+        <a:lumMod val="65000"/>
+        <a:lumOff val="35000"/>
+      </a:schemeClr>
+    </cs:fontRef>
+    <cs:defRPr sz="1400" b="0" kern="1200" spc="0" baseline="0"/>
+  </cs:title>
+  <cs:trendline>
+    <cs:lnRef idx="0">
+      <cs:styleClr val="auto"/>
+    </cs:lnRef>
+    <cs:fillRef idx="0"/>
+    <cs:effectRef idx="0"/>
+    <cs:fontRef idx="minor">
+      <a:schemeClr val="tx1"/>
+    </cs:fontRef>
+    <cs:spPr>
+      <a:ln w="19050" cap="rnd">
+        <a:solidFill>
+          <a:schemeClr val="phClr"/>
+        </a:solidFill>
+        <a:prstDash val="sysDot"/>
+      </a:ln>
+    </cs:spPr>
+  </cs:trendline>
+  <cs:trendlineLabel>
+    <cs:lnRef idx="0"/>
+    <cs:fillRef idx="0"/>
+    <cs:effectRef idx="0"/>
+    <cs:fontRef idx="minor">
+      <a:schemeClr val="tx1">
+        <a:lumMod val="65000"/>
+        <a:lumOff val="35000"/>
+      </a:schemeClr>
+    </cs:fontRef>
+    <cs:defRPr sz="900" kern="1200"/>
+  </cs:trendlineLabel>
+  <cs:upBar>
+    <cs:lnRef idx="0"/>
+    <cs:fillRef idx="0"/>
+    <cs:effectRef idx="0"/>
+    <cs:fontRef idx="minor">
+      <a:schemeClr val="dk1"/>
+    </cs:fontRef>
+    <cs:spPr>
+      <a:solidFill>
+        <a:schemeClr val="lt1"/>
+      </a:solidFill>
+      <a:ln w="9525">
+        <a:solidFill>
+          <a:schemeClr val="tx1">
+            <a:lumMod val="15000"/>
+            <a:lumOff val="85000"/>
+          </a:schemeClr>
+        </a:solidFill>
+      </a:ln>
+    </cs:spPr>
+  </cs:upBar>
+  <cs:valueAxis>
+    <cs:lnRef idx="0"/>
+    <cs:fillRef idx="0"/>
+    <cs:effectRef idx="0"/>
+    <cs:fontRef idx="minor">
+      <a:schemeClr val="tx1">
+        <a:lumMod val="65000"/>
+        <a:lumOff val="35000"/>
+      </a:schemeClr>
+    </cs:fontRef>
+    <cs:defRPr sz="900" kern="1200"/>
+  </cs:valueAxis>
+  <cs:wall>
+    <cs:lnRef idx="0"/>
+    <cs:fillRef idx="0"/>
+    <cs:effectRef idx="0"/>
+    <cs:fontRef idx="minor">
+      <a:schemeClr val="tx1"/>
+    </cs:fontRef>
+    <cs:spPr>
+      <a:noFill/>
+      <a:ln>
+        <a:noFill/>
+      </a:ln>
+    </cs:spPr>
+  </cs:wall>
+</cs:chartStyle>
+</file>
+
 <file path=word/theme/theme1.xml><?xml version="1.0" encoding="utf-8"?>
 <a:theme xmlns:a="http://schemas.openxmlformats.org/drawingml/2006/main" name="Office">
   <a:themeElements>
